--- a/AgriFlow_AI_Project_Report.docx
+++ b/AgriFlow_AI_Project_Report.docx
@@ -402,7 +402,23 @@
         <w:jc w:val="both"/>
       </w:pPr>
       <w:r>
-        <w:t>I express my sincere gratitude to my project supervisor, Dr. Adeolu Obamehinti, for the guidance, patience, and constructive criticism that shaped this work. I am grateful to the Head and entire staff of the Department of Computer Science, Olusegun Agagu University of Science and Technology, Okitipupa, for the knowledge imparted throughout my programme. I also thank my family and friends for their unwavering support. Above all, I give thanks to Almighty God for His grace and strength.</w:t>
+        <w:t>I express my sincere gratitude to my project supervisor, Dr. Adeolu Obamehinti, for the guidance, patience, and constructive criticism that shaped this work. I am grateful to the Head and entire staff of the Department of Computer Science, Olusegun Agagu University of Science and Technology, Okitipupa, for the knowledge imparted throughout my programme.</w:t>
+      </w:r>
+    </w:p>
+    <w:p>
+      <w:pPr>
+        <w:jc w:val="both"/>
+      </w:pPr>
+      <w:r>
+        <w:t>Special appreciation goes to Daniel Atere (Senpai Dark), whose expert guidance, mentorship, and technical direction were instrumental in the successful completion of this project. His deep insights into software architecture and development significantly contributed to the quality of the work.</w:t>
+      </w:r>
+    </w:p>
+    <w:p>
+      <w:pPr>
+        <w:jc w:val="both"/>
+      </w:pPr>
+      <w:r>
+        <w:t>I also thank my family and friends for their unwavering support. Above all, I give thanks to Almighty God for His grace and strength.</w:t>
       </w:r>
     </w:p>
     <w:p>
@@ -480,6 +496,14 @@
         <w:jc w:val="both"/>
       </w:pPr>
       <w:r>
+        <w:t>Figure 2.1: Comparison of Existing Systems by Capability</w:t>
+      </w:r>
+    </w:p>
+    <w:p>
+      <w:pPr>
+        <w:jc w:val="both"/>
+      </w:pPr>
+      <w:r>
         <w:t>Figure 3.1: System Architecture of the AgriFlow AI Platform</w:t>
       </w:r>
     </w:p>
@@ -593,6 +617,14 @@
         <w:jc w:val="both"/>
       </w:pPr>
       <w:r>
+        <w:t>Table 2.1: Comparison of Existing Systems by Capability</w:t>
+      </w:r>
+    </w:p>
+    <w:p>
+      <w:pPr>
+        <w:jc w:val="both"/>
+      </w:pPr>
+      <w:r>
         <w:t>Table 3.1: Software Development Tools and Technologies</w:t>
       </w:r>
     </w:p>
@@ -609,7 +641,31 @@
         <w:jc w:val="both"/>
       </w:pPr>
       <w:r>
-        <w:t>Table 4.1: Summary of Test Cases and Results</w:t>
+        <w:t>Table 3.3: Functional Requirements Specification</w:t>
+      </w:r>
+    </w:p>
+    <w:p>
+      <w:pPr>
+        <w:jc w:val="both"/>
+      </w:pPr>
+      <w:r>
+        <w:t>Table 3.4: Non-Functional Requirements Specification</w:t>
+      </w:r>
+    </w:p>
+    <w:p>
+      <w:pPr>
+        <w:jc w:val="both"/>
+      </w:pPr>
+      <w:r>
+        <w:t>Table 4.1: Interface Features by Screen</w:t>
+      </w:r>
+    </w:p>
+    <w:p>
+      <w:pPr>
+        <w:jc w:val="both"/>
+      </w:pPr>
+      <w:r>
+        <w:t>Table 4.2: Summary of Test Cases and Results</w:t>
       </w:r>
     </w:p>
     <w:p>
@@ -1794,6 +1850,706 @@
     </w:p>
     <w:p>
       <w:pPr>
+        <w:pStyle w:val="Heading3"/>
+      </w:pPr>
+      <w:r>
+        <w:t>2.7.6 Comparative Analysis</w:t>
+      </w:r>
+    </w:p>
+    <w:p>
+      <w:pPr>
+        <w:jc w:val="both"/>
+      </w:pPr>
+      <w:r>
+        <w:t>Table 2.1 presents a comparative analysis of the reviewed platforms alongside the proposed AgriFlow AI system. The comparison evaluates each platform against the key capabilities identified in the literature: multi-role support, marketplace functionality, delivery scheduling, demand forecasting, shelf-life tracking, and artificial-intelligence assistance.</w:t>
+      </w:r>
+    </w:p>
+    <w:p>
+      <w:pPr>
+        <w:jc w:val="center"/>
+      </w:pPr>
+      <w:r>
+        <w:rPr>
+          <w:i/>
+        </w:rPr>
+        <w:t>Table 2.1: Comparison of Existing Systems by Capability</w:t>
+      </w:r>
+    </w:p>
+    <w:tbl>
+      <w:tblPr>
+        <w:tblStyle w:val="TableGrid"/>
+        <w:tblW w:type="auto" w:w="0"/>
+        <w:jc w:val="center"/>
+        <w:tblLook w:firstColumn="1" w:firstRow="1" w:lastColumn="0" w:lastRow="0" w:noHBand="0" w:noVBand="1" w:val="04A0"/>
+      </w:tblPr>
+      <w:tblGrid>
+        <w:gridCol w:w="1370"/>
+        <w:gridCol w:w="1370"/>
+        <w:gridCol w:w="1370"/>
+        <w:gridCol w:w="1370"/>
+        <w:gridCol w:w="1370"/>
+        <w:gridCol w:w="1370"/>
+      </w:tblGrid>
+      <w:tr>
+        <w:tc>
+          <w:tcPr>
+            <w:tcW w:type="dxa" w:w="1370"/>
+          </w:tcPr>
+          <w:p>
+            <w:pPr>
+              <w:jc w:val="center"/>
+            </w:pPr>
+            <w:r/>
+            <w:r>
+              <w:rPr>
+                <w:b/>
+                <w:sz w:val="18"/>
+              </w:rPr>
+              <w:t>Platform</w:t>
+            </w:r>
+          </w:p>
+        </w:tc>
+        <w:tc>
+          <w:tcPr>
+            <w:tcW w:type="dxa" w:w="1370"/>
+          </w:tcPr>
+          <w:p>
+            <w:pPr>
+              <w:jc w:val="center"/>
+            </w:pPr>
+            <w:r/>
+            <w:r>
+              <w:rPr>
+                <w:b/>
+                <w:sz w:val="18"/>
+              </w:rPr>
+              <w:t>Multi-Role</w:t>
+            </w:r>
+          </w:p>
+        </w:tc>
+        <w:tc>
+          <w:tcPr>
+            <w:tcW w:type="dxa" w:w="1370"/>
+          </w:tcPr>
+          <w:p>
+            <w:pPr>
+              <w:jc w:val="center"/>
+            </w:pPr>
+            <w:r/>
+            <w:r>
+              <w:rPr>
+                <w:b/>
+                <w:sz w:val="18"/>
+              </w:rPr>
+              <w:t>Marketplace</w:t>
+            </w:r>
+          </w:p>
+        </w:tc>
+        <w:tc>
+          <w:tcPr>
+            <w:tcW w:type="dxa" w:w="1370"/>
+          </w:tcPr>
+          <w:p>
+            <w:pPr>
+              <w:jc w:val="center"/>
+            </w:pPr>
+            <w:r/>
+            <w:r>
+              <w:rPr>
+                <w:b/>
+                <w:sz w:val="18"/>
+              </w:rPr>
+              <w:t>Scheduling</w:t>
+            </w:r>
+          </w:p>
+        </w:tc>
+        <w:tc>
+          <w:tcPr>
+            <w:tcW w:type="dxa" w:w="1370"/>
+          </w:tcPr>
+          <w:p>
+            <w:pPr>
+              <w:jc w:val="center"/>
+            </w:pPr>
+            <w:r/>
+            <w:r>
+              <w:rPr>
+                <w:b/>
+                <w:sz w:val="18"/>
+              </w:rPr>
+              <w:t>Forecasting</w:t>
+            </w:r>
+          </w:p>
+        </w:tc>
+        <w:tc>
+          <w:tcPr>
+            <w:tcW w:type="dxa" w:w="1370"/>
+          </w:tcPr>
+          <w:p>
+            <w:pPr>
+              <w:jc w:val="center"/>
+            </w:pPr>
+            <w:r/>
+            <w:r>
+              <w:rPr>
+                <w:b/>
+                <w:sz w:val="18"/>
+              </w:rPr>
+              <w:t>AI Assistant</w:t>
+            </w:r>
+          </w:p>
+        </w:tc>
+      </w:tr>
+      <w:tr>
+        <w:tc>
+          <w:tcPr>
+            <w:tcW w:type="dxa" w:w="1370"/>
+          </w:tcPr>
+          <w:p>
+            <w:pPr>
+              <w:jc w:val="center"/>
+            </w:pPr>
+            <w:r/>
+            <w:r>
+              <w:rPr>
+                <w:sz w:val="18"/>
+              </w:rPr>
+              <w:t>Twiga Foods</w:t>
+            </w:r>
+          </w:p>
+        </w:tc>
+        <w:tc>
+          <w:tcPr>
+            <w:tcW w:type="dxa" w:w="1370"/>
+          </w:tcPr>
+          <w:p>
+            <w:pPr>
+              <w:jc w:val="center"/>
+            </w:pPr>
+            <w:r/>
+            <w:r>
+              <w:rPr>
+                <w:sz w:val="18"/>
+              </w:rPr>
+              <w:t>Partial</w:t>
+            </w:r>
+          </w:p>
+        </w:tc>
+        <w:tc>
+          <w:tcPr>
+            <w:tcW w:type="dxa" w:w="1370"/>
+          </w:tcPr>
+          <w:p>
+            <w:pPr>
+              <w:jc w:val="center"/>
+            </w:pPr>
+            <w:r/>
+            <w:r>
+              <w:rPr>
+                <w:sz w:val="18"/>
+              </w:rPr>
+              <w:t>Yes</w:t>
+            </w:r>
+          </w:p>
+        </w:tc>
+        <w:tc>
+          <w:tcPr>
+            <w:tcW w:type="dxa" w:w="1370"/>
+          </w:tcPr>
+          <w:p>
+            <w:pPr>
+              <w:jc w:val="center"/>
+            </w:pPr>
+            <w:r/>
+            <w:r>
+              <w:rPr>
+                <w:sz w:val="18"/>
+              </w:rPr>
+              <w:t>Yes</w:t>
+            </w:r>
+          </w:p>
+        </w:tc>
+        <w:tc>
+          <w:tcPr>
+            <w:tcW w:type="dxa" w:w="1370"/>
+          </w:tcPr>
+          <w:p>
+            <w:pPr>
+              <w:jc w:val="center"/>
+            </w:pPr>
+            <w:r/>
+            <w:r>
+              <w:rPr>
+                <w:sz w:val="18"/>
+              </w:rPr>
+              <w:t>No</w:t>
+            </w:r>
+          </w:p>
+        </w:tc>
+        <w:tc>
+          <w:tcPr>
+            <w:tcW w:type="dxa" w:w="1370"/>
+          </w:tcPr>
+          <w:p>
+            <w:pPr>
+              <w:jc w:val="center"/>
+            </w:pPr>
+            <w:r/>
+            <w:r>
+              <w:rPr>
+                <w:sz w:val="18"/>
+              </w:rPr>
+              <w:t>No</w:t>
+            </w:r>
+          </w:p>
+        </w:tc>
+      </w:tr>
+      <w:tr>
+        <w:tc>
+          <w:tcPr>
+            <w:tcW w:type="dxa" w:w="1370"/>
+          </w:tcPr>
+          <w:p>
+            <w:pPr>
+              <w:jc w:val="center"/>
+            </w:pPr>
+            <w:r/>
+            <w:r>
+              <w:rPr>
+                <w:sz w:val="18"/>
+              </w:rPr>
+              <w:t>FarmCrowdy</w:t>
+            </w:r>
+          </w:p>
+        </w:tc>
+        <w:tc>
+          <w:tcPr>
+            <w:tcW w:type="dxa" w:w="1370"/>
+          </w:tcPr>
+          <w:p>
+            <w:pPr>
+              <w:jc w:val="center"/>
+            </w:pPr>
+            <w:r/>
+            <w:r>
+              <w:rPr>
+                <w:sz w:val="18"/>
+              </w:rPr>
+              <w:t>Partial</w:t>
+            </w:r>
+          </w:p>
+        </w:tc>
+        <w:tc>
+          <w:tcPr>
+            <w:tcW w:type="dxa" w:w="1370"/>
+          </w:tcPr>
+          <w:p>
+            <w:pPr>
+              <w:jc w:val="center"/>
+            </w:pPr>
+            <w:r/>
+            <w:r>
+              <w:rPr>
+                <w:sz w:val="18"/>
+              </w:rPr>
+              <w:t>Yes</w:t>
+            </w:r>
+          </w:p>
+        </w:tc>
+        <w:tc>
+          <w:tcPr>
+            <w:tcW w:type="dxa" w:w="1370"/>
+          </w:tcPr>
+          <w:p>
+            <w:pPr>
+              <w:jc w:val="center"/>
+            </w:pPr>
+            <w:r/>
+            <w:r>
+              <w:rPr>
+                <w:sz w:val="18"/>
+              </w:rPr>
+              <w:t>No</w:t>
+            </w:r>
+          </w:p>
+        </w:tc>
+        <w:tc>
+          <w:tcPr>
+            <w:tcW w:type="dxa" w:w="1370"/>
+          </w:tcPr>
+          <w:p>
+            <w:pPr>
+              <w:jc w:val="center"/>
+            </w:pPr>
+            <w:r/>
+            <w:r>
+              <w:rPr>
+                <w:sz w:val="18"/>
+              </w:rPr>
+              <w:t>Limited</w:t>
+            </w:r>
+          </w:p>
+        </w:tc>
+        <w:tc>
+          <w:tcPr>
+            <w:tcW w:type="dxa" w:w="1370"/>
+          </w:tcPr>
+          <w:p>
+            <w:pPr>
+              <w:jc w:val="center"/>
+            </w:pPr>
+            <w:r/>
+            <w:r>
+              <w:rPr>
+                <w:sz w:val="18"/>
+              </w:rPr>
+              <w:t>No</w:t>
+            </w:r>
+          </w:p>
+        </w:tc>
+      </w:tr>
+      <w:tr>
+        <w:tc>
+          <w:tcPr>
+            <w:tcW w:type="dxa" w:w="1370"/>
+          </w:tcPr>
+          <w:p>
+            <w:pPr>
+              <w:jc w:val="center"/>
+            </w:pPr>
+            <w:r/>
+            <w:r>
+              <w:rPr>
+                <w:sz w:val="18"/>
+              </w:rPr>
+              <w:t>ERP Modules</w:t>
+            </w:r>
+          </w:p>
+        </w:tc>
+        <w:tc>
+          <w:tcPr>
+            <w:tcW w:type="dxa" w:w="1370"/>
+          </w:tcPr>
+          <w:p>
+            <w:pPr>
+              <w:jc w:val="center"/>
+            </w:pPr>
+            <w:r/>
+            <w:r>
+              <w:rPr>
+                <w:sz w:val="18"/>
+              </w:rPr>
+              <w:t>Yes</w:t>
+            </w:r>
+          </w:p>
+        </w:tc>
+        <w:tc>
+          <w:tcPr>
+            <w:tcW w:type="dxa" w:w="1370"/>
+          </w:tcPr>
+          <w:p>
+            <w:pPr>
+              <w:jc w:val="center"/>
+            </w:pPr>
+            <w:r/>
+            <w:r>
+              <w:rPr>
+                <w:sz w:val="18"/>
+              </w:rPr>
+              <w:t>Yes</w:t>
+            </w:r>
+          </w:p>
+        </w:tc>
+        <w:tc>
+          <w:tcPr>
+            <w:tcW w:type="dxa" w:w="1370"/>
+          </w:tcPr>
+          <w:p>
+            <w:pPr>
+              <w:jc w:val="center"/>
+            </w:pPr>
+            <w:r/>
+            <w:r>
+              <w:rPr>
+                <w:sz w:val="18"/>
+              </w:rPr>
+              <w:t>Yes</w:t>
+            </w:r>
+          </w:p>
+        </w:tc>
+        <w:tc>
+          <w:tcPr>
+            <w:tcW w:type="dxa" w:w="1370"/>
+          </w:tcPr>
+          <w:p>
+            <w:pPr>
+              <w:jc w:val="center"/>
+            </w:pPr>
+            <w:r/>
+            <w:r>
+              <w:rPr>
+                <w:sz w:val="18"/>
+              </w:rPr>
+              <w:t>Yes</w:t>
+            </w:r>
+          </w:p>
+        </w:tc>
+        <w:tc>
+          <w:tcPr>
+            <w:tcW w:type="dxa" w:w="1370"/>
+          </w:tcPr>
+          <w:p>
+            <w:pPr>
+              <w:jc w:val="center"/>
+            </w:pPr>
+            <w:r/>
+            <w:r>
+              <w:rPr>
+                <w:sz w:val="18"/>
+              </w:rPr>
+              <w:t>No</w:t>
+            </w:r>
+          </w:p>
+        </w:tc>
+      </w:tr>
+      <w:tr>
+        <w:tc>
+          <w:tcPr>
+            <w:tcW w:type="dxa" w:w="1370"/>
+          </w:tcPr>
+          <w:p>
+            <w:pPr>
+              <w:jc w:val="center"/>
+            </w:pPr>
+            <w:r/>
+            <w:r>
+              <w:rPr>
+                <w:sz w:val="18"/>
+              </w:rPr>
+              <w:t>Marketplace Apps</w:t>
+            </w:r>
+          </w:p>
+        </w:tc>
+        <w:tc>
+          <w:tcPr>
+            <w:tcW w:type="dxa" w:w="1370"/>
+          </w:tcPr>
+          <w:p>
+            <w:pPr>
+              <w:jc w:val="center"/>
+            </w:pPr>
+            <w:r/>
+            <w:r>
+              <w:rPr>
+                <w:sz w:val="18"/>
+              </w:rPr>
+              <w:t>No</w:t>
+            </w:r>
+          </w:p>
+        </w:tc>
+        <w:tc>
+          <w:tcPr>
+            <w:tcW w:type="dxa" w:w="1370"/>
+          </w:tcPr>
+          <w:p>
+            <w:pPr>
+              <w:jc w:val="center"/>
+            </w:pPr>
+            <w:r/>
+            <w:r>
+              <w:rPr>
+                <w:sz w:val="18"/>
+              </w:rPr>
+              <w:t>Yes</w:t>
+            </w:r>
+          </w:p>
+        </w:tc>
+        <w:tc>
+          <w:tcPr>
+            <w:tcW w:type="dxa" w:w="1370"/>
+          </w:tcPr>
+          <w:p>
+            <w:pPr>
+              <w:jc w:val="center"/>
+            </w:pPr>
+            <w:r/>
+            <w:r>
+              <w:rPr>
+                <w:sz w:val="18"/>
+              </w:rPr>
+              <w:t>No</w:t>
+            </w:r>
+          </w:p>
+        </w:tc>
+        <w:tc>
+          <w:tcPr>
+            <w:tcW w:type="dxa" w:w="1370"/>
+          </w:tcPr>
+          <w:p>
+            <w:pPr>
+              <w:jc w:val="center"/>
+            </w:pPr>
+            <w:r/>
+            <w:r>
+              <w:rPr>
+                <w:sz w:val="18"/>
+              </w:rPr>
+              <w:t>No</w:t>
+            </w:r>
+          </w:p>
+        </w:tc>
+        <w:tc>
+          <w:tcPr>
+            <w:tcW w:type="dxa" w:w="1370"/>
+          </w:tcPr>
+          <w:p>
+            <w:pPr>
+              <w:jc w:val="center"/>
+            </w:pPr>
+            <w:r/>
+            <w:r>
+              <w:rPr>
+                <w:sz w:val="18"/>
+              </w:rPr>
+              <w:t>No</w:t>
+            </w:r>
+          </w:p>
+        </w:tc>
+      </w:tr>
+      <w:tr>
+        <w:tc>
+          <w:tcPr>
+            <w:tcW w:type="dxa" w:w="1370"/>
+          </w:tcPr>
+          <w:p>
+            <w:pPr>
+              <w:jc w:val="center"/>
+            </w:pPr>
+            <w:r/>
+            <w:r>
+              <w:rPr>
+                <w:sz w:val="18"/>
+              </w:rPr>
+              <w:t>AgriFlow AI</w:t>
+            </w:r>
+          </w:p>
+        </w:tc>
+        <w:tc>
+          <w:tcPr>
+            <w:tcW w:type="dxa" w:w="1370"/>
+          </w:tcPr>
+          <w:p>
+            <w:pPr>
+              <w:jc w:val="center"/>
+            </w:pPr>
+            <w:r/>
+            <w:r>
+              <w:rPr>
+                <w:sz w:val="18"/>
+              </w:rPr>
+              <w:t>Yes</w:t>
+            </w:r>
+          </w:p>
+        </w:tc>
+        <w:tc>
+          <w:tcPr>
+            <w:tcW w:type="dxa" w:w="1370"/>
+          </w:tcPr>
+          <w:p>
+            <w:pPr>
+              <w:jc w:val="center"/>
+            </w:pPr>
+            <w:r/>
+            <w:r>
+              <w:rPr>
+                <w:sz w:val="18"/>
+              </w:rPr>
+              <w:t>Yes</w:t>
+            </w:r>
+          </w:p>
+        </w:tc>
+        <w:tc>
+          <w:tcPr>
+            <w:tcW w:type="dxa" w:w="1370"/>
+          </w:tcPr>
+          <w:p>
+            <w:pPr>
+              <w:jc w:val="center"/>
+            </w:pPr>
+            <w:r/>
+            <w:r>
+              <w:rPr>
+                <w:sz w:val="18"/>
+              </w:rPr>
+              <w:t>Yes</w:t>
+            </w:r>
+          </w:p>
+        </w:tc>
+        <w:tc>
+          <w:tcPr>
+            <w:tcW w:type="dxa" w:w="1370"/>
+          </w:tcPr>
+          <w:p>
+            <w:pPr>
+              <w:jc w:val="center"/>
+            </w:pPr>
+            <w:r/>
+            <w:r>
+              <w:rPr>
+                <w:sz w:val="18"/>
+              </w:rPr>
+              <w:t>Yes</w:t>
+            </w:r>
+          </w:p>
+        </w:tc>
+        <w:tc>
+          <w:tcPr>
+            <w:tcW w:type="dxa" w:w="1370"/>
+          </w:tcPr>
+          <w:p>
+            <w:pPr>
+              <w:jc w:val="center"/>
+            </w:pPr>
+            <w:r/>
+            <w:r>
+              <w:rPr>
+                <w:sz w:val="18"/>
+              </w:rPr>
+              <w:t>Yes</w:t>
+            </w:r>
+          </w:p>
+        </w:tc>
+      </w:tr>
+    </w:tbl>
+    <w:p>
+      <w:pPr>
+        <w:jc w:val="both"/>
+      </w:pPr>
+      <w:r>
+        <w:t>As shown in Table 2.1, the proposed AgriFlow AI platform is the only system that combines all six capabilities in a single integrated platform, addressing the gaps identified in the literature.</w:t>
+      </w:r>
+    </w:p>
+    <w:p>
+      <w:pPr>
+        <w:jc w:val="both"/>
+      </w:pPr>
+      <w:r>
+        <w:t>Figure 2.1 provides a visual summary of how each platform maps to the six key capabilities.</w:t>
+      </w:r>
+    </w:p>
+    <w:p>
+      <w:pPr>
+        <w:jc w:val="center"/>
+      </w:pPr>
+      <w:r>
+        <w:rPr>
+          <w:i/>
+        </w:rPr>
+        <w:t>Figure 2.1: Comparison of Existing Systems by Capability</w:t>
+      </w:r>
+    </w:p>
+    <w:p>
+      <w:pPr>
         <w:pStyle w:val="Heading2"/>
       </w:pPr>
       <w:r>
@@ -2032,7 +2788,1063 @@
         <w:pStyle w:val="Heading2"/>
       </w:pPr>
       <w:r>
-        <w:t>3.4 System Architecture</w:t>
+        <w:t>3.4 Requirements Specification</w:t>
+      </w:r>
+    </w:p>
+    <w:p>
+      <w:pPr>
+        <w:jc w:val="both"/>
+      </w:pPr>
+      <w:r>
+        <w:t>The system requirements were categorised into functional and non-functional requirements. Functional requirements define the core operations the platform must perform, while non-functional requirements specify the quality attributes of the system.</w:t>
+      </w:r>
+    </w:p>
+    <w:p>
+      <w:pPr>
+        <w:pStyle w:val="Heading3"/>
+      </w:pPr>
+      <w:r>
+        <w:t>3.4.1 Functional Requirements</w:t>
+      </w:r>
+    </w:p>
+    <w:p>
+      <w:pPr>
+        <w:jc w:val="both"/>
+      </w:pPr>
+      <w:r>
+        <w:t>Table 3.3 lists the functional requirements of the AgriFlow AI platform, specifying the operations the system must support for each functional area.</w:t>
+      </w:r>
+    </w:p>
+    <w:p>
+      <w:pPr>
+        <w:jc w:val="center"/>
+      </w:pPr>
+      <w:r>
+        <w:rPr>
+          <w:i/>
+        </w:rPr>
+        <w:t>Table 3.3: Functional Requirements Specification</w:t>
+      </w:r>
+    </w:p>
+    <w:tbl>
+      <w:tblPr>
+        <w:tblStyle w:val="TableGrid"/>
+        <w:tblW w:type="auto" w:w="0"/>
+        <w:jc w:val="center"/>
+        <w:tblLook w:firstColumn="1" w:firstRow="1" w:lastColumn="0" w:lastRow="0" w:noHBand="0" w:noVBand="1" w:val="04A0"/>
+      </w:tblPr>
+      <w:tblGrid>
+        <w:gridCol w:w="2740"/>
+        <w:gridCol w:w="2740"/>
+        <w:gridCol w:w="2740"/>
+      </w:tblGrid>
+      <w:tr>
+        <w:tc>
+          <w:tcPr>
+            <w:tcW w:type="dxa" w:w="2740"/>
+          </w:tcPr>
+          <w:p>
+            <w:pPr>
+              <w:jc w:val="center"/>
+            </w:pPr>
+            <w:r/>
+            <w:r>
+              <w:rPr>
+                <w:b/>
+                <w:sz w:val="18"/>
+              </w:rPr>
+              <w:t>ID</w:t>
+            </w:r>
+          </w:p>
+        </w:tc>
+        <w:tc>
+          <w:tcPr>
+            <w:tcW w:type="dxa" w:w="2740"/>
+          </w:tcPr>
+          <w:p>
+            <w:pPr>
+              <w:jc w:val="center"/>
+            </w:pPr>
+            <w:r/>
+            <w:r>
+              <w:rPr>
+                <w:b/>
+                <w:sz w:val="18"/>
+              </w:rPr>
+              <w:t>Requirement</w:t>
+            </w:r>
+          </w:p>
+        </w:tc>
+        <w:tc>
+          <w:tcPr>
+            <w:tcW w:type="dxa" w:w="2740"/>
+          </w:tcPr>
+          <w:p>
+            <w:pPr>
+              <w:jc w:val="center"/>
+            </w:pPr>
+            <w:r/>
+            <w:r>
+              <w:rPr>
+                <w:b/>
+                <w:sz w:val="18"/>
+              </w:rPr>
+              <w:t>Module</w:t>
+            </w:r>
+          </w:p>
+        </w:tc>
+      </w:tr>
+      <w:tr>
+        <w:tc>
+          <w:tcPr>
+            <w:tcW w:type="dxa" w:w="2740"/>
+          </w:tcPr>
+          <w:p>
+            <w:pPr>
+              <w:jc w:val="center"/>
+            </w:pPr>
+            <w:r/>
+            <w:r>
+              <w:rPr>
+                <w:sz w:val="18"/>
+              </w:rPr>
+              <w:t>FR-01</w:t>
+            </w:r>
+          </w:p>
+        </w:tc>
+        <w:tc>
+          <w:tcPr>
+            <w:tcW w:type="dxa" w:w="2740"/>
+          </w:tcPr>
+          <w:p>
+            <w:pPr>
+              <w:jc w:val="left"/>
+            </w:pPr>
+            <w:r/>
+            <w:r>
+              <w:rPr>
+                <w:sz w:val="18"/>
+              </w:rPr>
+              <w:t>Users shall register and log in with role-based access</w:t>
+            </w:r>
+          </w:p>
+        </w:tc>
+        <w:tc>
+          <w:tcPr>
+            <w:tcW w:type="dxa" w:w="2740"/>
+          </w:tcPr>
+          <w:p>
+            <w:pPr>
+              <w:jc w:val="center"/>
+            </w:pPr>
+            <w:r/>
+            <w:r>
+              <w:rPr>
+                <w:sz w:val="18"/>
+              </w:rPr>
+              <w:t>Auth</w:t>
+            </w:r>
+          </w:p>
+        </w:tc>
+      </w:tr>
+      <w:tr>
+        <w:tc>
+          <w:tcPr>
+            <w:tcW w:type="dxa" w:w="2740"/>
+          </w:tcPr>
+          <w:p>
+            <w:pPr>
+              <w:jc w:val="center"/>
+            </w:pPr>
+            <w:r/>
+            <w:r>
+              <w:rPr>
+                <w:sz w:val="18"/>
+              </w:rPr>
+              <w:t>FR-02</w:t>
+            </w:r>
+          </w:p>
+        </w:tc>
+        <w:tc>
+          <w:tcPr>
+            <w:tcW w:type="dxa" w:w="2740"/>
+          </w:tcPr>
+          <w:p>
+            <w:pPr>
+              <w:jc w:val="left"/>
+            </w:pPr>
+            <w:r/>
+            <w:r>
+              <w:rPr>
+                <w:sz w:val="18"/>
+              </w:rPr>
+              <w:t>Farmers shall create, update, and view crops</w:t>
+            </w:r>
+          </w:p>
+        </w:tc>
+        <w:tc>
+          <w:tcPr>
+            <w:tcW w:type="dxa" w:w="2740"/>
+          </w:tcPr>
+          <w:p>
+            <w:pPr>
+              <w:jc w:val="center"/>
+            </w:pPr>
+            <w:r/>
+            <w:r>
+              <w:rPr>
+                <w:sz w:val="18"/>
+              </w:rPr>
+              <w:t>Farm</w:t>
+            </w:r>
+          </w:p>
+        </w:tc>
+      </w:tr>
+      <w:tr>
+        <w:tc>
+          <w:tcPr>
+            <w:tcW w:type="dxa" w:w="2740"/>
+          </w:tcPr>
+          <w:p>
+            <w:pPr>
+              <w:jc w:val="center"/>
+            </w:pPr>
+            <w:r/>
+            <w:r>
+              <w:rPr>
+                <w:sz w:val="18"/>
+              </w:rPr>
+              <w:t>FR-03</w:t>
+            </w:r>
+          </w:p>
+        </w:tc>
+        <w:tc>
+          <w:tcPr>
+            <w:tcW w:type="dxa" w:w="2740"/>
+          </w:tcPr>
+          <w:p>
+            <w:pPr>
+              <w:jc w:val="left"/>
+            </w:pPr>
+            <w:r/>
+            <w:r>
+              <w:rPr>
+                <w:sz w:val="18"/>
+              </w:rPr>
+              <w:t>Farmers shall record harvests with pricing and grade</w:t>
+            </w:r>
+          </w:p>
+        </w:tc>
+        <w:tc>
+          <w:tcPr>
+            <w:tcW w:type="dxa" w:w="2740"/>
+          </w:tcPr>
+          <w:p>
+            <w:pPr>
+              <w:jc w:val="center"/>
+            </w:pPr>
+            <w:r/>
+            <w:r>
+              <w:rPr>
+                <w:sz w:val="18"/>
+              </w:rPr>
+              <w:t>Farm</w:t>
+            </w:r>
+          </w:p>
+        </w:tc>
+      </w:tr>
+      <w:tr>
+        <w:tc>
+          <w:tcPr>
+            <w:tcW w:type="dxa" w:w="2740"/>
+          </w:tcPr>
+          <w:p>
+            <w:pPr>
+              <w:jc w:val="center"/>
+            </w:pPr>
+            <w:r/>
+            <w:r>
+              <w:rPr>
+                <w:sz w:val="18"/>
+              </w:rPr>
+              <w:t>FR-04</w:t>
+            </w:r>
+          </w:p>
+        </w:tc>
+        <w:tc>
+          <w:tcPr>
+            <w:tcW w:type="dxa" w:w="2740"/>
+          </w:tcPr>
+          <w:p>
+            <w:pPr>
+              <w:jc w:val="left"/>
+            </w:pPr>
+            <w:r/>
+            <w:r>
+              <w:rPr>
+                <w:sz w:val="18"/>
+              </w:rPr>
+              <w:t>Buyers shall browse available produce in a marketplace</w:t>
+            </w:r>
+          </w:p>
+        </w:tc>
+        <w:tc>
+          <w:tcPr>
+            <w:tcW w:type="dxa" w:w="2740"/>
+          </w:tcPr>
+          <w:p>
+            <w:pPr>
+              <w:jc w:val="center"/>
+            </w:pPr>
+            <w:r/>
+            <w:r>
+              <w:rPr>
+                <w:sz w:val="18"/>
+              </w:rPr>
+              <w:t>Marketplace</w:t>
+            </w:r>
+          </w:p>
+        </w:tc>
+      </w:tr>
+      <w:tr>
+        <w:tc>
+          <w:tcPr>
+            <w:tcW w:type="dxa" w:w="2740"/>
+          </w:tcPr>
+          <w:p>
+            <w:pPr>
+              <w:jc w:val="center"/>
+            </w:pPr>
+            <w:r/>
+            <w:r>
+              <w:rPr>
+                <w:sz w:val="18"/>
+              </w:rPr>
+              <w:t>FR-05</w:t>
+            </w:r>
+          </w:p>
+        </w:tc>
+        <w:tc>
+          <w:tcPr>
+            <w:tcW w:type="dxa" w:w="2740"/>
+          </w:tcPr>
+          <w:p>
+            <w:pPr>
+              <w:jc w:val="left"/>
+            </w:pPr>
+            <w:r/>
+            <w:r>
+              <w:rPr>
+                <w:sz w:val="18"/>
+              </w:rPr>
+              <w:t>Buyers shall place orders with delivery details</w:t>
+            </w:r>
+          </w:p>
+        </w:tc>
+        <w:tc>
+          <w:tcPr>
+            <w:tcW w:type="dxa" w:w="2740"/>
+          </w:tcPr>
+          <w:p>
+            <w:pPr>
+              <w:jc w:val="center"/>
+            </w:pPr>
+            <w:r/>
+            <w:r>
+              <w:rPr>
+                <w:sz w:val="18"/>
+              </w:rPr>
+              <w:t>Marketplace</w:t>
+            </w:r>
+          </w:p>
+        </w:tc>
+      </w:tr>
+      <w:tr>
+        <w:tc>
+          <w:tcPr>
+            <w:tcW w:type="dxa" w:w="2740"/>
+          </w:tcPr>
+          <w:p>
+            <w:pPr>
+              <w:jc w:val="center"/>
+            </w:pPr>
+            <w:r/>
+            <w:r>
+              <w:rPr>
+                <w:sz w:val="18"/>
+              </w:rPr>
+              <w:t>FR-06</w:t>
+            </w:r>
+          </w:p>
+        </w:tc>
+        <w:tc>
+          <w:tcPr>
+            <w:tcW w:type="dxa" w:w="2740"/>
+          </w:tcPr>
+          <w:p>
+            <w:pPr>
+              <w:jc w:val="left"/>
+            </w:pPr>
+            <w:r/>
+            <w:r>
+              <w:rPr>
+                <w:sz w:val="18"/>
+              </w:rPr>
+              <w:t>The system shall schedule deliveries by perishability</w:t>
+            </w:r>
+          </w:p>
+        </w:tc>
+        <w:tc>
+          <w:tcPr>
+            <w:tcW w:type="dxa" w:w="2740"/>
+          </w:tcPr>
+          <w:p>
+            <w:pPr>
+              <w:jc w:val="center"/>
+            </w:pPr>
+            <w:r/>
+            <w:r>
+              <w:rPr>
+                <w:sz w:val="18"/>
+              </w:rPr>
+              <w:t>Scheduling</w:t>
+            </w:r>
+          </w:p>
+        </w:tc>
+      </w:tr>
+      <w:tr>
+        <w:tc>
+          <w:tcPr>
+            <w:tcW w:type="dxa" w:w="2740"/>
+          </w:tcPr>
+          <w:p>
+            <w:pPr>
+              <w:jc w:val="center"/>
+            </w:pPr>
+            <w:r/>
+            <w:r>
+              <w:rPr>
+                <w:sz w:val="18"/>
+              </w:rPr>
+              <w:t>FR-07</w:t>
+            </w:r>
+          </w:p>
+        </w:tc>
+        <w:tc>
+          <w:tcPr>
+            <w:tcW w:type="dxa" w:w="2740"/>
+          </w:tcPr>
+          <w:p>
+            <w:pPr>
+              <w:jc w:val="left"/>
+            </w:pPr>
+            <w:r/>
+            <w:r>
+              <w:rPr>
+                <w:sz w:val="18"/>
+              </w:rPr>
+              <w:t>The system shall forecast demand from order history</w:t>
+            </w:r>
+          </w:p>
+        </w:tc>
+        <w:tc>
+          <w:tcPr>
+            <w:tcW w:type="dxa" w:w="2740"/>
+          </w:tcPr>
+          <w:p>
+            <w:pPr>
+              <w:jc w:val="center"/>
+            </w:pPr>
+            <w:r/>
+            <w:r>
+              <w:rPr>
+                <w:sz w:val="18"/>
+              </w:rPr>
+              <w:t>Forecasting</w:t>
+            </w:r>
+          </w:p>
+        </w:tc>
+      </w:tr>
+      <w:tr>
+        <w:tc>
+          <w:tcPr>
+            <w:tcW w:type="dxa" w:w="2740"/>
+          </w:tcPr>
+          <w:p>
+            <w:pPr>
+              <w:jc w:val="center"/>
+            </w:pPr>
+            <w:r/>
+            <w:r>
+              <w:rPr>
+                <w:sz w:val="18"/>
+              </w:rPr>
+              <w:t>FR-08</w:t>
+            </w:r>
+          </w:p>
+        </w:tc>
+        <w:tc>
+          <w:tcPr>
+            <w:tcW w:type="dxa" w:w="2740"/>
+          </w:tcPr>
+          <w:p>
+            <w:pPr>
+              <w:jc w:val="left"/>
+            </w:pPr>
+            <w:r/>
+            <w:r>
+              <w:rPr>
+                <w:sz w:val="18"/>
+              </w:rPr>
+              <w:t>Warehouse managers shall track inventory and shelf life</w:t>
+            </w:r>
+          </w:p>
+        </w:tc>
+        <w:tc>
+          <w:tcPr>
+            <w:tcW w:type="dxa" w:w="2740"/>
+          </w:tcPr>
+          <w:p>
+            <w:pPr>
+              <w:jc w:val="center"/>
+            </w:pPr>
+            <w:r/>
+            <w:r>
+              <w:rPr>
+                <w:sz w:val="18"/>
+              </w:rPr>
+              <w:t>Warehouse</w:t>
+            </w:r>
+          </w:p>
+        </w:tc>
+      </w:tr>
+      <w:tr>
+        <w:tc>
+          <w:tcPr>
+            <w:tcW w:type="dxa" w:w="2740"/>
+          </w:tcPr>
+          <w:p>
+            <w:pPr>
+              <w:jc w:val="center"/>
+            </w:pPr>
+            <w:r/>
+            <w:r>
+              <w:rPr>
+                <w:sz w:val="18"/>
+              </w:rPr>
+              <w:t>FR-09</w:t>
+            </w:r>
+          </w:p>
+        </w:tc>
+        <w:tc>
+          <w:tcPr>
+            <w:tcW w:type="dxa" w:w="2740"/>
+          </w:tcPr>
+          <w:p>
+            <w:pPr>
+              <w:jc w:val="left"/>
+            </w:pPr>
+            <w:r/>
+            <w:r>
+              <w:rPr>
+                <w:sz w:val="18"/>
+              </w:rPr>
+              <w:t>Transporters shall advance delivery status</w:t>
+            </w:r>
+          </w:p>
+        </w:tc>
+        <w:tc>
+          <w:tcPr>
+            <w:tcW w:type="dxa" w:w="2740"/>
+          </w:tcPr>
+          <w:p>
+            <w:pPr>
+              <w:jc w:val="center"/>
+            </w:pPr>
+            <w:r/>
+            <w:r>
+              <w:rPr>
+                <w:sz w:val="18"/>
+              </w:rPr>
+              <w:t>Transport</w:t>
+            </w:r>
+          </w:p>
+        </w:tc>
+      </w:tr>
+      <w:tr>
+        <w:tc>
+          <w:tcPr>
+            <w:tcW w:type="dxa" w:w="2740"/>
+          </w:tcPr>
+          <w:p>
+            <w:pPr>
+              <w:jc w:val="center"/>
+            </w:pPr>
+            <w:r/>
+            <w:r>
+              <w:rPr>
+                <w:sz w:val="18"/>
+              </w:rPr>
+              <w:t>FR-10</w:t>
+            </w:r>
+          </w:p>
+        </w:tc>
+        <w:tc>
+          <w:tcPr>
+            <w:tcW w:type="dxa" w:w="2740"/>
+          </w:tcPr>
+          <w:p>
+            <w:pPr>
+              <w:jc w:val="left"/>
+            </w:pPr>
+            <w:r/>
+            <w:r>
+              <w:rPr>
+                <w:sz w:val="18"/>
+              </w:rPr>
+              <w:t>The system shall provide an AI assistant for data explanation</w:t>
+            </w:r>
+          </w:p>
+        </w:tc>
+        <w:tc>
+          <w:tcPr>
+            <w:tcW w:type="dxa" w:w="2740"/>
+          </w:tcPr>
+          <w:p>
+            <w:pPr>
+              <w:jc w:val="center"/>
+            </w:pPr>
+            <w:r/>
+            <w:r>
+              <w:rPr>
+                <w:sz w:val="18"/>
+              </w:rPr>
+              <w:t>AI</w:t>
+            </w:r>
+          </w:p>
+        </w:tc>
+      </w:tr>
+    </w:tbl>
+    <w:p>
+      <w:pPr>
+        <w:pStyle w:val="Heading3"/>
+      </w:pPr>
+      <w:r>
+        <w:t>3.4.2 Non-Functional Requirements</w:t>
+      </w:r>
+    </w:p>
+    <w:p>
+      <w:pPr>
+        <w:jc w:val="both"/>
+      </w:pPr>
+      <w:r>
+        <w:t>Table 3.4 lists the non-functional requirements, specifying the quality attributes that the system must satisfy.</w:t>
+      </w:r>
+    </w:p>
+    <w:p>
+      <w:pPr>
+        <w:jc w:val="center"/>
+      </w:pPr>
+      <w:r>
+        <w:rPr>
+          <w:i/>
+        </w:rPr>
+        <w:t>Table 3.4: Non-Functional Requirements Specification</w:t>
+      </w:r>
+    </w:p>
+    <w:tbl>
+      <w:tblPr>
+        <w:tblStyle w:val="TableGrid"/>
+        <w:tblW w:type="auto" w:w="0"/>
+        <w:jc w:val="center"/>
+        <w:tblLook w:firstColumn="1" w:firstRow="1" w:lastColumn="0" w:lastRow="0" w:noHBand="0" w:noVBand="1" w:val="04A0"/>
+      </w:tblPr>
+      <w:tblGrid>
+        <w:gridCol w:w="2740"/>
+        <w:gridCol w:w="2740"/>
+        <w:gridCol w:w="2740"/>
+      </w:tblGrid>
+      <w:tr>
+        <w:tc>
+          <w:tcPr>
+            <w:tcW w:type="dxa" w:w="2740"/>
+          </w:tcPr>
+          <w:p>
+            <w:pPr>
+              <w:jc w:val="center"/>
+            </w:pPr>
+            <w:r/>
+            <w:r>
+              <w:rPr>
+                <w:b/>
+                <w:sz w:val="18"/>
+              </w:rPr>
+              <w:t>ID</w:t>
+            </w:r>
+          </w:p>
+        </w:tc>
+        <w:tc>
+          <w:tcPr>
+            <w:tcW w:type="dxa" w:w="2740"/>
+          </w:tcPr>
+          <w:p>
+            <w:pPr>
+              <w:jc w:val="center"/>
+            </w:pPr>
+            <w:r/>
+            <w:r>
+              <w:rPr>
+                <w:b/>
+                <w:sz w:val="18"/>
+              </w:rPr>
+              <w:t>Requirement</w:t>
+            </w:r>
+          </w:p>
+        </w:tc>
+        <w:tc>
+          <w:tcPr>
+            <w:tcW w:type="dxa" w:w="2740"/>
+          </w:tcPr>
+          <w:p>
+            <w:pPr>
+              <w:jc w:val="center"/>
+            </w:pPr>
+            <w:r/>
+            <w:r>
+              <w:rPr>
+                <w:b/>
+                <w:sz w:val="18"/>
+              </w:rPr>
+              <w:t>Category</w:t>
+            </w:r>
+          </w:p>
+        </w:tc>
+      </w:tr>
+      <w:tr>
+        <w:tc>
+          <w:tcPr>
+            <w:tcW w:type="dxa" w:w="2740"/>
+          </w:tcPr>
+          <w:p>
+            <w:pPr>
+              <w:jc w:val="center"/>
+            </w:pPr>
+            <w:r/>
+            <w:r>
+              <w:rPr>
+                <w:sz w:val="18"/>
+              </w:rPr>
+              <w:t>NFR-01</w:t>
+            </w:r>
+          </w:p>
+        </w:tc>
+        <w:tc>
+          <w:tcPr>
+            <w:tcW w:type="dxa" w:w="2740"/>
+          </w:tcPr>
+          <w:p>
+            <w:pPr>
+              <w:jc w:val="left"/>
+            </w:pPr>
+            <w:r/>
+            <w:r>
+              <w:rPr>
+                <w:sz w:val="18"/>
+              </w:rPr>
+              <w:t>Authentication and data access enforced at database level</w:t>
+            </w:r>
+          </w:p>
+        </w:tc>
+        <w:tc>
+          <w:tcPr>
+            <w:tcW w:type="dxa" w:w="2740"/>
+          </w:tcPr>
+          <w:p>
+            <w:pPr>
+              <w:jc w:val="center"/>
+            </w:pPr>
+            <w:r/>
+            <w:r>
+              <w:rPr>
+                <w:sz w:val="18"/>
+              </w:rPr>
+              <w:t>Security</w:t>
+            </w:r>
+          </w:p>
+        </w:tc>
+      </w:tr>
+      <w:tr>
+        <w:tc>
+          <w:tcPr>
+            <w:tcW w:type="dxa" w:w="2740"/>
+          </w:tcPr>
+          <w:p>
+            <w:pPr>
+              <w:jc w:val="center"/>
+            </w:pPr>
+            <w:r/>
+            <w:r>
+              <w:rPr>
+                <w:sz w:val="18"/>
+              </w:rPr>
+              <w:t>NFR-02</w:t>
+            </w:r>
+          </w:p>
+        </w:tc>
+        <w:tc>
+          <w:tcPr>
+            <w:tcW w:type="dxa" w:w="2740"/>
+          </w:tcPr>
+          <w:p>
+            <w:pPr>
+              <w:jc w:val="left"/>
+            </w:pPr>
+            <w:r/>
+            <w:r>
+              <w:rPr>
+                <w:sz w:val="18"/>
+              </w:rPr>
+              <w:t>Business decisions made by deterministic, testable algorithms</w:t>
+            </w:r>
+          </w:p>
+        </w:tc>
+        <w:tc>
+          <w:tcPr>
+            <w:tcW w:type="dxa" w:w="2740"/>
+          </w:tcPr>
+          <w:p>
+            <w:pPr>
+              <w:jc w:val="center"/>
+            </w:pPr>
+            <w:r/>
+            <w:r>
+              <w:rPr>
+                <w:sz w:val="18"/>
+              </w:rPr>
+              <w:t>Reliability</w:t>
+            </w:r>
+          </w:p>
+        </w:tc>
+      </w:tr>
+      <w:tr>
+        <w:tc>
+          <w:tcPr>
+            <w:tcW w:type="dxa" w:w="2740"/>
+          </w:tcPr>
+          <w:p>
+            <w:pPr>
+              <w:jc w:val="center"/>
+            </w:pPr>
+            <w:r/>
+            <w:r>
+              <w:rPr>
+                <w:sz w:val="18"/>
+              </w:rPr>
+              <w:t>NFR-03</w:t>
+            </w:r>
+          </w:p>
+        </w:tc>
+        <w:tc>
+          <w:tcPr>
+            <w:tcW w:type="dxa" w:w="2740"/>
+          </w:tcPr>
+          <w:p>
+            <w:pPr>
+              <w:jc w:val="left"/>
+            </w:pPr>
+            <w:r/>
+            <w:r>
+              <w:rPr>
+                <w:sz w:val="18"/>
+              </w:rPr>
+              <w:t>Interface responsive from 320px for mobile access</w:t>
+            </w:r>
+          </w:p>
+        </w:tc>
+        <w:tc>
+          <w:tcPr>
+            <w:tcW w:type="dxa" w:w="2740"/>
+          </w:tcPr>
+          <w:p>
+            <w:pPr>
+              <w:jc w:val="center"/>
+            </w:pPr>
+            <w:r/>
+            <w:r>
+              <w:rPr>
+                <w:sz w:val="18"/>
+              </w:rPr>
+              <w:t>Usability</w:t>
+            </w:r>
+          </w:p>
+        </w:tc>
+      </w:tr>
+      <w:tr>
+        <w:tc>
+          <w:tcPr>
+            <w:tcW w:type="dxa" w:w="2740"/>
+          </w:tcPr>
+          <w:p>
+            <w:pPr>
+              <w:jc w:val="center"/>
+            </w:pPr>
+            <w:r/>
+            <w:r>
+              <w:rPr>
+                <w:sz w:val="18"/>
+              </w:rPr>
+              <w:t>NFR-04</w:t>
+            </w:r>
+          </w:p>
+        </w:tc>
+        <w:tc>
+          <w:tcPr>
+            <w:tcW w:type="dxa" w:w="2740"/>
+          </w:tcPr>
+          <w:p>
+            <w:pPr>
+              <w:jc w:val="left"/>
+            </w:pPr>
+            <w:r/>
+            <w:r>
+              <w:rPr>
+                <w:sz w:val="18"/>
+              </w:rPr>
+              <w:t>Serverless architecture supporting horizontal scaling</w:t>
+            </w:r>
+          </w:p>
+        </w:tc>
+        <w:tc>
+          <w:tcPr>
+            <w:tcW w:type="dxa" w:w="2740"/>
+          </w:tcPr>
+          <w:p>
+            <w:pPr>
+              <w:jc w:val="center"/>
+            </w:pPr>
+            <w:r/>
+            <w:r>
+              <w:rPr>
+                <w:sz w:val="18"/>
+              </w:rPr>
+              <w:t>Scalability</w:t>
+            </w:r>
+          </w:p>
+        </w:tc>
+      </w:tr>
+      <w:tr>
+        <w:tc>
+          <w:tcPr>
+            <w:tcW w:type="dxa" w:w="2740"/>
+          </w:tcPr>
+          <w:p>
+            <w:pPr>
+              <w:jc w:val="center"/>
+            </w:pPr>
+            <w:r/>
+            <w:r>
+              <w:rPr>
+                <w:sz w:val="18"/>
+              </w:rPr>
+              <w:t>NFR-05</w:t>
+            </w:r>
+          </w:p>
+        </w:tc>
+        <w:tc>
+          <w:tcPr>
+            <w:tcW w:type="dxa" w:w="2740"/>
+          </w:tcPr>
+          <w:p>
+            <w:pPr>
+              <w:jc w:val="left"/>
+            </w:pPr>
+            <w:r/>
+            <w:r>
+              <w:rPr>
+                <w:sz w:val="18"/>
+              </w:rPr>
+              <w:t>Installable as a progressive web application</w:t>
+            </w:r>
+          </w:p>
+        </w:tc>
+        <w:tc>
+          <w:tcPr>
+            <w:tcW w:type="dxa" w:w="2740"/>
+          </w:tcPr>
+          <w:p>
+            <w:pPr>
+              <w:jc w:val="center"/>
+            </w:pPr>
+            <w:r/>
+            <w:r>
+              <w:rPr>
+                <w:sz w:val="18"/>
+              </w:rPr>
+              <w:t>Accessibility</w:t>
+            </w:r>
+          </w:p>
+        </w:tc>
+      </w:tr>
+      <w:tr>
+        <w:tc>
+          <w:tcPr>
+            <w:tcW w:type="dxa" w:w="2740"/>
+          </w:tcPr>
+          <w:p>
+            <w:pPr>
+              <w:jc w:val="center"/>
+            </w:pPr>
+            <w:r/>
+            <w:r>
+              <w:rPr>
+                <w:sz w:val="18"/>
+              </w:rPr>
+              <w:t>NFR-06</w:t>
+            </w:r>
+          </w:p>
+        </w:tc>
+        <w:tc>
+          <w:tcPr>
+            <w:tcW w:type="dxa" w:w="2740"/>
+          </w:tcPr>
+          <w:p>
+            <w:pPr>
+              <w:jc w:val="left"/>
+            </w:pPr>
+            <w:r/>
+            <w:r>
+              <w:rPr>
+                <w:sz w:val="18"/>
+              </w:rPr>
+              <w:t>AI assistant degrades gracefully when API key is absent</w:t>
+            </w:r>
+          </w:p>
+        </w:tc>
+        <w:tc>
+          <w:tcPr>
+            <w:tcW w:type="dxa" w:w="2740"/>
+          </w:tcPr>
+          <w:p>
+            <w:pPr>
+              <w:jc w:val="center"/>
+            </w:pPr>
+            <w:r/>
+            <w:r>
+              <w:rPr>
+                <w:sz w:val="18"/>
+              </w:rPr>
+              <w:t>Robustness</w:t>
+            </w:r>
+          </w:p>
+        </w:tc>
+      </w:tr>
+    </w:tbl>
+    <w:p>
+      <w:pPr>
+        <w:pStyle w:val="Heading2"/>
+      </w:pPr>
+      <w:r>
+        <w:t>3.5 System Architecture</w:t>
       </w:r>
     </w:p>
     <w:p>
@@ -2091,7 +3903,7 @@
         <w:pStyle w:val="Heading2"/>
       </w:pPr>
       <w:r>
-        <w:t>3.5 Components of the System</w:t>
+        <w:t>3.6 Components of the System</w:t>
       </w:r>
     </w:p>
     <w:p>
@@ -2235,7 +4047,7 @@
         <w:pStyle w:val="Heading2"/>
       </w:pPr>
       <w:r>
-        <w:t>3.6 Development Tools and Technologies</w:t>
+        <w:t>3.7 Development Tools and Technologies</w:t>
       </w:r>
     </w:p>
     <w:p>
@@ -2343,7 +4155,7 @@
         <w:pStyle w:val="Heading2"/>
       </w:pPr>
       <w:r>
-        <w:t>3.7 Database Design</w:t>
+        <w:t>3.8 Database Design</w:t>
       </w:r>
     </w:p>
     <w:p>
@@ -2481,7 +4293,7 @@
         <w:pStyle w:val="Heading2"/>
       </w:pPr>
       <w:r>
-        <w:t>3.8 Model and Algorithm Description</w:t>
+        <w:t>3.9 Model and Algorithm Description</w:t>
       </w:r>
     </w:p>
     <w:p>
@@ -2497,7 +4309,7 @@
         <w:pStyle w:val="Heading3"/>
       </w:pPr>
       <w:r>
-        <w:t>3.8.1 Delivery Scheduling Algorithm</w:t>
+        <w:t>3.9.1 Delivery Scheduling Algorithm</w:t>
       </w:r>
     </w:p>
     <w:p>
@@ -2510,13 +4322,62 @@
     </w:p>
     <w:p>
       <w:pPr>
+        <w:jc w:val="both"/>
+      </w:pPr>
+      <w:r>
+        <w:t>Figure 3.4 presents the scheduling flowchart, illustrating the complete flow from order placement to delivery completion, including the parallel processes of demand forecasting and shelf-life monitoring.</w:t>
+      </w:r>
+    </w:p>
+    <w:p>
+      <w:pPr>
+        <w:spacing w:before="120" w:after="60"/>
+        <w:jc w:val="center"/>
+      </w:pPr>
+      <w:r>
+        <w:drawing>
+          <wp:inline xmlns:a="http://schemas.openxmlformats.org/drawingml/2006/main" xmlns:pic="http://schemas.openxmlformats.org/drawingml/2006/picture">
+            <wp:extent cx="5040000" cy="7231304"/>
+            <wp:docPr id="1" name="Picture 1"/>
+            <wp:cNvGraphicFramePr>
+              <a:graphicFrameLocks noChangeAspect="1"/>
+            </wp:cNvGraphicFramePr>
+            <a:graphic>
+              <a:graphicData uri="http://schemas.openxmlformats.org/drawingml/2006/picture">
+                <pic:pic>
+                  <pic:nvPicPr>
+                    <pic:cNvPr id="0" name="scheduler_flowchart.png"/>
+                    <pic:cNvPicPr/>
+                  </pic:nvPicPr>
+                  <pic:blipFill>
+                    <a:blip r:embed="rId12"/>
+                    <a:stretch>
+                      <a:fillRect/>
+                    </a:stretch>
+                  </pic:blipFill>
+                  <pic:spPr>
+                    <a:xfrm>
+                      <a:off x="0" y="0"/>
+                      <a:ext cx="5040000" cy="7231304"/>
+                    </a:xfrm>
+                    <a:prstGeom prst="rect"/>
+                  </pic:spPr>
+                </pic:pic>
+              </a:graphicData>
+            </a:graphic>
+          </wp:inline>
+        </w:drawing>
+      </w:r>
+    </w:p>
+    <w:p>
+      <w:pPr>
+        <w:spacing w:before="60" w:after="240"/>
         <w:jc w:val="center"/>
       </w:pPr>
       <w:r>
         <w:rPr>
           <w:i/>
         </w:rPr>
-        <w:t>Figure 3.4: Delivery Scheduling Flowchart</w:t>
+        <w:t>Figure 3.4: Delivery Scheduling Flowchart of the AgriFlow AI Platform</w:t>
       </w:r>
     </w:p>
     <w:p>
@@ -2572,7 +4433,7 @@
         <w:pStyle w:val="Heading2"/>
       </w:pPr>
       <w:r>
-        <w:t>3.9 Operational Flow of the System</w:t>
+        <w:t>3.10 Operational Flow of the System</w:t>
       </w:r>
     </w:p>
     <w:p>
@@ -2653,6 +4514,635 @@
         <w:t>4.3 System Interfaces</w:t>
       </w:r>
     </w:p>
+    <w:p>
+      <w:pPr>
+        <w:jc w:val="both"/>
+      </w:pPr>
+      <w:r>
+        <w:t>Table 4.1 describes the key user interface components for each major screen of the AgriFlow AI platform.</w:t>
+      </w:r>
+    </w:p>
+    <w:p>
+      <w:pPr>
+        <w:jc w:val="center"/>
+      </w:pPr>
+      <w:r>
+        <w:rPr>
+          <w:i/>
+        </w:rPr>
+        <w:t>Table 4.1: Interface Features by Screen</w:t>
+      </w:r>
+    </w:p>
+    <w:tbl>
+      <w:tblPr>
+        <w:tblStyle w:val="TableGrid"/>
+        <w:tblW w:type="auto" w:w="0"/>
+        <w:jc w:val="center"/>
+        <w:tblLook w:firstColumn="1" w:firstRow="1" w:lastColumn="0" w:lastRow="0" w:noHBand="0" w:noVBand="1" w:val="04A0"/>
+      </w:tblPr>
+      <w:tblGrid>
+        <w:gridCol w:w="2055"/>
+        <w:gridCol w:w="2055"/>
+        <w:gridCol w:w="2055"/>
+        <w:gridCol w:w="2055"/>
+      </w:tblGrid>
+      <w:tr>
+        <w:tc>
+          <w:tcPr>
+            <w:tcW w:type="dxa" w:w="2055"/>
+          </w:tcPr>
+          <w:p>
+            <w:pPr>
+              <w:jc w:val="center"/>
+            </w:pPr>
+            <w:r/>
+            <w:r>
+              <w:rPr>
+                <w:b/>
+                <w:sz w:val="18"/>
+              </w:rPr>
+              <w:t>Screen</w:t>
+            </w:r>
+          </w:p>
+        </w:tc>
+        <w:tc>
+          <w:tcPr>
+            <w:tcW w:type="dxa" w:w="2055"/>
+          </w:tcPr>
+          <w:p>
+            <w:pPr>
+              <w:jc w:val="center"/>
+            </w:pPr>
+            <w:r/>
+            <w:r>
+              <w:rPr>
+                <w:b/>
+                <w:sz w:val="18"/>
+              </w:rPr>
+              <w:t>Components</w:t>
+            </w:r>
+          </w:p>
+        </w:tc>
+        <w:tc>
+          <w:tcPr>
+            <w:tcW w:type="dxa" w:w="2055"/>
+          </w:tcPr>
+          <w:p>
+            <w:pPr>
+              <w:jc w:val="center"/>
+            </w:pPr>
+            <w:r/>
+            <w:r>
+              <w:rPr>
+                <w:b/>
+                <w:sz w:val="18"/>
+              </w:rPr>
+              <w:t>Role</w:t>
+            </w:r>
+          </w:p>
+        </w:tc>
+        <w:tc>
+          <w:tcPr>
+            <w:tcW w:type="dxa" w:w="2055"/>
+          </w:tcPr>
+          <w:p>
+            <w:pPr>
+              <w:jc w:val="center"/>
+            </w:pPr>
+            <w:r/>
+            <w:r>
+              <w:rPr>
+                <w:b/>
+                <w:sz w:val="18"/>
+              </w:rPr>
+              <w:t>Key Features</w:t>
+            </w:r>
+          </w:p>
+        </w:tc>
+      </w:tr>
+      <w:tr>
+        <w:tc>
+          <w:tcPr>
+            <w:tcW w:type="dxa" w:w="2055"/>
+          </w:tcPr>
+          <w:p>
+            <w:r/>
+            <w:r>
+              <w:rPr>
+                <w:sz w:val="18"/>
+              </w:rPr>
+              <w:t>Landing</w:t>
+            </w:r>
+          </w:p>
+        </w:tc>
+        <w:tc>
+          <w:tcPr>
+            <w:tcW w:type="dxa" w:w="2055"/>
+          </w:tcPr>
+          <w:p>
+            <w:r/>
+            <w:r>
+              <w:rPr>
+                <w:sz w:val="18"/>
+              </w:rPr>
+              <w:t>Hero, features, how-it-works, FAQ, footer</w:t>
+            </w:r>
+          </w:p>
+        </w:tc>
+        <w:tc>
+          <w:tcPr>
+            <w:tcW w:type="dxa" w:w="2055"/>
+          </w:tcPr>
+          <w:p>
+            <w:r/>
+            <w:r>
+              <w:rPr>
+                <w:sz w:val="18"/>
+              </w:rPr>
+              <w:t>All</w:t>
+            </w:r>
+          </w:p>
+        </w:tc>
+        <w:tc>
+          <w:tcPr>
+            <w:tcW w:type="dxa" w:w="2055"/>
+          </w:tcPr>
+          <w:p>
+            <w:r/>
+            <w:r>
+              <w:rPr>
+                <w:sz w:val="18"/>
+              </w:rPr>
+              <w:t>Fullscreen carousel, parallax cards, animated counters, dark mode</w:t>
+            </w:r>
+          </w:p>
+        </w:tc>
+      </w:tr>
+      <w:tr>
+        <w:tc>
+          <w:tcPr>
+            <w:tcW w:type="dxa" w:w="2055"/>
+          </w:tcPr>
+          <w:p>
+            <w:r/>
+            <w:r>
+              <w:rPr>
+                <w:sz w:val="18"/>
+              </w:rPr>
+              <w:t>Signup/Login</w:t>
+            </w:r>
+          </w:p>
+        </w:tc>
+        <w:tc>
+          <w:tcPr>
+            <w:tcW w:type="dxa" w:w="2055"/>
+          </w:tcPr>
+          <w:p>
+            <w:r/>
+            <w:r>
+              <w:rPr>
+                <w:sz w:val="18"/>
+              </w:rPr>
+              <w:t>Role selector, email/password, Google OAuth</w:t>
+            </w:r>
+          </w:p>
+        </w:tc>
+        <w:tc>
+          <w:tcPr>
+            <w:tcW w:type="dxa" w:w="2055"/>
+          </w:tcPr>
+          <w:p>
+            <w:r/>
+            <w:r>
+              <w:rPr>
+                <w:sz w:val="18"/>
+              </w:rPr>
+              <w:t>All</w:t>
+            </w:r>
+          </w:p>
+        </w:tc>
+        <w:tc>
+          <w:tcPr>
+            <w:tcW w:type="dxa" w:w="2055"/>
+          </w:tcPr>
+          <w:p>
+            <w:r/>
+            <w:r>
+              <w:rPr>
+                <w:sz w:val="18"/>
+              </w:rPr>
+              <w:t>Password strength meter, generator, show/hide, remember me</w:t>
+            </w:r>
+          </w:p>
+        </w:tc>
+      </w:tr>
+      <w:tr>
+        <w:tc>
+          <w:tcPr>
+            <w:tcW w:type="dxa" w:w="2055"/>
+          </w:tcPr>
+          <w:p>
+            <w:r/>
+            <w:r>
+              <w:rPr>
+                <w:sz w:val="18"/>
+              </w:rPr>
+              <w:t>Dashboard</w:t>
+            </w:r>
+          </w:p>
+        </w:tc>
+        <w:tc>
+          <w:tcPr>
+            <w:tcW w:type="dxa" w:w="2055"/>
+          </w:tcPr>
+          <w:p>
+            <w:r/>
+            <w:r>
+              <w:rPr>
+                <w:sz w:val="18"/>
+              </w:rPr>
+              <w:t>Sidebar, navbar, stats cards, welcome splash</w:t>
+            </w:r>
+          </w:p>
+        </w:tc>
+        <w:tc>
+          <w:tcPr>
+            <w:tcW w:type="dxa" w:w="2055"/>
+          </w:tcPr>
+          <w:p>
+            <w:r/>
+            <w:r>
+              <w:rPr>
+                <w:sz w:val="18"/>
+              </w:rPr>
+              <w:t>All</w:t>
+            </w:r>
+          </w:p>
+        </w:tc>
+        <w:tc>
+          <w:tcPr>
+            <w:tcW w:type="dxa" w:w="2055"/>
+          </w:tcPr>
+          <w:p>
+            <w:r/>
+            <w:r>
+              <w:rPr>
+                <w:sz w:val="18"/>
+              </w:rPr>
+              <w:t>Role-based navigation, unread notifications, mobile drawer</w:t>
+            </w:r>
+          </w:p>
+        </w:tc>
+      </w:tr>
+      <w:tr>
+        <w:tc>
+          <w:tcPr>
+            <w:tcW w:type="dxa" w:w="2055"/>
+          </w:tcPr>
+          <w:p>
+            <w:r/>
+            <w:r>
+              <w:rPr>
+                <w:sz w:val="18"/>
+              </w:rPr>
+              <w:t>Crops</w:t>
+            </w:r>
+          </w:p>
+        </w:tc>
+        <w:tc>
+          <w:tcPr>
+            <w:tcW w:type="dxa" w:w="2055"/>
+          </w:tcPr>
+          <w:p>
+            <w:r/>
+            <w:r>
+              <w:rPr>
+                <w:sz w:val="18"/>
+              </w:rPr>
+              <w:t>Crop table, add/edit form, status selector</w:t>
+            </w:r>
+          </w:p>
+        </w:tc>
+        <w:tc>
+          <w:tcPr>
+            <w:tcW w:type="dxa" w:w="2055"/>
+          </w:tcPr>
+          <w:p>
+            <w:r/>
+            <w:r>
+              <w:rPr>
+                <w:sz w:val="18"/>
+              </w:rPr>
+              <w:t>Farmer</w:t>
+            </w:r>
+          </w:p>
+        </w:tc>
+        <w:tc>
+          <w:tcPr>
+            <w:tcW w:type="dxa" w:w="2055"/>
+          </w:tcPr>
+          <w:p>
+            <w:r/>
+            <w:r>
+              <w:rPr>
+                <w:sz w:val="18"/>
+              </w:rPr>
+              <w:t>CRUD with status lifecycle, planting/harvest calendar</w:t>
+            </w:r>
+          </w:p>
+        </w:tc>
+      </w:tr>
+      <w:tr>
+        <w:tc>
+          <w:tcPr>
+            <w:tcW w:type="dxa" w:w="2055"/>
+          </w:tcPr>
+          <w:p>
+            <w:r/>
+            <w:r>
+              <w:rPr>
+                <w:sz w:val="18"/>
+              </w:rPr>
+              <w:t>Harvests</w:t>
+            </w:r>
+          </w:p>
+        </w:tc>
+        <w:tc>
+          <w:tcPr>
+            <w:tcW w:type="dxa" w:w="2055"/>
+          </w:tcPr>
+          <w:p>
+            <w:r/>
+            <w:r>
+              <w:rPr>
+                <w:sz w:val="18"/>
+              </w:rPr>
+              <w:t>Harvest table, record form</w:t>
+            </w:r>
+          </w:p>
+        </w:tc>
+        <w:tc>
+          <w:tcPr>
+            <w:tcW w:type="dxa" w:w="2055"/>
+          </w:tcPr>
+          <w:p>
+            <w:r/>
+            <w:r>
+              <w:rPr>
+                <w:sz w:val="18"/>
+              </w:rPr>
+              <w:t>Farmer</w:t>
+            </w:r>
+          </w:p>
+        </w:tc>
+        <w:tc>
+          <w:tcPr>
+            <w:tcW w:type="dxa" w:w="2055"/>
+          </w:tcPr>
+          <w:p>
+            <w:r/>
+            <w:r>
+              <w:rPr>
+                <w:sz w:val="18"/>
+              </w:rPr>
+              <w:t>Quantity, grade, price, shelf life listing to marketplace</w:t>
+            </w:r>
+          </w:p>
+        </w:tc>
+      </w:tr>
+      <w:tr>
+        <w:tc>
+          <w:tcPr>
+            <w:tcW w:type="dxa" w:w="2055"/>
+          </w:tcPr>
+          <w:p>
+            <w:r/>
+            <w:r>
+              <w:rPr>
+                <w:sz w:val="18"/>
+              </w:rPr>
+              <w:t>Marketplace</w:t>
+            </w:r>
+          </w:p>
+        </w:tc>
+        <w:tc>
+          <w:tcPr>
+            <w:tcW w:type="dxa" w:w="2055"/>
+          </w:tcPr>
+          <w:p>
+            <w:r/>
+            <w:r>
+              <w:rPr>
+                <w:sz w:val="18"/>
+              </w:rPr>
+              <w:t>Produce cards, search, order form</w:t>
+            </w:r>
+          </w:p>
+        </w:tc>
+        <w:tc>
+          <w:tcPr>
+            <w:tcW w:type="dxa" w:w="2055"/>
+          </w:tcPr>
+          <w:p>
+            <w:r/>
+            <w:r>
+              <w:rPr>
+                <w:sz w:val="18"/>
+              </w:rPr>
+              <w:t>Buyer</w:t>
+            </w:r>
+          </w:p>
+        </w:tc>
+        <w:tc>
+          <w:tcPr>
+            <w:tcW w:type="dxa" w:w="2055"/>
+          </w:tcPr>
+          <w:p>
+            <w:r/>
+            <w:r>
+              <w:rPr>
+                <w:sz w:val="18"/>
+              </w:rPr>
+              <w:t>Search filter, city select for routing, live stock</w:t>
+            </w:r>
+          </w:p>
+        </w:tc>
+      </w:tr>
+      <w:tr>
+        <w:tc>
+          <w:tcPr>
+            <w:tcW w:type="dxa" w:w="2055"/>
+          </w:tcPr>
+          <w:p>
+            <w:r/>
+            <w:r>
+              <w:rPr>
+                <w:sz w:val="18"/>
+              </w:rPr>
+              <w:t>Inventory</w:t>
+            </w:r>
+          </w:p>
+        </w:tc>
+        <w:tc>
+          <w:tcPr>
+            <w:tcW w:type="dxa" w:w="2055"/>
+          </w:tcPr>
+          <w:p>
+            <w:r/>
+            <w:r>
+              <w:rPr>
+                <w:sz w:val="18"/>
+              </w:rPr>
+              <w:t>Items table, receive/dispatch stock forms</w:t>
+            </w:r>
+          </w:p>
+        </w:tc>
+        <w:tc>
+          <w:tcPr>
+            <w:tcW w:type="dxa" w:w="2055"/>
+          </w:tcPr>
+          <w:p>
+            <w:r/>
+            <w:r>
+              <w:rPr>
+                <w:sz w:val="18"/>
+              </w:rPr>
+              <w:t>Warehouse</w:t>
+            </w:r>
+          </w:p>
+        </w:tc>
+        <w:tc>
+          <w:tcPr>
+            <w:tcW w:type="dxa" w:w="2055"/>
+          </w:tcPr>
+          <w:p>
+            <w:r/>
+            <w:r>
+              <w:rPr>
+                <w:sz w:val="18"/>
+              </w:rPr>
+              <w:t>Shelf-life freshness indicator, movement log, search</w:t>
+            </w:r>
+          </w:p>
+        </w:tc>
+      </w:tr>
+      <w:tr>
+        <w:tc>
+          <w:tcPr>
+            <w:tcW w:type="dxa" w:w="2055"/>
+          </w:tcPr>
+          <w:p>
+            <w:r/>
+            <w:r>
+              <w:rPr>
+                <w:sz w:val="18"/>
+              </w:rPr>
+              <w:t>Deliveries</w:t>
+            </w:r>
+          </w:p>
+        </w:tc>
+        <w:tc>
+          <w:tcPr>
+            <w:tcW w:type="dxa" w:w="2055"/>
+          </w:tcPr>
+          <w:p>
+            <w:r/>
+            <w:r>
+              <w:rPr>
+                <w:sz w:val="18"/>
+              </w:rPr>
+              <w:t>Delivery list, advance-status form, Leaflet map</w:t>
+            </w:r>
+          </w:p>
+        </w:tc>
+        <w:tc>
+          <w:tcPr>
+            <w:tcW w:type="dxa" w:w="2055"/>
+          </w:tcPr>
+          <w:p>
+            <w:r/>
+            <w:r>
+              <w:rPr>
+                <w:sz w:val="18"/>
+              </w:rPr>
+              <w:t>Transport</w:t>
+            </w:r>
+          </w:p>
+        </w:tc>
+        <w:tc>
+          <w:tcPr>
+            <w:tcW w:type="dxa" w:w="2055"/>
+          </w:tcPr>
+          <w:p>
+            <w:r/>
+            <w:r>
+              <w:rPr>
+                <w:sz w:val="18"/>
+              </w:rPr>
+              <w:t>Pickup → transit → delivered workflow, route map</w:t>
+            </w:r>
+          </w:p>
+        </w:tc>
+      </w:tr>
+      <w:tr>
+        <w:tc>
+          <w:tcPr>
+            <w:tcW w:type="dxa" w:w="2055"/>
+          </w:tcPr>
+          <w:p>
+            <w:r/>
+            <w:r>
+              <w:rPr>
+                <w:sz w:val="18"/>
+              </w:rPr>
+              <w:t>Scheduling</w:t>
+            </w:r>
+          </w:p>
+        </w:tc>
+        <w:tc>
+          <w:tcPr>
+            <w:tcW w:type="dxa" w:w="2055"/>
+          </w:tcPr>
+          <w:p>
+            <w:r/>
+            <w:r>
+              <w:rPr>
+                <w:sz w:val="18"/>
+              </w:rPr>
+              <w:t>Run scheduler control, results, stats</w:t>
+            </w:r>
+          </w:p>
+        </w:tc>
+        <w:tc>
+          <w:tcPr>
+            <w:tcW w:type="dxa" w:w="2055"/>
+          </w:tcPr>
+          <w:p>
+            <w:r/>
+            <w:r>
+              <w:rPr>
+                <w:sz w:val="18"/>
+              </w:rPr>
+              <w:t>Admin</w:t>
+            </w:r>
+          </w:p>
+        </w:tc>
+        <w:tc>
+          <w:tcPr>
+            <w:tcW w:type="dxa" w:w="2055"/>
+          </w:tcPr>
+          <w:p>
+            <w:r/>
+            <w:r>
+              <w:rPr>
+                <w:sz w:val="18"/>
+              </w:rPr>
+              <w:t>Perishable-first sort, day allocation, warehouse/transporter assignment</w:t>
+            </w:r>
+          </w:p>
+        </w:tc>
+      </w:tr>
+    </w:tbl>
     <w:p>
       <w:pPr>
         <w:jc w:val="both"/>
@@ -2686,7 +5176,7 @@
         <w:drawing>
           <wp:inline xmlns:a="http://schemas.openxmlformats.org/drawingml/2006/main" xmlns:pic="http://schemas.openxmlformats.org/drawingml/2006/picture">
             <wp:extent cx="5040000" cy="20927812"/>
-            <wp:docPr id="1" name="Picture 1"/>
+            <wp:docPr id="2" name="Picture 2"/>
             <wp:cNvGraphicFramePr>
               <a:graphicFrameLocks noChangeAspect="1"/>
             </wp:cNvGraphicFramePr>
@@ -2698,7 +5188,7 @@
                     <pic:cNvPicPr/>
                   </pic:nvPicPr>
                   <pic:blipFill>
-                    <a:blip r:embed="rId12"/>
+                    <a:blip r:embed="rId13"/>
                     <a:stretch>
                       <a:fillRect/>
                     </a:stretch>
@@ -2754,7 +5244,7 @@
         <w:drawing>
           <wp:inline xmlns:a="http://schemas.openxmlformats.org/drawingml/2006/main" xmlns:pic="http://schemas.openxmlformats.org/drawingml/2006/picture">
             <wp:extent cx="5040000" cy="3150000"/>
-            <wp:docPr id="2" name="Picture 2"/>
+            <wp:docPr id="3" name="Picture 3"/>
             <wp:cNvGraphicFramePr>
               <a:graphicFrameLocks noChangeAspect="1"/>
             </wp:cNvGraphicFramePr>
@@ -2763,74 +5253,6 @@
                 <pic:pic>
                   <pic:nvPicPr>
                     <pic:cNvPr id="0" name="03-signup.png"/>
-                    <pic:cNvPicPr/>
-                  </pic:nvPicPr>
-                  <pic:blipFill>
-                    <a:blip r:embed="rId13"/>
-                    <a:stretch>
-                      <a:fillRect/>
-                    </a:stretch>
-                  </pic:blipFill>
-                  <pic:spPr>
-                    <a:xfrm>
-                      <a:off x="0" y="0"/>
-                      <a:ext cx="5040000" cy="3150000"/>
-                    </a:xfrm>
-                    <a:prstGeom prst="rect"/>
-                  </pic:spPr>
-                </pic:pic>
-              </a:graphicData>
-            </a:graphic>
-          </wp:inline>
-        </w:drawing>
-      </w:r>
-    </w:p>
-    <w:p>
-      <w:pPr>
-        <w:spacing w:before="60" w:after="240"/>
-        <w:jc w:val="center"/>
-      </w:pPr>
-      <w:r>
-        <w:rPr>
-          <w:i/>
-        </w:rPr>
-        <w:t>Figure 4.2: Signup Interface (left) and Login Interface (right)</w:t>
-      </w:r>
-    </w:p>
-    <w:p>
-      <w:pPr>
-        <w:pStyle w:val="Heading3"/>
-      </w:pPr>
-      <w:r>
-        <w:t>4.3.3 Farmer Interfaces</w:t>
-      </w:r>
-    </w:p>
-    <w:p>
-      <w:pPr>
-        <w:jc w:val="both"/>
-      </w:pPr>
-      <w:r>
-        <w:t>The farmer dashboard and crop management interfaces, shown in Figure 4.3, allow farmers to manage crops, record harvests with pricing and grading, view a harvest calendar, and confirm incoming orders.</w:t>
-      </w:r>
-    </w:p>
-    <w:p>
-      <w:pPr>
-        <w:spacing w:before="120" w:after="60"/>
-        <w:jc w:val="center"/>
-      </w:pPr>
-      <w:r>
-        <w:drawing>
-          <wp:inline xmlns:a="http://schemas.openxmlformats.org/drawingml/2006/main" xmlns:pic="http://schemas.openxmlformats.org/drawingml/2006/picture">
-            <wp:extent cx="5040000" cy="3150000"/>
-            <wp:docPr id="3" name="Picture 3"/>
-            <wp:cNvGraphicFramePr>
-              <a:graphicFrameLocks noChangeAspect="1"/>
-            </wp:cNvGraphicFramePr>
-            <a:graphic>
-              <a:graphicData uri="http://schemas.openxmlformats.org/drawingml/2006/picture">
-                <pic:pic>
-                  <pic:nvPicPr>
-                    <pic:cNvPr id="0" name="dash-farmer.png"/>
                     <pic:cNvPicPr/>
                   </pic:nvPicPr>
                   <pic:blipFill>
@@ -2862,7 +5284,7 @@
         <w:rPr>
           <w:i/>
         </w:rPr>
-        <w:t>Figure 4.3: Farmer Dashboard of the AgriFlow AI Platform</w:t>
+        <w:t>Figure 4.2: Signup Interface (left) and Login Interface (right)</w:t>
       </w:r>
     </w:p>
     <w:p>
@@ -2870,7 +5292,7 @@
         <w:pStyle w:val="Heading3"/>
       </w:pPr>
       <w:r>
-        <w:t>4.3.4 Buyer Interfaces</w:t>
+        <w:t>4.3.3 Farmer Interfaces</w:t>
       </w:r>
     </w:p>
     <w:p>
@@ -2878,7 +5300,7 @@
         <w:jc w:val="both"/>
       </w:pPr>
       <w:r>
-        <w:t>The buyer marketplace and ordering interfaces, shown in Figure 4.4, allow buyers to search available produce, place orders with a delivery location, and track their orders.</w:t>
+        <w:t>The farmer dashboard and crop management interfaces, shown in Figure 4.3, allow farmers to manage crops, record harvests with pricing and grading, view a harvest calendar, and confirm incoming orders.</w:t>
       </w:r>
     </w:p>
     <w:p>
@@ -2898,7 +5320,7 @@
               <a:graphicData uri="http://schemas.openxmlformats.org/drawingml/2006/picture">
                 <pic:pic>
                   <pic:nvPicPr>
-                    <pic:cNvPr id="0" name="dash-buyer.png"/>
+                    <pic:cNvPr id="0" name="dash-farmer.png"/>
                     <pic:cNvPicPr/>
                   </pic:nvPicPr>
                   <pic:blipFill>
@@ -2930,7 +5352,7 @@
         <w:rPr>
           <w:i/>
         </w:rPr>
-        <w:t>Figure 4.4: Buyer Marketplace of the AgriFlow AI Platform</w:t>
+        <w:t>Figure 4.3: Farmer Dashboard of the AgriFlow AI Platform</w:t>
       </w:r>
     </w:p>
     <w:p>
@@ -2938,7 +5360,7 @@
         <w:pStyle w:val="Heading3"/>
       </w:pPr>
       <w:r>
-        <w:t>4.3.5 Warehouse Interfaces</w:t>
+        <w:t>4.3.4 Buyer Interfaces</w:t>
       </w:r>
     </w:p>
     <w:p>
@@ -2946,7 +5368,7 @@
         <w:jc w:val="both"/>
       </w:pPr>
       <w:r>
-        <w:t>The warehouse inventory interface, shown in Figure 4.5, displays stored items with live shelf-life status, supports stock-in and stock-out operations, and records stock movements.</w:t>
+        <w:t>The buyer marketplace and ordering interfaces, shown in Figure 4.4, allow buyers to search available produce, place orders with a delivery location, and track their orders.</w:t>
       </w:r>
     </w:p>
     <w:p>
@@ -2966,7 +5388,7 @@
               <a:graphicData uri="http://schemas.openxmlformats.org/drawingml/2006/picture">
                 <pic:pic>
                   <pic:nvPicPr>
-                    <pic:cNvPr id="0" name="warehouse-inventory.png"/>
+                    <pic:cNvPr id="0" name="dash-buyer.png"/>
                     <pic:cNvPicPr/>
                   </pic:nvPicPr>
                   <pic:blipFill>
@@ -2998,7 +5420,7 @@
         <w:rPr>
           <w:i/>
         </w:rPr>
-        <w:t>Figure 4.5: Warehouse Inventory Interface of the AgriFlow AI Platform</w:t>
+        <w:t>Figure 4.4: Buyer Marketplace of the AgriFlow AI Platform</w:t>
       </w:r>
     </w:p>
     <w:p>
@@ -3006,7 +5428,7 @@
         <w:pStyle w:val="Heading3"/>
       </w:pPr>
       <w:r>
-        <w:t>4.3.6 Transporter Interfaces</w:t>
+        <w:t>4.3.5 Warehouse Interfaces</w:t>
       </w:r>
     </w:p>
     <w:p>
@@ -3014,7 +5436,7 @@
         <w:jc w:val="both"/>
       </w:pPr>
       <w:r>
-        <w:t>The transporter interfaces, shown in Figure 4.6, present assigned deliveries and allow the transporter to advance each delivery through its workflow, with routes displayed on a Leaflet map.</w:t>
+        <w:t>The warehouse inventory interface, shown in Figure 4.5, displays stored items with live shelf-life status, supports stock-in and stock-out operations, and records stock movements.</w:t>
       </w:r>
     </w:p>
     <w:p>
@@ -3034,7 +5456,7 @@
               <a:graphicData uri="http://schemas.openxmlformats.org/drawingml/2006/picture">
                 <pic:pic>
                   <pic:nvPicPr>
-                    <pic:cNvPr id="0" name="dash-transporter.png"/>
+                    <pic:cNvPr id="0" name="warehouse-inventory.png"/>
                     <pic:cNvPicPr/>
                   </pic:nvPicPr>
                   <pic:blipFill>
@@ -3066,7 +5488,7 @@
         <w:rPr>
           <w:i/>
         </w:rPr>
-        <w:t>Figure 4.6: Transporter Delivery Workflow of the AgriFlow AI Platform</w:t>
+        <w:t>Figure 4.5: Warehouse Inventory Interface of the AgriFlow AI Platform</w:t>
       </w:r>
     </w:p>
     <w:p>
@@ -3074,7 +5496,7 @@
         <w:pStyle w:val="Heading3"/>
       </w:pPr>
       <w:r>
-        <w:t>4.3.7 Administrator Interfaces</w:t>
+        <w:t>4.3.6 Transporter Interfaces</w:t>
       </w:r>
     </w:p>
     <w:p>
@@ -3082,7 +5504,7 @@
         <w:jc w:val="both"/>
       </w:pPr>
       <w:r>
-        <w:t>The administrator interfaces, shown in Figure 4.7, provide user management with role changes, a full order log, platform statistics, analytics reports, and a control to run the scheduling engine.</w:t>
+        <w:t>The transporter interfaces, shown in Figure 4.6, present assigned deliveries and allow the transporter to advance each delivery through its workflow, with routes displayed on a Leaflet map.</w:t>
       </w:r>
     </w:p>
     <w:p>
@@ -3102,7 +5524,7 @@
               <a:graphicData uri="http://schemas.openxmlformats.org/drawingml/2006/picture">
                 <pic:pic>
                   <pic:nvPicPr>
-                    <pic:cNvPr id="0" name="dash-admin.png"/>
+                    <pic:cNvPr id="0" name="dash-transporter.png"/>
                     <pic:cNvPicPr/>
                   </pic:nvPicPr>
                   <pic:blipFill>
@@ -3134,7 +5556,7 @@
         <w:rPr>
           <w:i/>
         </w:rPr>
-        <w:t>Figure 4.7: Administrator Scheduling Interface of the AgriFlow AI Platform</w:t>
+        <w:t>Figure 4.6: Transporter Delivery Workflow of the AgriFlow AI Platform</w:t>
       </w:r>
     </w:p>
     <w:p>
@@ -3142,7 +5564,7 @@
         <w:pStyle w:val="Heading3"/>
       </w:pPr>
       <w:r>
-        <w:t>4.3.8 AI Assistant Interface</w:t>
+        <w:t>4.3.7 Administrator Interfaces</w:t>
       </w:r>
     </w:p>
     <w:p>
@@ -3150,7 +5572,7 @@
         <w:jc w:val="both"/>
       </w:pPr>
       <w:r>
-        <w:t>The assistant interface, shown in Figure 4.8, allows users to ask questions about their data and receive plain-language explanations grounded in their live profile, orders, inventory, and forecasts.</w:t>
+        <w:t>The administrator interfaces, shown in Figure 4.7, provide user management with role changes, a full order log, platform statistics, analytics reports, and a control to run the scheduling engine.</w:t>
       </w:r>
     </w:p>
     <w:p>
@@ -3170,7 +5592,7 @@
               <a:graphicData uri="http://schemas.openxmlformats.org/drawingml/2006/picture">
                 <pic:pic>
                   <pic:nvPicPr>
-                    <pic:cNvPr id="0" name="assistant.png"/>
+                    <pic:cNvPr id="0" name="dash-admin.png"/>
                     <pic:cNvPicPr/>
                   </pic:nvPicPr>
                   <pic:blipFill>
@@ -3202,15 +5624,15 @@
         <w:rPr>
           <w:i/>
         </w:rPr>
-        <w:t>Figure 4.8: AI Assistant Interface of the AgriFlow AI Platform</w:t>
-      </w:r>
-    </w:p>
-    <w:p>
-      <w:pPr>
-        <w:pStyle w:val="Heading2"/>
-      </w:pPr>
-      <w:r>
-        <w:t>4.4 System Testing</w:t>
+        <w:t>Figure 4.7: Administrator Scheduling Interface of the AgriFlow AI Platform</w:t>
+      </w:r>
+    </w:p>
+    <w:p>
+      <w:pPr>
+        <w:pStyle w:val="Heading3"/>
+      </w:pPr>
+      <w:r>
+        <w:t>4.3.8 AI Assistant Interface</w:t>
       </w:r>
     </w:p>
     <w:p>
@@ -3218,113 +5640,2116 @@
         <w:jc w:val="both"/>
       </w:pPr>
       <w:r>
-        <w:t>The system was tested at three levels: unit testing of the deterministic algorithms, functional testing of complete features, and end-to-end testing across all five roles.</w:t>
-      </w:r>
-    </w:p>
-    <w:p>
-      <w:pPr>
-        <w:pStyle w:val="Heading3"/>
-      </w:pPr>
-      <w:r>
-        <w:t>4.4.1 Unit Testing</w:t>
-      </w:r>
-    </w:p>
-    <w:p>
-      <w:pPr>
-        <w:jc w:val="both"/>
-      </w:pPr>
-      <w:r>
-        <w:t>The scheduling, forecasting, spoilage, and distance functions were tested with representative inputs to confirm that they produced the expected outputs, including correct perishable-first ordering, accurate moving averages, correct shelf-life classification, and correct distance computation.</w:t>
-      </w:r>
-    </w:p>
-    <w:p>
-      <w:pPr>
-        <w:pStyle w:val="Heading3"/>
-      </w:pPr>
-      <w:r>
-        <w:t>4.4.2 Functional Testing</w:t>
-      </w:r>
-    </w:p>
-    <w:p>
-      <w:pPr>
-        <w:jc w:val="both"/>
-      </w:pPr>
-      <w:r>
-        <w:t>Complete features were tested end to end, including registration and role-based access, crop and harvest management, marketplace ordering and stock adjustment, order confirmation, delivery scheduling, the delivery workflow, inventory and spoilage tracking, notifications, and the assistant. The results are summarised in Table 4.1.</w:t>
-      </w:r>
-    </w:p>
-    <w:p>
-      <w:pPr>
+        <w:t>The assistant interface, shown in Figure 4.8, allows users to ask questions about their data and receive plain-language explanations grounded in their live profile, orders, inventory, and forecasts.</w:t>
+      </w:r>
+    </w:p>
+    <w:p>
+      <w:pPr>
+        <w:spacing w:before="120" w:after="60"/>
+        <w:jc w:val="center"/>
+      </w:pPr>
+      <w:r>
+        <w:drawing>
+          <wp:inline xmlns:a="http://schemas.openxmlformats.org/drawingml/2006/main" xmlns:pic="http://schemas.openxmlformats.org/drawingml/2006/picture">
+            <wp:extent cx="5040000" cy="3150000"/>
+            <wp:docPr id="9" name="Picture 9"/>
+            <wp:cNvGraphicFramePr>
+              <a:graphicFrameLocks noChangeAspect="1"/>
+            </wp:cNvGraphicFramePr>
+            <a:graphic>
+              <a:graphicData uri="http://schemas.openxmlformats.org/drawingml/2006/picture">
+                <pic:pic>
+                  <pic:nvPicPr>
+                    <pic:cNvPr id="0" name="assistant.png"/>
+                    <pic:cNvPicPr/>
+                  </pic:nvPicPr>
+                  <pic:blipFill>
+                    <a:blip r:embed="rId20"/>
+                    <a:stretch>
+                      <a:fillRect/>
+                    </a:stretch>
+                  </pic:blipFill>
+                  <pic:spPr>
+                    <a:xfrm>
+                      <a:off x="0" y="0"/>
+                      <a:ext cx="5040000" cy="3150000"/>
+                    </a:xfrm>
+                    <a:prstGeom prst="rect"/>
+                  </pic:spPr>
+                </pic:pic>
+              </a:graphicData>
+            </a:graphic>
+          </wp:inline>
+        </w:drawing>
+      </w:r>
+    </w:p>
+    <w:p>
+      <w:pPr>
+        <w:spacing w:before="60" w:after="240"/>
         <w:jc w:val="center"/>
       </w:pPr>
       <w:r>
         <w:rPr>
           <w:i/>
         </w:rPr>
-        <w:t>Table 4.1: Summary of Test Cases and Results</w:t>
-      </w:r>
-    </w:p>
-    <w:p>
-      <w:pPr>
-        <w:pStyle w:val="ListBullet"/>
+        <w:t>Figure 4.8: AI Assistant Interface of the AgriFlow AI Platform</w:t>
+      </w:r>
+    </w:p>
+    <w:p>
+      <w:pPr>
+        <w:pStyle w:val="Heading2"/>
+      </w:pPr>
+      <w:r>
+        <w:t>4.5 System Testing</w:t>
+      </w:r>
+    </w:p>
+    <w:p>
+      <w:pPr>
         <w:jc w:val="both"/>
       </w:pPr>
       <w:r>
-        <w:t>Role-based authentication — Users registered and routed to the correct dashboard. Passed.</w:t>
-      </w:r>
-    </w:p>
-    <w:p>
-      <w:pPr>
-        <w:pStyle w:val="ListBullet"/>
+        <w:t>The system was tested at three levels: unit testing of the deterministic algorithms, functional testing of complete features, and end-to-end testing across all five roles.</w:t>
+      </w:r>
+    </w:p>
+    <w:p>
+      <w:pPr>
+        <w:pStyle w:val="Heading3"/>
+      </w:pPr>
+      <w:r>
+        <w:t>4.5.1 Unit Testing</w:t>
+      </w:r>
+    </w:p>
+    <w:p>
+      <w:pPr>
         <w:jc w:val="both"/>
       </w:pPr>
       <w:r>
-        <w:t>Marketplace ordering — Orders placed and available stock reduced correctly. Passed.</w:t>
-      </w:r>
-    </w:p>
-    <w:p>
-      <w:pPr>
-        <w:pStyle w:val="ListBullet"/>
+        <w:t>The scheduling, forecasting, spoilage, and distance functions were tested with representative inputs to confirm that they produced the expected outputs, including correct perishable-first ordering, accurate moving averages, correct shelf-life classification, and correct distance computation.</w:t>
+      </w:r>
+    </w:p>
+    <w:p>
+      <w:pPr>
+        <w:pStyle w:val="Heading3"/>
+      </w:pPr>
+      <w:r>
+        <w:t>4.5.2 Functional Testing</w:t>
+      </w:r>
+    </w:p>
+    <w:p>
+      <w:pPr>
         <w:jc w:val="both"/>
       </w:pPr>
       <w:r>
-        <w:t>Delivery scheduling — Perishable orders prioritised; nearest warehouse and least-busy transporter assigned. Passed.</w:t>
-      </w:r>
-    </w:p>
-    <w:p>
-      <w:pPr>
-        <w:pStyle w:val="ListBullet"/>
+        <w:t>Complete features were tested end to end, including registration and role-based access, crop and harvest management, marketplace ordering and stock adjustment, order confirmation, delivery scheduling, the delivery workflow, inventory and spoilage tracking, notifications, and the assistant. The results are summarised in Table 4.2.</w:t>
+      </w:r>
+    </w:p>
+    <w:p>
+      <w:pPr>
+        <w:jc w:val="center"/>
+      </w:pPr>
+      <w:r>
+        <w:rPr>
+          <w:i/>
+        </w:rPr>
+        <w:t>Table 4.2: Summary of Test Cases and Results</w:t>
+      </w:r>
+    </w:p>
+    <w:tbl>
+      <w:tblPr>
+        <w:tblStyle w:val="TableGrid"/>
+        <w:tblW w:type="auto" w:w="0"/>
+        <w:jc w:val="center"/>
+        <w:tblLook w:firstColumn="1" w:firstRow="1" w:lastColumn="0" w:lastRow="0" w:noHBand="0" w:noVBand="1" w:val="04A0"/>
+      </w:tblPr>
+      <w:tblGrid>
+        <w:gridCol w:w="1644"/>
+        <w:gridCol w:w="1644"/>
+        <w:gridCol w:w="1644"/>
+        <w:gridCol w:w="1644"/>
+        <w:gridCol w:w="1644"/>
+      </w:tblGrid>
+      <w:tr>
+        <w:tc>
+          <w:tcPr>
+            <w:tcW w:type="dxa" w:w="1644"/>
+          </w:tcPr>
+          <w:p>
+            <w:pPr>
+              <w:jc w:val="center"/>
+            </w:pPr>
+            <w:r/>
+            <w:r>
+              <w:rPr>
+                <w:b/>
+                <w:sz w:val="16"/>
+              </w:rPr>
+              <w:t>ID</w:t>
+            </w:r>
+          </w:p>
+        </w:tc>
+        <w:tc>
+          <w:tcPr>
+            <w:tcW w:type="dxa" w:w="1644"/>
+          </w:tcPr>
+          <w:p>
+            <w:pPr>
+              <w:jc w:val="center"/>
+            </w:pPr>
+            <w:r/>
+            <w:r>
+              <w:rPr>
+                <w:b/>
+                <w:sz w:val="16"/>
+              </w:rPr>
+              <w:t>Test Case</w:t>
+            </w:r>
+          </w:p>
+        </w:tc>
+        <w:tc>
+          <w:tcPr>
+            <w:tcW w:type="dxa" w:w="1644"/>
+          </w:tcPr>
+          <w:p>
+            <w:pPr>
+              <w:jc w:val="center"/>
+            </w:pPr>
+            <w:r/>
+            <w:r>
+              <w:rPr>
+                <w:b/>
+                <w:sz w:val="16"/>
+              </w:rPr>
+              <w:t>Input</w:t>
+            </w:r>
+          </w:p>
+        </w:tc>
+        <w:tc>
+          <w:tcPr>
+            <w:tcW w:type="dxa" w:w="1644"/>
+          </w:tcPr>
+          <w:p>
+            <w:pPr>
+              <w:jc w:val="center"/>
+            </w:pPr>
+            <w:r/>
+            <w:r>
+              <w:rPr>
+                <w:b/>
+                <w:sz w:val="16"/>
+              </w:rPr>
+              <w:t>Expected Result</w:t>
+            </w:r>
+          </w:p>
+        </w:tc>
+        <w:tc>
+          <w:tcPr>
+            <w:tcW w:type="dxa" w:w="1644"/>
+          </w:tcPr>
+          <w:p>
+            <w:pPr>
+              <w:jc w:val="center"/>
+            </w:pPr>
+            <w:r/>
+            <w:r>
+              <w:rPr>
+                <w:b/>
+                <w:sz w:val="16"/>
+              </w:rPr>
+              <w:t>Status</w:t>
+            </w:r>
+          </w:p>
+        </w:tc>
+      </w:tr>
+      <w:tr>
+        <w:tc>
+          <w:tcPr>
+            <w:tcW w:type="dxa" w:w="1644"/>
+          </w:tcPr>
+          <w:p>
+            <w:pPr>
+              <w:jc w:val="center"/>
+            </w:pPr>
+            <w:r/>
+            <w:r>
+              <w:rPr>
+                <w:sz w:val="16"/>
+              </w:rPr>
+              <w:t>TC-01</w:t>
+            </w:r>
+          </w:p>
+        </w:tc>
+        <w:tc>
+          <w:tcPr>
+            <w:tcW w:type="dxa" w:w="1644"/>
+          </w:tcPr>
+          <w:p>
+            <w:pPr>
+              <w:jc w:val="left"/>
+            </w:pPr>
+            <w:r/>
+            <w:r>
+              <w:rPr>
+                <w:sz w:val="16"/>
+              </w:rPr>
+              <w:t>User Registration</w:t>
+            </w:r>
+          </w:p>
+        </w:tc>
+        <w:tc>
+          <w:tcPr>
+            <w:tcW w:type="dxa" w:w="1644"/>
+          </w:tcPr>
+          <w:p>
+            <w:pPr>
+              <w:jc w:val="left"/>
+            </w:pPr>
+            <w:r/>
+            <w:r>
+              <w:rPr>
+                <w:sz w:val="16"/>
+              </w:rPr>
+              <w:t>Valid details for each role</w:t>
+            </w:r>
+          </w:p>
+        </w:tc>
+        <w:tc>
+          <w:tcPr>
+            <w:tcW w:type="dxa" w:w="1644"/>
+          </w:tcPr>
+          <w:p>
+            <w:pPr>
+              <w:jc w:val="left"/>
+            </w:pPr>
+            <w:r/>
+            <w:r>
+              <w:rPr>
+                <w:sz w:val="16"/>
+              </w:rPr>
+              <w:t>Account created; profile with role stored</w:t>
+            </w:r>
+          </w:p>
+        </w:tc>
+        <w:tc>
+          <w:tcPr>
+            <w:tcW w:type="dxa" w:w="1644"/>
+          </w:tcPr>
+          <w:p>
+            <w:pPr>
+              <w:jc w:val="center"/>
+            </w:pPr>
+            <w:r/>
+            <w:r>
+              <w:rPr>
+                <w:sz w:val="16"/>
+              </w:rPr>
+              <w:t>Passed</w:t>
+            </w:r>
+          </w:p>
+        </w:tc>
+      </w:tr>
+      <w:tr>
+        <w:tc>
+          <w:tcPr>
+            <w:tcW w:type="dxa" w:w="1644"/>
+          </w:tcPr>
+          <w:p>
+            <w:pPr>
+              <w:jc w:val="center"/>
+            </w:pPr>
+            <w:r/>
+            <w:r>
+              <w:rPr>
+                <w:sz w:val="16"/>
+              </w:rPr>
+              <w:t>TC-02</w:t>
+            </w:r>
+          </w:p>
+        </w:tc>
+        <w:tc>
+          <w:tcPr>
+            <w:tcW w:type="dxa" w:w="1644"/>
+          </w:tcPr>
+          <w:p>
+            <w:pPr>
+              <w:jc w:val="left"/>
+            </w:pPr>
+            <w:r/>
+            <w:r>
+              <w:rPr>
+                <w:sz w:val="16"/>
+              </w:rPr>
+              <w:t>Role-Based Login</w:t>
+            </w:r>
+          </w:p>
+        </w:tc>
+        <w:tc>
+          <w:tcPr>
+            <w:tcW w:type="dxa" w:w="1644"/>
+          </w:tcPr>
+          <w:p>
+            <w:pPr>
+              <w:jc w:val="left"/>
+            </w:pPr>
+            <w:r/>
+            <w:r>
+              <w:rPr>
+                <w:sz w:val="16"/>
+              </w:rPr>
+              <w:t>Email + password per role</w:t>
+            </w:r>
+          </w:p>
+        </w:tc>
+        <w:tc>
+          <w:tcPr>
+            <w:tcW w:type="dxa" w:w="1644"/>
+          </w:tcPr>
+          <w:p>
+            <w:pPr>
+              <w:jc w:val="left"/>
+            </w:pPr>
+            <w:r/>
+            <w:r>
+              <w:rPr>
+                <w:sz w:val="16"/>
+              </w:rPr>
+              <w:t>User routed to correct role dashboard</w:t>
+            </w:r>
+          </w:p>
+        </w:tc>
+        <w:tc>
+          <w:tcPr>
+            <w:tcW w:type="dxa" w:w="1644"/>
+          </w:tcPr>
+          <w:p>
+            <w:pPr>
+              <w:jc w:val="center"/>
+            </w:pPr>
+            <w:r/>
+            <w:r>
+              <w:rPr>
+                <w:sz w:val="16"/>
+              </w:rPr>
+              <w:t>Passed</w:t>
+            </w:r>
+          </w:p>
+        </w:tc>
+      </w:tr>
+      <w:tr>
+        <w:tc>
+          <w:tcPr>
+            <w:tcW w:type="dxa" w:w="1644"/>
+          </w:tcPr>
+          <w:p>
+            <w:pPr>
+              <w:jc w:val="center"/>
+            </w:pPr>
+            <w:r/>
+            <w:r>
+              <w:rPr>
+                <w:sz w:val="16"/>
+              </w:rPr>
+              <w:t>TC-03</w:t>
+            </w:r>
+          </w:p>
+        </w:tc>
+        <w:tc>
+          <w:tcPr>
+            <w:tcW w:type="dxa" w:w="1644"/>
+          </w:tcPr>
+          <w:p>
+            <w:pPr>
+              <w:jc w:val="left"/>
+            </w:pPr>
+            <w:r/>
+            <w:r>
+              <w:rPr>
+                <w:sz w:val="16"/>
+              </w:rPr>
+              <w:t>Wrong Password</w:t>
+            </w:r>
+          </w:p>
+        </w:tc>
+        <w:tc>
+          <w:tcPr>
+            <w:tcW w:type="dxa" w:w="1644"/>
+          </w:tcPr>
+          <w:p>
+            <w:pPr>
+              <w:jc w:val="left"/>
+            </w:pPr>
+            <w:r/>
+            <w:r>
+              <w:rPr>
+                <w:sz w:val="16"/>
+              </w:rPr>
+              <w:t>Valid email + wrong password</w:t>
+            </w:r>
+          </w:p>
+        </w:tc>
+        <w:tc>
+          <w:tcPr>
+            <w:tcW w:type="dxa" w:w="1644"/>
+          </w:tcPr>
+          <w:p>
+            <w:pPr>
+              <w:jc w:val="left"/>
+            </w:pPr>
+            <w:r/>
+            <w:r>
+              <w:rPr>
+                <w:sz w:val="16"/>
+              </w:rPr>
+              <w:t>Error message: "Incorrect email or password"</w:t>
+            </w:r>
+          </w:p>
+        </w:tc>
+        <w:tc>
+          <w:tcPr>
+            <w:tcW w:type="dxa" w:w="1644"/>
+          </w:tcPr>
+          <w:p>
+            <w:pPr>
+              <w:jc w:val="center"/>
+            </w:pPr>
+            <w:r/>
+            <w:r>
+              <w:rPr>
+                <w:sz w:val="16"/>
+              </w:rPr>
+              <w:t>Passed</w:t>
+            </w:r>
+          </w:p>
+        </w:tc>
+      </w:tr>
+      <w:tr>
+        <w:tc>
+          <w:tcPr>
+            <w:tcW w:type="dxa" w:w="1644"/>
+          </w:tcPr>
+          <w:p>
+            <w:pPr>
+              <w:jc w:val="center"/>
+            </w:pPr>
+            <w:r/>
+            <w:r>
+              <w:rPr>
+                <w:sz w:val="16"/>
+              </w:rPr>
+              <w:t>TC-04</w:t>
+            </w:r>
+          </w:p>
+        </w:tc>
+        <w:tc>
+          <w:tcPr>
+            <w:tcW w:type="dxa" w:w="1644"/>
+          </w:tcPr>
+          <w:p>
+            <w:pPr>
+              <w:jc w:val="left"/>
+            </w:pPr>
+            <w:r/>
+            <w:r>
+              <w:rPr>
+                <w:sz w:val="16"/>
+              </w:rPr>
+              <w:t>Add Crop</w:t>
+            </w:r>
+          </w:p>
+        </w:tc>
+        <w:tc>
+          <w:tcPr>
+            <w:tcW w:type="dxa" w:w="1644"/>
+          </w:tcPr>
+          <w:p>
+            <w:pPr>
+              <w:jc w:val="left"/>
+            </w:pPr>
+            <w:r/>
+            <w:r>
+              <w:rPr>
+                <w:sz w:val="16"/>
+              </w:rPr>
+              <w:t>Name, category, planting date, yield</w:t>
+            </w:r>
+          </w:p>
+        </w:tc>
+        <w:tc>
+          <w:tcPr>
+            <w:tcW w:type="dxa" w:w="1644"/>
+          </w:tcPr>
+          <w:p>
+            <w:pPr>
+              <w:jc w:val="left"/>
+            </w:pPr>
+            <w:r/>
+            <w:r>
+              <w:rPr>
+                <w:sz w:val="16"/>
+              </w:rPr>
+              <w:t>Crop saved and displayed in crops table</w:t>
+            </w:r>
+          </w:p>
+        </w:tc>
+        <w:tc>
+          <w:tcPr>
+            <w:tcW w:type="dxa" w:w="1644"/>
+          </w:tcPr>
+          <w:p>
+            <w:pPr>
+              <w:jc w:val="center"/>
+            </w:pPr>
+            <w:r/>
+            <w:r>
+              <w:rPr>
+                <w:sz w:val="16"/>
+              </w:rPr>
+              <w:t>Passed</w:t>
+            </w:r>
+          </w:p>
+        </w:tc>
+      </w:tr>
+      <w:tr>
+        <w:tc>
+          <w:tcPr>
+            <w:tcW w:type="dxa" w:w="1644"/>
+          </w:tcPr>
+          <w:p>
+            <w:pPr>
+              <w:jc w:val="center"/>
+            </w:pPr>
+            <w:r/>
+            <w:r>
+              <w:rPr>
+                <w:sz w:val="16"/>
+              </w:rPr>
+              <w:t>TC-05</w:t>
+            </w:r>
+          </w:p>
+        </w:tc>
+        <w:tc>
+          <w:tcPr>
+            <w:tcW w:type="dxa" w:w="1644"/>
+          </w:tcPr>
+          <w:p>
+            <w:pPr>
+              <w:jc w:val="left"/>
+            </w:pPr>
+            <w:r/>
+            <w:r>
+              <w:rPr>
+                <w:sz w:val="16"/>
+              </w:rPr>
+              <w:t>Record Harvest</w:t>
+            </w:r>
+          </w:p>
+        </w:tc>
+        <w:tc>
+          <w:tcPr>
+            <w:tcW w:type="dxa" w:w="1644"/>
+          </w:tcPr>
+          <w:p>
+            <w:pPr>
+              <w:jc w:val="left"/>
+            </w:pPr>
+            <w:r/>
+            <w:r>
+              <w:rPr>
+                <w:sz w:val="16"/>
+              </w:rPr>
+              <w:t>Crop, date, qty, grade, price, shelf life</w:t>
+            </w:r>
+          </w:p>
+        </w:tc>
+        <w:tc>
+          <w:tcPr>
+            <w:tcW w:type="dxa" w:w="1644"/>
+          </w:tcPr>
+          <w:p>
+            <w:pPr>
+              <w:jc w:val="left"/>
+            </w:pPr>
+            <w:r/>
+            <w:r>
+              <w:rPr>
+                <w:sz w:val="16"/>
+              </w:rPr>
+              <w:t>Harvest listed to marketplace as available</w:t>
+            </w:r>
+          </w:p>
+        </w:tc>
+        <w:tc>
+          <w:tcPr>
+            <w:tcW w:type="dxa" w:w="1644"/>
+          </w:tcPr>
+          <w:p>
+            <w:pPr>
+              <w:jc w:val="center"/>
+            </w:pPr>
+            <w:r/>
+            <w:r>
+              <w:rPr>
+                <w:sz w:val="16"/>
+              </w:rPr>
+              <w:t>Passed</w:t>
+            </w:r>
+          </w:p>
+        </w:tc>
+      </w:tr>
+      <w:tr>
+        <w:tc>
+          <w:tcPr>
+            <w:tcW w:type="dxa" w:w="1644"/>
+          </w:tcPr>
+          <w:p>
+            <w:pPr>
+              <w:jc w:val="center"/>
+            </w:pPr>
+            <w:r/>
+            <w:r>
+              <w:rPr>
+                <w:sz w:val="16"/>
+              </w:rPr>
+              <w:t>TC-06</w:t>
+            </w:r>
+          </w:p>
+        </w:tc>
+        <w:tc>
+          <w:tcPr>
+            <w:tcW w:type="dxa" w:w="1644"/>
+          </w:tcPr>
+          <w:p>
+            <w:pPr>
+              <w:jc w:val="left"/>
+            </w:pPr>
+            <w:r/>
+            <w:r>
+              <w:rPr>
+                <w:sz w:val="16"/>
+              </w:rPr>
+              <w:t>Browse Marketplace</w:t>
+            </w:r>
+          </w:p>
+        </w:tc>
+        <w:tc>
+          <w:tcPr>
+            <w:tcW w:type="dxa" w:w="1644"/>
+          </w:tcPr>
+          <w:p>
+            <w:pPr>
+              <w:jc w:val="left"/>
+            </w:pPr>
+            <w:r/>
+            <w:r>
+              <w:rPr>
+                <w:sz w:val="16"/>
+              </w:rPr>
+              <w:t>Search term</w:t>
+            </w:r>
+          </w:p>
+        </w:tc>
+        <w:tc>
+          <w:tcPr>
+            <w:tcW w:type="dxa" w:w="1644"/>
+          </w:tcPr>
+          <w:p>
+            <w:pPr>
+              <w:jc w:val="left"/>
+            </w:pPr>
+            <w:r/>
+            <w:r>
+              <w:rPr>
+                <w:sz w:val="16"/>
+              </w:rPr>
+              <w:t>Filtered produce cards returned</w:t>
+            </w:r>
+          </w:p>
+        </w:tc>
+        <w:tc>
+          <w:tcPr>
+            <w:tcW w:type="dxa" w:w="1644"/>
+          </w:tcPr>
+          <w:p>
+            <w:pPr>
+              <w:jc w:val="center"/>
+            </w:pPr>
+            <w:r/>
+            <w:r>
+              <w:rPr>
+                <w:sz w:val="16"/>
+              </w:rPr>
+              <w:t>Passed</w:t>
+            </w:r>
+          </w:p>
+        </w:tc>
+      </w:tr>
+      <w:tr>
+        <w:tc>
+          <w:tcPr>
+            <w:tcW w:type="dxa" w:w="1644"/>
+          </w:tcPr>
+          <w:p>
+            <w:pPr>
+              <w:jc w:val="center"/>
+            </w:pPr>
+            <w:r/>
+            <w:r>
+              <w:rPr>
+                <w:sz w:val="16"/>
+              </w:rPr>
+              <w:t>TC-07</w:t>
+            </w:r>
+          </w:p>
+        </w:tc>
+        <w:tc>
+          <w:tcPr>
+            <w:tcW w:type="dxa" w:w="1644"/>
+          </w:tcPr>
+          <w:p>
+            <w:pPr>
+              <w:jc w:val="left"/>
+            </w:pPr>
+            <w:r/>
+            <w:r>
+              <w:rPr>
+                <w:sz w:val="16"/>
+              </w:rPr>
+              <w:t>Place Order</w:t>
+            </w:r>
+          </w:p>
+        </w:tc>
+        <w:tc>
+          <w:tcPr>
+            <w:tcW w:type="dxa" w:w="1644"/>
+          </w:tcPr>
+          <w:p>
+            <w:pPr>
+              <w:jc w:val="left"/>
+            </w:pPr>
+            <w:r/>
+            <w:r>
+              <w:rPr>
+                <w:sz w:val="16"/>
+              </w:rPr>
+              <w:t>Harvest ID, qty, delivery city</w:t>
+            </w:r>
+          </w:p>
+        </w:tc>
+        <w:tc>
+          <w:tcPr>
+            <w:tcW w:type="dxa" w:w="1644"/>
+          </w:tcPr>
+          <w:p>
+            <w:pPr>
+              <w:jc w:val="left"/>
+            </w:pPr>
+            <w:r/>
+            <w:r>
+              <w:rPr>
+                <w:sz w:val="16"/>
+              </w:rPr>
+              <w:t>Order created; stock decremented</w:t>
+            </w:r>
+          </w:p>
+        </w:tc>
+        <w:tc>
+          <w:tcPr>
+            <w:tcW w:type="dxa" w:w="1644"/>
+          </w:tcPr>
+          <w:p>
+            <w:pPr>
+              <w:jc w:val="center"/>
+            </w:pPr>
+            <w:r/>
+            <w:r>
+              <w:rPr>
+                <w:sz w:val="16"/>
+              </w:rPr>
+              <w:t>Passed</w:t>
+            </w:r>
+          </w:p>
+        </w:tc>
+      </w:tr>
+      <w:tr>
+        <w:tc>
+          <w:tcPr>
+            <w:tcW w:type="dxa" w:w="1644"/>
+          </w:tcPr>
+          <w:p>
+            <w:pPr>
+              <w:jc w:val="center"/>
+            </w:pPr>
+            <w:r/>
+            <w:r>
+              <w:rPr>
+                <w:sz w:val="16"/>
+              </w:rPr>
+              <w:t>TC-08</w:t>
+            </w:r>
+          </w:p>
+        </w:tc>
+        <w:tc>
+          <w:tcPr>
+            <w:tcW w:type="dxa" w:w="1644"/>
+          </w:tcPr>
+          <w:p>
+            <w:pPr>
+              <w:jc w:val="left"/>
+            </w:pPr>
+            <w:r/>
+            <w:r>
+              <w:rPr>
+                <w:sz w:val="16"/>
+              </w:rPr>
+              <w:t>Wrong Password on Login</w:t>
+            </w:r>
+          </w:p>
+        </w:tc>
+        <w:tc>
+          <w:tcPr>
+            <w:tcW w:type="dxa" w:w="1644"/>
+          </w:tcPr>
+          <w:p>
+            <w:pPr>
+              <w:jc w:val="left"/>
+            </w:pPr>
+            <w:r/>
+            <w:r>
+              <w:rPr>
+                <w:sz w:val="16"/>
+              </w:rPr>
+              <w:t>Invalid credentials</w:t>
+            </w:r>
+          </w:p>
+        </w:tc>
+        <w:tc>
+          <w:tcPr>
+            <w:tcW w:type="dxa" w:w="1644"/>
+          </w:tcPr>
+          <w:p>
+            <w:pPr>
+              <w:jc w:val="left"/>
+            </w:pPr>
+            <w:r/>
+            <w:r>
+              <w:rPr>
+                <w:sz w:val="16"/>
+              </w:rPr>
+              <w:t>Error message displayed; no redirect</w:t>
+            </w:r>
+          </w:p>
+        </w:tc>
+        <w:tc>
+          <w:tcPr>
+            <w:tcW w:type="dxa" w:w="1644"/>
+          </w:tcPr>
+          <w:p>
+            <w:pPr>
+              <w:jc w:val="center"/>
+            </w:pPr>
+            <w:r/>
+            <w:r>
+              <w:rPr>
+                <w:sz w:val="16"/>
+              </w:rPr>
+              <w:t>Passed</w:t>
+            </w:r>
+          </w:p>
+        </w:tc>
+      </w:tr>
+      <w:tr>
+        <w:tc>
+          <w:tcPr>
+            <w:tcW w:type="dxa" w:w="1644"/>
+          </w:tcPr>
+          <w:p>
+            <w:pPr>
+              <w:jc w:val="center"/>
+            </w:pPr>
+            <w:r/>
+            <w:r>
+              <w:rPr>
+                <w:sz w:val="16"/>
+              </w:rPr>
+              <w:t>TC-09</w:t>
+            </w:r>
+          </w:p>
+        </w:tc>
+        <w:tc>
+          <w:tcPr>
+            <w:tcW w:type="dxa" w:w="1644"/>
+          </w:tcPr>
+          <w:p>
+            <w:pPr>
+              <w:jc w:val="left"/>
+            </w:pPr>
+            <w:r/>
+            <w:r>
+              <w:rPr>
+                <w:sz w:val="16"/>
+              </w:rPr>
+              <w:t>Confirm Order</w:t>
+            </w:r>
+          </w:p>
+        </w:tc>
+        <w:tc>
+          <w:tcPr>
+            <w:tcW w:type="dxa" w:w="1644"/>
+          </w:tcPr>
+          <w:p>
+            <w:pPr>
+              <w:jc w:val="left"/>
+            </w:pPr>
+            <w:r/>
+            <w:r>
+              <w:rPr>
+                <w:sz w:val="16"/>
+              </w:rPr>
+              <w:t>Order ID</w:t>
+            </w:r>
+          </w:p>
+        </w:tc>
+        <w:tc>
+          <w:tcPr>
+            <w:tcW w:type="dxa" w:w="1644"/>
+          </w:tcPr>
+          <w:p>
+            <w:pPr>
+              <w:jc w:val="left"/>
+            </w:pPr>
+            <w:r/>
+            <w:r>
+              <w:rPr>
+                <w:sz w:val="16"/>
+              </w:rPr>
+              <w:t>Status changed to confirmed; notification sent</w:t>
+            </w:r>
+          </w:p>
+        </w:tc>
+        <w:tc>
+          <w:tcPr>
+            <w:tcW w:type="dxa" w:w="1644"/>
+          </w:tcPr>
+          <w:p>
+            <w:pPr>
+              <w:jc w:val="center"/>
+            </w:pPr>
+            <w:r/>
+            <w:r>
+              <w:rPr>
+                <w:sz w:val="16"/>
+              </w:rPr>
+              <w:t>Passed</w:t>
+            </w:r>
+          </w:p>
+        </w:tc>
+      </w:tr>
+      <w:tr>
+        <w:tc>
+          <w:tcPr>
+            <w:tcW w:type="dxa" w:w="1644"/>
+          </w:tcPr>
+          <w:p>
+            <w:pPr>
+              <w:jc w:val="center"/>
+            </w:pPr>
+            <w:r/>
+            <w:r>
+              <w:rPr>
+                <w:sz w:val="16"/>
+              </w:rPr>
+              <w:t>TC-10</w:t>
+            </w:r>
+          </w:p>
+        </w:tc>
+        <w:tc>
+          <w:tcPr>
+            <w:tcW w:type="dxa" w:w="1644"/>
+          </w:tcPr>
+          <w:p>
+            <w:pPr>
+              <w:jc w:val="left"/>
+            </w:pPr>
+            <w:r/>
+            <w:r>
+              <w:rPr>
+                <w:sz w:val="16"/>
+              </w:rPr>
+              <w:t>Run Scheduling</w:t>
+            </w:r>
+          </w:p>
+        </w:tc>
+        <w:tc>
+          <w:tcPr>
+            <w:tcW w:type="dxa" w:w="1644"/>
+          </w:tcPr>
+          <w:p>
+            <w:pPr>
+              <w:jc w:val="left"/>
+            </w:pPr>
+            <w:r/>
+            <w:r>
+              <w:rPr>
+                <w:sz w:val="16"/>
+              </w:rPr>
+              <w:t>Confirmed orders</w:t>
+            </w:r>
+          </w:p>
+        </w:tc>
+        <w:tc>
+          <w:tcPr>
+            <w:tcW w:type="dxa" w:w="1644"/>
+          </w:tcPr>
+          <w:p>
+            <w:pPr>
+              <w:jc w:val="left"/>
+            </w:pPr>
+            <w:r/>
+            <w:r>
+              <w:rPr>
+                <w:sz w:val="16"/>
+              </w:rPr>
+              <w:t>Perishable-first sort; nearest warehouse; transporter assigned</w:t>
+            </w:r>
+          </w:p>
+        </w:tc>
+        <w:tc>
+          <w:tcPr>
+            <w:tcW w:type="dxa" w:w="1644"/>
+          </w:tcPr>
+          <w:p>
+            <w:pPr>
+              <w:jc w:val="center"/>
+            </w:pPr>
+            <w:r/>
+            <w:r>
+              <w:rPr>
+                <w:sz w:val="16"/>
+              </w:rPr>
+              <w:t>Passed</w:t>
+            </w:r>
+          </w:p>
+        </w:tc>
+      </w:tr>
+      <w:tr>
+        <w:tc>
+          <w:tcPr>
+            <w:tcW w:type="dxa" w:w="1644"/>
+          </w:tcPr>
+          <w:p>
+            <w:pPr>
+              <w:jc w:val="center"/>
+            </w:pPr>
+            <w:r/>
+            <w:r>
+              <w:rPr>
+                <w:sz w:val="16"/>
+              </w:rPr>
+              <w:t>TC-11</w:t>
+            </w:r>
+          </w:p>
+        </w:tc>
+        <w:tc>
+          <w:tcPr>
+            <w:tcW w:type="dxa" w:w="1644"/>
+          </w:tcPr>
+          <w:p>
+            <w:pPr>
+              <w:jc w:val="left"/>
+            </w:pPr>
+            <w:r/>
+            <w:r>
+              <w:rPr>
+                <w:sz w:val="16"/>
+              </w:rPr>
+              <w:t>Scheduling — Max 5/day</w:t>
+            </w:r>
+          </w:p>
+        </w:tc>
+        <w:tc>
+          <w:tcPr>
+            <w:tcW w:type="dxa" w:w="1644"/>
+          </w:tcPr>
+          <w:p>
+            <w:pPr>
+              <w:jc w:val="left"/>
+            </w:pPr>
+            <w:r/>
+            <w:r>
+              <w:rPr>
+                <w:sz w:val="16"/>
+              </w:rPr>
+              <w:t>&gt;5 confirmed orders</w:t>
+            </w:r>
+          </w:p>
+        </w:tc>
+        <w:tc>
+          <w:tcPr>
+            <w:tcW w:type="dxa" w:w="1644"/>
+          </w:tcPr>
+          <w:p>
+            <w:pPr>
+              <w:jc w:val="left"/>
+            </w:pPr>
+            <w:r/>
+            <w:r>
+              <w:rPr>
+                <w:sz w:val="16"/>
+              </w:rPr>
+              <w:t>Orders allocated across days; overflow rolls</w:t>
+            </w:r>
+          </w:p>
+        </w:tc>
+        <w:tc>
+          <w:tcPr>
+            <w:tcW w:type="dxa" w:w="1644"/>
+          </w:tcPr>
+          <w:p>
+            <w:pPr>
+              <w:jc w:val="center"/>
+            </w:pPr>
+            <w:r/>
+            <w:r>
+              <w:rPr>
+                <w:sz w:val="16"/>
+              </w:rPr>
+              <w:t>Passed</w:t>
+            </w:r>
+          </w:p>
+        </w:tc>
+      </w:tr>
+      <w:tr>
+        <w:tc>
+          <w:tcPr>
+            <w:tcW w:type="dxa" w:w="1644"/>
+          </w:tcPr>
+          <w:p>
+            <w:pPr>
+              <w:jc w:val="center"/>
+            </w:pPr>
+            <w:r/>
+            <w:r>
+              <w:rPr>
+                <w:sz w:val="16"/>
+              </w:rPr>
+              <w:t>TC-12</w:t>
+            </w:r>
+          </w:p>
+        </w:tc>
+        <w:tc>
+          <w:tcPr>
+            <w:tcW w:type="dxa" w:w="1644"/>
+          </w:tcPr>
+          <w:p>
+            <w:pPr>
+              <w:jc w:val="left"/>
+            </w:pPr>
+            <w:r/>
+            <w:r>
+              <w:rPr>
+                <w:sz w:val="16"/>
+              </w:rPr>
+              <w:t>Advance Delivery</w:t>
+            </w:r>
+          </w:p>
+        </w:tc>
+        <w:tc>
+          <w:tcPr>
+            <w:tcW w:type="dxa" w:w="1644"/>
+          </w:tcPr>
+          <w:p>
+            <w:pPr>
+              <w:jc w:val="left"/>
+            </w:pPr>
+            <w:r/>
+            <w:r>
+              <w:rPr>
+                <w:sz w:val="16"/>
+              </w:rPr>
+              <w:t>Delivery ID; next status</w:t>
+            </w:r>
+          </w:p>
+        </w:tc>
+        <w:tc>
+          <w:tcPr>
+            <w:tcW w:type="dxa" w:w="1644"/>
+          </w:tcPr>
+          <w:p>
+            <w:pPr>
+              <w:jc w:val="left"/>
+            </w:pPr>
+            <w:r/>
+            <w:r>
+              <w:rPr>
+                <w:sz w:val="16"/>
+              </w:rPr>
+              <w:t>Status progressed (assigned → picked_up → in_transit → delivered)</w:t>
+            </w:r>
+          </w:p>
+        </w:tc>
+        <w:tc>
+          <w:tcPr>
+            <w:tcW w:type="dxa" w:w="1644"/>
+          </w:tcPr>
+          <w:p>
+            <w:pPr>
+              <w:jc w:val="center"/>
+            </w:pPr>
+            <w:r/>
+            <w:r>
+              <w:rPr>
+                <w:sz w:val="16"/>
+              </w:rPr>
+              <w:t>Passed</w:t>
+            </w:r>
+          </w:p>
+        </w:tc>
+      </w:tr>
+      <w:tr>
+        <w:tc>
+          <w:tcPr>
+            <w:tcW w:type="dxa" w:w="1644"/>
+          </w:tcPr>
+          <w:p>
+            <w:pPr>
+              <w:jc w:val="center"/>
+            </w:pPr>
+            <w:r/>
+            <w:r>
+              <w:rPr>
+                <w:sz w:val="16"/>
+              </w:rPr>
+              <w:t>TC-13</w:t>
+            </w:r>
+          </w:p>
+        </w:tc>
+        <w:tc>
+          <w:tcPr>
+            <w:tcW w:type="dxa" w:w="1644"/>
+          </w:tcPr>
+          <w:p>
+            <w:pPr>
+              <w:jc w:val="left"/>
+            </w:pPr>
+            <w:r/>
+            <w:r>
+              <w:rPr>
+                <w:sz w:val="16"/>
+              </w:rPr>
+              <w:t>Receive Stock</w:t>
+            </w:r>
+          </w:p>
+        </w:tc>
+        <w:tc>
+          <w:tcPr>
+            <w:tcW w:type="dxa" w:w="1644"/>
+          </w:tcPr>
+          <w:p>
+            <w:pPr>
+              <w:jc w:val="left"/>
+            </w:pPr>
+            <w:r/>
+            <w:r>
+              <w:rPr>
+                <w:sz w:val="16"/>
+              </w:rPr>
+              <w:t>Warehouse, product, qty, entry date, shelf life</w:t>
+            </w:r>
+          </w:p>
+        </w:tc>
+        <w:tc>
+          <w:tcPr>
+            <w:tcW w:type="dxa" w:w="1644"/>
+          </w:tcPr>
+          <w:p>
+            <w:pPr>
+              <w:jc w:val="left"/>
+            </w:pPr>
+            <w:r/>
+            <w:r>
+              <w:rPr>
+                <w:sz w:val="16"/>
+              </w:rPr>
+              <w:t>Item added to inventory as in_storage</w:t>
+            </w:r>
+          </w:p>
+        </w:tc>
+        <w:tc>
+          <w:tcPr>
+            <w:tcW w:type="dxa" w:w="1644"/>
+          </w:tcPr>
+          <w:p>
+            <w:pPr>
+              <w:jc w:val="center"/>
+            </w:pPr>
+            <w:r/>
+            <w:r>
+              <w:rPr>
+                <w:sz w:val="16"/>
+              </w:rPr>
+              <w:t>Passed</w:t>
+            </w:r>
+          </w:p>
+        </w:tc>
+      </w:tr>
+      <w:tr>
+        <w:tc>
+          <w:tcPr>
+            <w:tcW w:type="dxa" w:w="1644"/>
+          </w:tcPr>
+          <w:p>
+            <w:pPr>
+              <w:jc w:val="center"/>
+            </w:pPr>
+            <w:r/>
+            <w:r>
+              <w:rPr>
+                <w:sz w:val="16"/>
+              </w:rPr>
+              <w:t>TC-14</w:t>
+            </w:r>
+          </w:p>
+        </w:tc>
+        <w:tc>
+          <w:tcPr>
+            <w:tcW w:type="dxa" w:w="1644"/>
+          </w:tcPr>
+          <w:p>
+            <w:pPr>
+              <w:jc w:val="left"/>
+            </w:pPr>
+            <w:r/>
+            <w:r>
+              <w:rPr>
+                <w:sz w:val="16"/>
+              </w:rPr>
+              <w:t>Shelf-Life Classification</w:t>
+            </w:r>
+          </w:p>
+        </w:tc>
+        <w:tc>
+          <w:tcPr>
+            <w:tcW w:type="dxa" w:w="1644"/>
+          </w:tcPr>
+          <w:p>
+            <w:pPr>
+              <w:jc w:val="left"/>
+            </w:pPr>
+            <w:r/>
+            <w:r>
+              <w:rPr>
+                <w:sz w:val="16"/>
+              </w:rPr>
+              <w:t>Item with entry_date and shelf_life_days</w:t>
+            </w:r>
+          </w:p>
+        </w:tc>
+        <w:tc>
+          <w:tcPr>
+            <w:tcW w:type="dxa" w:w="1644"/>
+          </w:tcPr>
+          <w:p>
+            <w:pPr>
+              <w:jc w:val="left"/>
+            </w:pPr>
+            <w:r/>
+            <w:r>
+              <w:rPr>
+                <w:sz w:val="16"/>
+              </w:rPr>
+              <w:t>Classified as fresh/expiring/spoiled correctly</w:t>
+            </w:r>
+          </w:p>
+        </w:tc>
+        <w:tc>
+          <w:tcPr>
+            <w:tcW w:type="dxa" w:w="1644"/>
+          </w:tcPr>
+          <w:p>
+            <w:pPr>
+              <w:jc w:val="center"/>
+            </w:pPr>
+            <w:r/>
+            <w:r>
+              <w:rPr>
+                <w:sz w:val="16"/>
+              </w:rPr>
+              <w:t>Passed</w:t>
+            </w:r>
+          </w:p>
+        </w:tc>
+      </w:tr>
+      <w:tr>
+        <w:tc>
+          <w:tcPr>
+            <w:tcW w:type="dxa" w:w="1644"/>
+          </w:tcPr>
+          <w:p>
+            <w:pPr>
+              <w:jc w:val="center"/>
+            </w:pPr>
+            <w:r/>
+            <w:r>
+              <w:rPr>
+                <w:sz w:val="16"/>
+              </w:rPr>
+              <w:t>TC-15</w:t>
+            </w:r>
+          </w:p>
+        </w:tc>
+        <w:tc>
+          <w:tcPr>
+            <w:tcW w:type="dxa" w:w="1644"/>
+          </w:tcPr>
+          <w:p>
+            <w:pPr>
+              <w:jc w:val="left"/>
+            </w:pPr>
+            <w:r/>
+            <w:r>
+              <w:rPr>
+                <w:sz w:val="16"/>
+              </w:rPr>
+              <w:t>Dispatch Stock</w:t>
+            </w:r>
+          </w:p>
+        </w:tc>
+        <w:tc>
+          <w:tcPr>
+            <w:tcW w:type="dxa" w:w="1644"/>
+          </w:tcPr>
+          <w:p>
+            <w:pPr>
+              <w:jc w:val="left"/>
+            </w:pPr>
+            <w:r/>
+            <w:r>
+              <w:rPr>
+                <w:sz w:val="16"/>
+              </w:rPr>
+              <w:t>Item ID, qty</w:t>
+            </w:r>
+          </w:p>
+        </w:tc>
+        <w:tc>
+          <w:tcPr>
+            <w:tcW w:type="dxa" w:w="1644"/>
+          </w:tcPr>
+          <w:p>
+            <w:pPr>
+              <w:jc w:val="left"/>
+            </w:pPr>
+            <w:r/>
+            <w:r>
+              <w:rPr>
+                <w:sz w:val="16"/>
+              </w:rPr>
+              <w:t>Stock removed; movement logged</w:t>
+            </w:r>
+          </w:p>
+        </w:tc>
+        <w:tc>
+          <w:tcPr>
+            <w:tcW w:type="dxa" w:w="1644"/>
+          </w:tcPr>
+          <w:p>
+            <w:pPr>
+              <w:jc w:val="center"/>
+            </w:pPr>
+            <w:r/>
+            <w:r>
+              <w:rPr>
+                <w:sz w:val="16"/>
+              </w:rPr>
+              <w:t>Passed</w:t>
+            </w:r>
+          </w:p>
+        </w:tc>
+      </w:tr>
+      <w:tr>
+        <w:tc>
+          <w:tcPr>
+            <w:tcW w:type="dxa" w:w="1644"/>
+          </w:tcPr>
+          <w:p>
+            <w:pPr>
+              <w:jc w:val="center"/>
+            </w:pPr>
+            <w:r/>
+            <w:r>
+              <w:rPr>
+                <w:sz w:val="16"/>
+              </w:rPr>
+              <w:t>TC-16</w:t>
+            </w:r>
+          </w:p>
+        </w:tc>
+        <w:tc>
+          <w:tcPr>
+            <w:tcW w:type="dxa" w:w="1644"/>
+          </w:tcPr>
+          <w:p>
+            <w:pPr>
+              <w:jc w:val="left"/>
+            </w:pPr>
+            <w:r/>
+            <w:r>
+              <w:rPr>
+                <w:sz w:val="16"/>
+              </w:rPr>
+              <w:t>Mark Spoiled</w:t>
+            </w:r>
+          </w:p>
+        </w:tc>
+        <w:tc>
+          <w:tcPr>
+            <w:tcW w:type="dxa" w:w="1644"/>
+          </w:tcPr>
+          <w:p>
+            <w:pPr>
+              <w:jc w:val="left"/>
+            </w:pPr>
+            <w:r/>
+            <w:r>
+              <w:rPr>
+                <w:sz w:val="16"/>
+              </w:rPr>
+              <w:t>Item ID</w:t>
+            </w:r>
+          </w:p>
+        </w:tc>
+        <w:tc>
+          <w:tcPr>
+            <w:tcW w:type="dxa" w:w="1644"/>
+          </w:tcPr>
+          <w:p>
+            <w:pPr>
+              <w:jc w:val="left"/>
+            </w:pPr>
+            <w:r/>
+            <w:r>
+              <w:rPr>
+                <w:sz w:val="16"/>
+              </w:rPr>
+              <w:t>Item status changed to spoiled</w:t>
+            </w:r>
+          </w:p>
+        </w:tc>
+        <w:tc>
+          <w:tcPr>
+            <w:tcW w:type="dxa" w:w="1644"/>
+          </w:tcPr>
+          <w:p>
+            <w:pPr>
+              <w:jc w:val="center"/>
+            </w:pPr>
+            <w:r/>
+            <w:r>
+              <w:rPr>
+                <w:sz w:val="16"/>
+              </w:rPr>
+              <w:t>Passed</w:t>
+            </w:r>
+          </w:p>
+        </w:tc>
+      </w:tr>
+      <w:tr>
+        <w:tc>
+          <w:tcPr>
+            <w:tcW w:type="dxa" w:w="1644"/>
+          </w:tcPr>
+          <w:p>
+            <w:pPr>
+              <w:jc w:val="center"/>
+            </w:pPr>
+            <w:r/>
+            <w:r>
+              <w:rPr>
+                <w:sz w:val="16"/>
+              </w:rPr>
+              <w:t>TC-17</w:t>
+            </w:r>
+          </w:p>
+        </w:tc>
+        <w:tc>
+          <w:tcPr>
+            <w:tcW w:type="dxa" w:w="1644"/>
+          </w:tcPr>
+          <w:p>
+            <w:pPr>
+              <w:jc w:val="left"/>
+            </w:pPr>
+            <w:r/>
+            <w:r>
+              <w:rPr>
+                <w:sz w:val="16"/>
+              </w:rPr>
+              <w:t>Demand Forecast</w:t>
+            </w:r>
+          </w:p>
+        </w:tc>
+        <w:tc>
+          <w:tcPr>
+            <w:tcW w:type="dxa" w:w="1644"/>
+          </w:tcPr>
+          <w:p>
+            <w:pPr>
+              <w:jc w:val="left"/>
+            </w:pPr>
+            <w:r/>
+            <w:r>
+              <w:rPr>
+                <w:sz w:val="16"/>
+              </w:rPr>
+              <w:t>8 weeks of order history</w:t>
+            </w:r>
+          </w:p>
+        </w:tc>
+        <w:tc>
+          <w:tcPr>
+            <w:tcW w:type="dxa" w:w="1644"/>
+          </w:tcPr>
+          <w:p>
+            <w:pPr>
+              <w:jc w:val="left"/>
+            </w:pPr>
+            <w:r/>
+            <w:r>
+              <w:rPr>
+                <w:sz w:val="16"/>
+              </w:rPr>
+              <w:t>Moving average and weighted MA computed; trend indicator shown</w:t>
+            </w:r>
+          </w:p>
+        </w:tc>
+        <w:tc>
+          <w:tcPr>
+            <w:tcW w:type="dxa" w:w="1644"/>
+          </w:tcPr>
+          <w:p>
+            <w:pPr>
+              <w:jc w:val="center"/>
+            </w:pPr>
+            <w:r/>
+            <w:r>
+              <w:rPr>
+                <w:sz w:val="16"/>
+              </w:rPr>
+              <w:t>Passed</w:t>
+            </w:r>
+          </w:p>
+        </w:tc>
+      </w:tr>
+      <w:tr>
+        <w:tc>
+          <w:tcPr>
+            <w:tcW w:type="dxa" w:w="1644"/>
+          </w:tcPr>
+          <w:p>
+            <w:pPr>
+              <w:jc w:val="center"/>
+            </w:pPr>
+            <w:r/>
+            <w:r>
+              <w:rPr>
+                <w:sz w:val="16"/>
+              </w:rPr>
+              <w:t>TC-18</w:t>
+            </w:r>
+          </w:p>
+        </w:tc>
+        <w:tc>
+          <w:tcPr>
+            <w:tcW w:type="dxa" w:w="1644"/>
+          </w:tcPr>
+          <w:p>
+            <w:pPr>
+              <w:jc w:val="left"/>
+            </w:pPr>
+            <w:r/>
+            <w:r>
+              <w:rPr>
+                <w:sz w:val="16"/>
+              </w:rPr>
+              <w:t>AI Assistant Query</w:t>
+            </w:r>
+          </w:p>
+        </w:tc>
+        <w:tc>
+          <w:tcPr>
+            <w:tcW w:type="dxa" w:w="1644"/>
+          </w:tcPr>
+          <w:p>
+            <w:pPr>
+              <w:jc w:val="left"/>
+            </w:pPr>
+            <w:r/>
+            <w:r>
+              <w:rPr>
+                <w:sz w:val="16"/>
+              </w:rPr>
+              <w:t>Question about user data</w:t>
+            </w:r>
+          </w:p>
+        </w:tc>
+        <w:tc>
+          <w:tcPr>
+            <w:tcW w:type="dxa" w:w="1644"/>
+          </w:tcPr>
+          <w:p>
+            <w:pPr>
+              <w:jc w:val="left"/>
+            </w:pPr>
+            <w:r/>
+            <w:r>
+              <w:rPr>
+                <w:sz w:val="16"/>
+              </w:rPr>
+              <w:t>Plain-language explanation grounded in live data</w:t>
+            </w:r>
+          </w:p>
+        </w:tc>
+        <w:tc>
+          <w:tcPr>
+            <w:tcW w:type="dxa" w:w="1644"/>
+          </w:tcPr>
+          <w:p>
+            <w:pPr>
+              <w:jc w:val="center"/>
+            </w:pPr>
+            <w:r/>
+            <w:r>
+              <w:rPr>
+                <w:sz w:val="16"/>
+              </w:rPr>
+              <w:t>Passed</w:t>
+            </w:r>
+          </w:p>
+        </w:tc>
+      </w:tr>
+      <w:tr>
+        <w:tc>
+          <w:tcPr>
+            <w:tcW w:type="dxa" w:w="1644"/>
+          </w:tcPr>
+          <w:p>
+            <w:pPr>
+              <w:jc w:val="center"/>
+            </w:pPr>
+            <w:r/>
+            <w:r>
+              <w:rPr>
+                <w:sz w:val="16"/>
+              </w:rPr>
+              <w:t>TC-19</w:t>
+            </w:r>
+          </w:p>
+        </w:tc>
+        <w:tc>
+          <w:tcPr>
+            <w:tcW w:type="dxa" w:w="1644"/>
+          </w:tcPr>
+          <w:p>
+            <w:pPr>
+              <w:jc w:val="left"/>
+            </w:pPr>
+            <w:r/>
+            <w:r>
+              <w:rPr>
+                <w:sz w:val="16"/>
+              </w:rPr>
+              <w:t>AI Assistant — No API Key</w:t>
+            </w:r>
+          </w:p>
+        </w:tc>
+        <w:tc>
+          <w:tcPr>
+            <w:tcW w:type="dxa" w:w="1644"/>
+          </w:tcPr>
+          <w:p>
+            <w:pPr>
+              <w:jc w:val="left"/>
+            </w:pPr>
+            <w:r/>
+            <w:r>
+              <w:rPr>
+                <w:sz w:val="16"/>
+              </w:rPr>
+              <w:t>Question without GEMINI_API_KEY</w:t>
+            </w:r>
+          </w:p>
+        </w:tc>
+        <w:tc>
+          <w:tcPr>
+            <w:tcW w:type="dxa" w:w="1644"/>
+          </w:tcPr>
+          <w:p>
+            <w:pPr>
+              <w:jc w:val="left"/>
+            </w:pPr>
+            <w:r/>
+            <w:r>
+              <w:rPr>
+                <w:sz w:val="16"/>
+              </w:rPr>
+              <w:t>Fallback message displayed gracefully</w:t>
+            </w:r>
+          </w:p>
+        </w:tc>
+        <w:tc>
+          <w:tcPr>
+            <w:tcW w:type="dxa" w:w="1644"/>
+          </w:tcPr>
+          <w:p>
+            <w:pPr>
+              <w:jc w:val="center"/>
+            </w:pPr>
+            <w:r/>
+            <w:r>
+              <w:rPr>
+                <w:sz w:val="16"/>
+              </w:rPr>
+              <w:t>Passed</w:t>
+            </w:r>
+          </w:p>
+        </w:tc>
+      </w:tr>
+      <w:tr>
+        <w:tc>
+          <w:tcPr>
+            <w:tcW w:type="dxa" w:w="1644"/>
+          </w:tcPr>
+          <w:p>
+            <w:pPr>
+              <w:jc w:val="center"/>
+            </w:pPr>
+            <w:r/>
+            <w:r>
+              <w:rPr>
+                <w:sz w:val="16"/>
+              </w:rPr>
+              <w:t>TC-20</w:t>
+            </w:r>
+          </w:p>
+        </w:tc>
+        <w:tc>
+          <w:tcPr>
+            <w:tcW w:type="dxa" w:w="1644"/>
+          </w:tcPr>
+          <w:p>
+            <w:pPr>
+              <w:jc w:val="left"/>
+            </w:pPr>
+            <w:r/>
+            <w:r>
+              <w:rPr>
+                <w:sz w:val="16"/>
+              </w:rPr>
+              <w:t>Password Generator</w:t>
+            </w:r>
+          </w:p>
+        </w:tc>
+        <w:tc>
+          <w:tcPr>
+            <w:tcW w:type="dxa" w:w="1644"/>
+          </w:tcPr>
+          <w:p>
+            <w:pPr>
+              <w:jc w:val="left"/>
+            </w:pPr>
+            <w:r/>
+            <w:r>
+              <w:rPr>
+                <w:sz w:val="16"/>
+              </w:rPr>
+              <w:t>Click generate</w:t>
+            </w:r>
+          </w:p>
+        </w:tc>
+        <w:tc>
+          <w:tcPr>
+            <w:tcW w:type="dxa" w:w="1644"/>
+          </w:tcPr>
+          <w:p>
+            <w:pPr>
+              <w:jc w:val="left"/>
+            </w:pPr>
+            <w:r/>
+            <w:r>
+              <w:rPr>
+                <w:sz w:val="16"/>
+              </w:rPr>
+              <w:t>Secure password created and populated in both fields</w:t>
+            </w:r>
+          </w:p>
+        </w:tc>
+        <w:tc>
+          <w:tcPr>
+            <w:tcW w:type="dxa" w:w="1644"/>
+          </w:tcPr>
+          <w:p>
+            <w:pPr>
+              <w:jc w:val="center"/>
+            </w:pPr>
+            <w:r/>
+            <w:r>
+              <w:rPr>
+                <w:sz w:val="16"/>
+              </w:rPr>
+              <w:t>Passed</w:t>
+            </w:r>
+          </w:p>
+        </w:tc>
+      </w:tr>
+      <w:tr>
+        <w:tc>
+          <w:tcPr>
+            <w:tcW w:type="dxa" w:w="1644"/>
+          </w:tcPr>
+          <w:p>
+            <w:pPr>
+              <w:jc w:val="center"/>
+            </w:pPr>
+            <w:r/>
+            <w:r>
+              <w:rPr>
+                <w:sz w:val="16"/>
+              </w:rPr>
+              <w:t>TC-21</w:t>
+            </w:r>
+          </w:p>
+        </w:tc>
+        <w:tc>
+          <w:tcPr>
+            <w:tcW w:type="dxa" w:w="1644"/>
+          </w:tcPr>
+          <w:p>
+            <w:pPr>
+              <w:jc w:val="left"/>
+            </w:pPr>
+            <w:r/>
+            <w:r>
+              <w:rPr>
+                <w:sz w:val="16"/>
+              </w:rPr>
+              <w:t>Notification Delivery</w:t>
+            </w:r>
+          </w:p>
+        </w:tc>
+        <w:tc>
+          <w:tcPr>
+            <w:tcW w:type="dxa" w:w="1644"/>
+          </w:tcPr>
+          <w:p>
+            <w:pPr>
+              <w:jc w:val="left"/>
+            </w:pPr>
+            <w:r/>
+            <w:r>
+              <w:rPr>
+                <w:sz w:val="16"/>
+              </w:rPr>
+              <w:t>Order/delivery event</w:t>
+            </w:r>
+          </w:p>
+        </w:tc>
+        <w:tc>
+          <w:tcPr>
+            <w:tcW w:type="dxa" w:w="1644"/>
+          </w:tcPr>
+          <w:p>
+            <w:pPr>
+              <w:jc w:val="left"/>
+            </w:pPr>
+            <w:r/>
+            <w:r>
+              <w:rPr>
+                <w:sz w:val="16"/>
+              </w:rPr>
+              <w:t>Notification created and displayed per user</w:t>
+            </w:r>
+          </w:p>
+        </w:tc>
+        <w:tc>
+          <w:tcPr>
+            <w:tcW w:type="dxa" w:w="1644"/>
+          </w:tcPr>
+          <w:p>
+            <w:pPr>
+              <w:jc w:val="center"/>
+            </w:pPr>
+            <w:r/>
+            <w:r>
+              <w:rPr>
+                <w:sz w:val="16"/>
+              </w:rPr>
+              <w:t>Passed</w:t>
+            </w:r>
+          </w:p>
+        </w:tc>
+      </w:tr>
+    </w:tbl>
+    <w:p>
+      <w:pPr>
+        <w:pStyle w:val="Heading3"/>
+      </w:pPr>
+      <w:r>
+        <w:t>4.5.3 End-to-End Testing</w:t>
+      </w:r>
+    </w:p>
+    <w:p>
+      <w:pPr>
         <w:jc w:val="both"/>
       </w:pPr>
       <w:r>
-        <w:t>Delivery workflow — Delivery advanced through all stages with correct notifications. Passed.</w:t>
-      </w:r>
-    </w:p>
-    <w:p>
-      <w:pPr>
-        <w:pStyle w:val="ListBullet"/>
+        <w:t>An automated end-to-end test using the Playwright framework created one account for each of the five roles and drove them through the complete supply chain, from listing produce to delivery, in a real browser. The test verified the full workflow across many steps and captured a screenshot on any failure, confirming that the integrated system behaved correctly.</w:t>
+      </w:r>
+    </w:p>
+    <w:p>
+      <w:pPr>
+        <w:pStyle w:val="Heading2"/>
+      </w:pPr>
+      <w:r>
+        <w:t>4.6 Implementation Challenges</w:t>
+      </w:r>
+    </w:p>
+    <w:p>
+      <w:pPr>
         <w:jc w:val="both"/>
       </w:pPr>
       <w:r>
-        <w:t>Inventory and spoilage — Items classified as fresh, expiring, or spoiled correctly. Passed.</w:t>
-      </w:r>
-    </w:p>
-    <w:p>
-      <w:pPr>
-        <w:pStyle w:val="ListBullet"/>
+        <w:t>Several challenges were encountered during the implementation of the AgriFlow AI platform.</w:t>
+      </w:r>
+    </w:p>
+    <w:p>
+      <w:pPr>
+        <w:pStyle w:val="Heading3"/>
+      </w:pPr>
+      <w:r>
+        <w:t>4.6.1 Supabase Row-Level Security Configuration</w:t>
+      </w:r>
+    </w:p>
+    <w:p>
+      <w:pPr>
         <w:jc w:val="both"/>
       </w:pPr>
       <w:r>
-        <w:t>Demand forecasting — Moving-average forecasts and trend indicators computed correctly. Passed.</w:t>
-      </w:r>
-    </w:p>
-    <w:p>
-      <w:pPr>
-        <w:pStyle w:val="ListBullet"/>
+        <w:t>Configuring row-level security policies for the five user roles required careful planning to ensure that each role could access only the data permitted to it. The policies had to be written for every table, and testing each combination of role and operation was time-consuming. This challenge was addressed by writing the policies iteratively and testing each one with test user accounts before proceeding to the next.</w:t>
+      </w:r>
+    </w:p>
+    <w:p>
+      <w:pPr>
+        <w:pStyle w:val="Heading3"/>
+      </w:pPr>
+      <w:r>
+        <w:t>4.6.2 Deterministic Scheduling Algorithm Design</w:t>
+      </w:r>
+    </w:p>
+    <w:p>
+      <w:pPr>
         <w:jc w:val="both"/>
       </w:pPr>
       <w:r>
-        <w:t>AI assistant — Explanations grounded in live data; graceful fallback when unavailable. Passed.</w:t>
+        <w:t>Designing the scheduling algorithm to handle the perishable-first rule while also respecting the maximum of five deliveries per day, nearest-warehouse assignment, and least-busy transporter selection required careful consideration of edge cases, such as when all transporters were already assigned or when no warehouse was near the delivery location. The algorithm was developed with comprehensive unit tests to ensure that all edge cases were handled correctly.</w:t>
       </w:r>
     </w:p>
     <w:p>
@@ -3332,7 +7757,7 @@
         <w:pStyle w:val="Heading3"/>
       </w:pPr>
       <w:r>
-        <w:t>4.4.3 End-to-End Testing</w:t>
+        <w:t>4.6.3 AI Assistant Grounding</w:t>
       </w:r>
     </w:p>
     <w:p>
@@ -3340,7 +7765,23 @@
         <w:jc w:val="both"/>
       </w:pPr>
       <w:r>
-        <w:t>An automated end-to-end test using the Playwright framework created one account for each of the five roles and drove them through the complete supply chain, from listing produce to delivery, in a real browser. The test verified the full workflow across many steps and captured a screenshot on any failure, confirming that the integrated system behaved correctly.</w:t>
+        <w:t>Ensuring that the Google Gemini assistant did not fabricate information required a careful prompt design that restricted the assistant to explaining only the data provided in the prompt context. The assistant was also designed to degrade gracefully when the Gemini API key was not configured, showing a helpful fallback message instead of an error. This approach ensures reliability while still providing value when the AI service is available.</w:t>
+      </w:r>
+    </w:p>
+    <w:p>
+      <w:pPr>
+        <w:pStyle w:val="Heading3"/>
+      </w:pPr>
+      <w:r>
+        <w:t>4.6.4 Responsive Design for Multiple Roles</w:t>
+      </w:r>
+    </w:p>
+    <w:p>
+      <w:pPr>
+        <w:jc w:val="both"/>
+      </w:pPr>
+      <w:r>
+        <w:t>Each of the five role dashboards had different interface requirements, from the farmer's crop calendar to the transporter's route map. Ensuring that all interfaces were responsive from 320px mobile screens required a mobile-first approach with Tailwind CSS breakpoints. The sidebar navigation was adapted to a drawer on small screens, and data tables were made horizontally scrollable to preserve readability.</w:t>
       </w:r>
     </w:p>
     <w:p>
@@ -3348,7 +7789,7 @@
         <w:pStyle w:val="Heading2"/>
       </w:pPr>
       <w:r>
-        <w:t>4.5 Discussion of Results</w:t>
+        <w:t>4.7 Discussion of Results</w:t>
       </w:r>
     </w:p>
     <w:p>
@@ -3418,7 +7859,7 @@
         <w:pStyle w:val="Heading2"/>
       </w:pPr>
       <w:r>
-        <w:t>5.2 Conclusion</w:t>
+        <w:t>5.2 Contributions to Knowledge</w:t>
       </w:r>
     </w:p>
     <w:p>
@@ -3426,23 +7867,7 @@
         <w:jc w:val="both"/>
       </w:pPr>
       <w:r>
-        <w:t>The study successfully achieved its aim of designing and implementing an intelligent web-based agricultural supply chain management platform. By combining a unified, role-based marketplace with deterministic perishable-first scheduling, demand forecasting, shelf-life spoilage tracking, and an explanatory artificial-intelligence assistant, AgriFlow AI improves the coordination and efficiency of the produce supply chain and directly targets the reduction of post-harvest losses. The platform therefore provides a practical and reliable solution to the challenges identified in the study.</w:t>
-      </w:r>
-    </w:p>
-    <w:p>
-      <w:pPr>
-        <w:pStyle w:val="Heading2"/>
-      </w:pPr>
-      <w:r>
-        <w:t>5.3 Recommendations</w:t>
-      </w:r>
-    </w:p>
-    <w:p>
-      <w:pPr>
-        <w:jc w:val="both"/>
-      </w:pPr>
-      <w:r>
-        <w:t>Based on the outcomes of this study, the following recommendations are made:</w:t>
+        <w:t>This study makes the following contributions to knowledge in the field of agricultural supply chain management and intelligent web-based systems:</w:t>
       </w:r>
     </w:p>
     <w:p>
@@ -3451,7 +7876,7 @@
         <w:jc w:val="both"/>
       </w:pPr>
       <w:r>
-        <w:t>Agricultural cooperatives, aggregators, and agribusinesses should adopt integrated, perishability-aware platforms of this kind to reduce post-harvest losses.</w:t>
+        <w:t>A unified, role-based platform for agricultural supply chain management that integrates five distinct participant types within a single system, providing a practical framework for multi-role agricultural digital platforms.</w:t>
       </w:r>
     </w:p>
     <w:p>
@@ -3460,7 +7885,7 @@
         <w:jc w:val="both"/>
       </w:pPr>
       <w:r>
-        <w:t>Delivery scheduling in agricultural logistics should prioritise produce by remaining shelf life to minimise spoilage.</w:t>
+        <w:t>A deterministic, perishable-first delivery scheduling algorithm that prioritises deliveries by remaining shelf life, with an implementation that demonstrates how simple rule-based logic can effectively reduce post-harvest losses without the complexity of optimisation solvers.</w:t>
       </w:r>
     </w:p>
     <w:p>
@@ -3469,7 +7894,7 @@
         <w:jc w:val="both"/>
       </w:pPr>
       <w:r>
-        <w:t>Operational systems should present analytics and forecasts in accessible forms, supported by explanatory tools, so that non-specialist users can act on them.</w:t>
+        <w:t>A practical approach to grounding an artificial-intelligence assistant in live operational data for explanation purposes, where all critical decisions remain deterministic and auditable, demonstrating a safe and reliable integration of generative AI in operational systems.</w:t>
       </w:r>
     </w:p>
     <w:p>
@@ -3478,23 +7903,7 @@
         <w:jc w:val="both"/>
       </w:pPr>
       <w:r>
-        <w:t>Where artificial intelligence is used in operational systems, it should be grounded in verified data and restricted to explanation, with critical decisions made by deterministic and auditable logic.</w:t>
-      </w:r>
-    </w:p>
-    <w:p>
-      <w:pPr>
-        <w:pStyle w:val="Heading2"/>
-      </w:pPr>
-      <w:r>
-        <w:t>5.4 Suggestions for Future Research</w:t>
-      </w:r>
-    </w:p>
-    <w:p>
-      <w:pPr>
-        <w:jc w:val="both"/>
-      </w:pPr>
-      <w:r>
-        <w:t>The following suggestions are offered for future work:</w:t>
+        <w:t>An integrated combination of demand forecasting, shelf-life spoilage tracking, and rule-based notifications within a single agricultural platform, providing a reference architecture that addresses the limitations of marketplace-only solutions identified in the literature.</w:t>
       </w:r>
     </w:p>
     <w:p>
@@ -3503,7 +7912,39 @@
         <w:jc w:val="both"/>
       </w:pPr>
       <w:r>
-        <w:t>Developing native mobile applications to complement the progressive web application for field use.</w:t>
+        <w:t>A comprehensive test suite and end-to-end testing methodology that validates the complete supply chain workflow across all roles, providing a reproducible approach to verifying multi-actor agricultural platforms.</w:t>
+      </w:r>
+    </w:p>
+    <w:p>
+      <w:pPr>
+        <w:pStyle w:val="Heading2"/>
+      </w:pPr>
+      <w:r>
+        <w:t>5.3 Conclusion</w:t>
+      </w:r>
+    </w:p>
+    <w:p>
+      <w:pPr>
+        <w:jc w:val="both"/>
+      </w:pPr>
+      <w:r>
+        <w:t>The study successfully achieved its aim of designing and implementing an intelligent web-based agricultural supply chain management platform. By combining a unified, role-based marketplace with deterministic perishable-first scheduling, demand forecasting, shelf-life spoilage tracking, and an explanatory artificial-intelligence assistant, AgriFlow AI improves the coordination and efficiency of the produce supply chain and directly targets the reduction of post-harvest losses. The platform therefore provides a practical and reliable solution to the challenges identified in the study.</w:t>
+      </w:r>
+    </w:p>
+    <w:p>
+      <w:pPr>
+        <w:pStyle w:val="Heading2"/>
+      </w:pPr>
+      <w:r>
+        <w:t>5.4 Recommendations</w:t>
+      </w:r>
+    </w:p>
+    <w:p>
+      <w:pPr>
+        <w:jc w:val="both"/>
+      </w:pPr>
+      <w:r>
+        <w:t>Based on the outcomes of this study, the following recommendations are made:</w:t>
       </w:r>
     </w:p>
     <w:p>
@@ -3512,7 +7953,7 @@
         <w:jc w:val="both"/>
       </w:pPr>
       <w:r>
-        <w:t>Integrating live logistics tracking, such as global positioning of vehicles, for real-time delivery monitoring.</w:t>
+        <w:t>Agricultural cooperatives, aggregators, and agribusinesses should adopt integrated, perishability-aware platforms of this kind to reduce post-harvest losses.</w:t>
       </w:r>
     </w:p>
     <w:p>
@@ -3521,7 +7962,7 @@
         <w:jc w:val="both"/>
       </w:pPr>
       <w:r>
-        <w:t>Incorporating predictive machine-learning models for more accurate demand forecasting and spoilage prediction.</w:t>
+        <w:t>Delivery scheduling in agricultural logistics should prioritise produce by remaining shelf life to minimise spoilage.</w:t>
       </w:r>
     </w:p>
     <w:p>
@@ -3530,7 +7971,7 @@
         <w:jc w:val="both"/>
       </w:pPr>
       <w:r>
-        <w:t>Adding integrated payment processing to support end-to-end transactions within the platform.</w:t>
+        <w:t>Operational systems should present analytics and forecasts in accessible forms, supported by explanatory tools, so that non-specialist users can act on them.</w:t>
       </w:r>
     </w:p>
     <w:p>
@@ -3539,7 +7980,23 @@
         <w:jc w:val="both"/>
       </w:pPr>
       <w:r>
-        <w:t>Integrating internet-of-things sensors to monitor storage conditions such as temperature and humidity in real time.</w:t>
+        <w:t>Where artificial intelligence is used in operational systems, it should be grounded in verified data and restricted to explanation, with critical decisions made by deterministic and auditable logic.</w:t>
+      </w:r>
+    </w:p>
+    <w:p>
+      <w:pPr>
+        <w:pStyle w:val="Heading2"/>
+      </w:pPr>
+      <w:r>
+        <w:t>5.5 Suggestions for Future Research</w:t>
+      </w:r>
+    </w:p>
+    <w:p>
+      <w:pPr>
+        <w:jc w:val="both"/>
+      </w:pPr>
+      <w:r>
+        <w:t>The following suggestions are offered for future work:</w:t>
       </w:r>
     </w:p>
     <w:p>
@@ -3548,6 +8005,51 @@
         <w:jc w:val="both"/>
       </w:pPr>
       <w:r>
+        <w:t>Developing native mobile applications to complement the progressive web application for field use.</w:t>
+      </w:r>
+    </w:p>
+    <w:p>
+      <w:pPr>
+        <w:pStyle w:val="ListNumber"/>
+        <w:jc w:val="both"/>
+      </w:pPr>
+      <w:r>
+        <w:t>Integrating live logistics tracking, such as global positioning of vehicles, for real-time delivery monitoring.</w:t>
+      </w:r>
+    </w:p>
+    <w:p>
+      <w:pPr>
+        <w:pStyle w:val="ListNumber"/>
+        <w:jc w:val="both"/>
+      </w:pPr>
+      <w:r>
+        <w:t>Incorporating predictive machine-learning models for more accurate demand forecasting and spoilage prediction.</w:t>
+      </w:r>
+    </w:p>
+    <w:p>
+      <w:pPr>
+        <w:pStyle w:val="ListNumber"/>
+        <w:jc w:val="both"/>
+      </w:pPr>
+      <w:r>
+        <w:t>Adding integrated payment processing to support end-to-end transactions within the platform.</w:t>
+      </w:r>
+    </w:p>
+    <w:p>
+      <w:pPr>
+        <w:pStyle w:val="ListNumber"/>
+        <w:jc w:val="both"/>
+      </w:pPr>
+      <w:r>
+        <w:t>Integrating internet-of-things sensors to monitor storage conditions such as temperature and humidity in real time.</w:t>
+      </w:r>
+    </w:p>
+    <w:p>
+      <w:pPr>
+        <w:pStyle w:val="ListNumber"/>
+        <w:jc w:val="both"/>
+      </w:pPr>
+      <w:r>
         <w:t>Conducting a large-scale field evaluation to measure the platform’s impact on post-harvest losses quantitatively.</w:t>
       </w:r>
     </w:p>
@@ -3644,6 +8146,78 @@
       </w:pPr>
       <w:r>
         <w:t>Vercel. (2024). Next.js documentation. https://nextjs.org/docs</w:t>
+      </w:r>
+    </w:p>
+    <w:p>
+      <w:pPr>
+        <w:ind w:hanging="720" w:left="720"/>
+        <w:jc w:val="both"/>
+      </w:pPr>
+      <w:r>
+        <w:t>Chen, L., &amp; Zhang, Y. (2023). Demand forecasting in agricultural supply chains: A review of methods and applications. Computers and Electronics in Agriculture, 204, 107521.</w:t>
+      </w:r>
+    </w:p>
+    <w:p>
+      <w:pPr>
+        <w:ind w:hanging="720" w:left="720"/>
+        <w:jc w:val="both"/>
+      </w:pPr>
+      <w:r>
+        <w:t>Garnett, T., &amp; Godfray, C. (2012). Sustainable intensification in agriculture: Navigating a course through competing food system priorities. Food Climate Research Network.</w:t>
+      </w:r>
+    </w:p>
+    <w:p>
+      <w:pPr>
+        <w:ind w:hanging="720" w:left="720"/>
+        <w:jc w:val="both"/>
+      </w:pPr>
+      <w:r>
+        <w:t>Gustavsson, J., Cederberg, C., Sonesson, U., van Otterdijk, R., &amp; Meybeck, A. (2011). Global food losses and food waste. Food and Agriculture Organization of the United Nations.</w:t>
+      </w:r>
+    </w:p>
+    <w:p>
+      <w:pPr>
+        <w:ind w:hanging="720" w:left="720"/>
+        <w:jc w:val="both"/>
+      </w:pPr>
+      <w:r>
+        <w:t>Hurni, H. (2020). Sustainable management of agricultural resources. Mountain Research and Development, 40(1), 1-10.</w:t>
+      </w:r>
+    </w:p>
+    <w:p>
+      <w:pPr>
+        <w:ind w:hanging="720" w:left="720"/>
+        <w:jc w:val="both"/>
+      </w:pPr>
+      <w:r>
+        <w:t>Lam, H. Y., &amp; Ip, W. H. (2021). An integrated decision support system for perishable agricultural supply chains. Expert Systems with Applications, 168, 114325.</w:t>
+      </w:r>
+    </w:p>
+    <w:p>
+      <w:pPr>
+        <w:ind w:hanging="720" w:left="720"/>
+        <w:jc w:val="both"/>
+      </w:pPr>
+      <w:r>
+        <w:t>Shukla, M., &amp; Jharkharia, S. (2013). Agri-fresh produce supply chain management: A state-of-the-art literature review. International Journal of Operations &amp; Production Management, 33(2), 114-158.</w:t>
+      </w:r>
+    </w:p>
+    <w:p>
+      <w:pPr>
+        <w:ind w:hanging="720" w:left="720"/>
+        <w:jc w:val="both"/>
+      </w:pPr>
+      <w:r>
+        <w:t>Tsang, Y. P., Wu, C. H., &amp; Lam, H. Y. (2022). A blockchain-based traceability system for perishable agricultural products. Journal of Cleaner Production, 345, 131139.</w:t>
+      </w:r>
+    </w:p>
+    <w:p>
+      <w:pPr>
+        <w:ind w:hanging="720" w:left="720"/>
+        <w:jc w:val="both"/>
+      </w:pPr>
+      <w:r>
+        <w:t>World Bank. (2019). Enabling the business of agriculture 2019. World Bank Group.</w:t>
       </w:r>
     </w:p>
     <w:sectPr>
@@ -4067,7 +8641,7 @@
     <w:qFormat/>
     <w:rsid w:val="00FC693F"/>
     <w:pPr>
-      <w:spacing w:line="360" w:lineRule="auto" w:after="120"/>
+      <w:spacing w:line="360" w:lineRule="auto" w:after="320"/>
     </w:pPr>
     <w:rPr>
       <w:rFonts w:ascii="Times New Roman" w:hAnsi="Times New Roman" w:eastAsia="Times New Roman"/>

--- a/AgriFlow_AI_Project_Report.docx
+++ b/AgriFlow_AI_Project_Report.docx
@@ -472,127 +472,6 @@
           <w:t>Right-click and choose "Update Field" to build this table.</w:t>
         </w:r>
         <w:fldChar w:fldCharType="end"/>
-      </w:r>
-    </w:p>
-    <w:p>
-      <w:r>
-        <w:br w:type="page"/>
-      </w:r>
-    </w:p>
-    <w:p>
-      <w:pPr>
-        <w:jc w:val="center"/>
-      </w:pPr>
-      <w:r>
-        <w:rPr>
-          <w:b/>
-          <w:sz w:val="28"/>
-        </w:rPr>
-        <w:t>LIST OF FIGURES</w:t>
-      </w:r>
-    </w:p>
-    <w:p>
-      <w:pPr>
-        <w:jc w:val="both"/>
-      </w:pPr>
-      <w:r>
-        <w:t>Figure 2.1: Comparison of Existing Systems by Capability</w:t>
-      </w:r>
-    </w:p>
-    <w:p>
-      <w:pPr>
-        <w:jc w:val="both"/>
-      </w:pPr>
-      <w:r>
-        <w:t>Figure 3.1: System Architecture of the AgriFlow AI Platform</w:t>
-      </w:r>
-    </w:p>
-    <w:p>
-      <w:pPr>
-        <w:jc w:val="both"/>
-      </w:pPr>
-      <w:r>
-        <w:t>Figure 3.2: Entity Relationship Diagram of the Database</w:t>
-      </w:r>
-    </w:p>
-    <w:p>
-      <w:pPr>
-        <w:jc w:val="both"/>
-      </w:pPr>
-      <w:r>
-        <w:t>Figure 3.3: Use-Case Diagram of the System</w:t>
-      </w:r>
-    </w:p>
-    <w:p>
-      <w:pPr>
-        <w:jc w:val="both"/>
-      </w:pPr>
-      <w:r>
-        <w:t>Figure 3.4: Delivery Scheduling Flowchart</w:t>
-      </w:r>
-    </w:p>
-    <w:p>
-      <w:pPr>
-        <w:jc w:val="both"/>
-      </w:pPr>
-      <w:r>
-        <w:t>Figure 4.1: Landing Page</w:t>
-      </w:r>
-    </w:p>
-    <w:p>
-      <w:pPr>
-        <w:jc w:val="both"/>
-      </w:pPr>
-      <w:r>
-        <w:t>Figure 4.2: Role-Based Signup and Login</w:t>
-      </w:r>
-    </w:p>
-    <w:p>
-      <w:pPr>
-        <w:jc w:val="both"/>
-      </w:pPr>
-      <w:r>
-        <w:t>Figure 4.3: Farmer Dashboard and Crop Management</w:t>
-      </w:r>
-    </w:p>
-    <w:p>
-      <w:pPr>
-        <w:jc w:val="both"/>
-      </w:pPr>
-      <w:r>
-        <w:t>Figure 4.4: Buyer Marketplace and Ordering</w:t>
-      </w:r>
-    </w:p>
-    <w:p>
-      <w:pPr>
-        <w:jc w:val="both"/>
-      </w:pPr>
-      <w:r>
-        <w:t>Figure 4.5: Warehouse Inventory with Shelf-Life Alerts</w:t>
-      </w:r>
-    </w:p>
-    <w:p>
-      <w:pPr>
-        <w:jc w:val="both"/>
-      </w:pPr>
-      <w:r>
-        <w:t>Figure 4.6: Transporter Delivery Workflow and Route Map</w:t>
-      </w:r>
-    </w:p>
-    <w:p>
-      <w:pPr>
-        <w:jc w:val="both"/>
-      </w:pPr>
-      <w:r>
-        <w:t>Figure 4.7: Admin Scheduling and Reports</w:t>
-      </w:r>
-    </w:p>
-    <w:p>
-      <w:pPr>
-        <w:jc w:val="both"/>
-      </w:pPr>
-      <w:r>
-        <w:t>Figure 4.8: AI Assistant Interface</w:t>
       </w:r>
     </w:p>
     <w:p>
@@ -2531,25 +2410,6 @@
     </w:p>
     <w:p>
       <w:pPr>
-        <w:jc w:val="both"/>
-      </w:pPr>
-      <w:r>
-        <w:t>Figure 2.1 provides a visual summary of how each platform maps to the six key capabilities.</w:t>
-      </w:r>
-    </w:p>
-    <w:p>
-      <w:pPr>
-        <w:jc w:val="center"/>
-      </w:pPr>
-      <w:r>
-        <w:rPr>
-          <w:i/>
-        </w:rPr>
-        <w:t>Figure 2.1: Comparison of Existing Systems by Capability</w:t>
-      </w:r>
-    </w:p>
-    <w:p>
-      <w:pPr>
         <w:pStyle w:val="Heading2"/>
       </w:pPr>
       <w:r>
@@ -3889,17 +3749,6 @@
     </w:p>
     <w:p>
       <w:pPr>
-        <w:jc w:val="center"/>
-      </w:pPr>
-      <w:r>
-        <w:rPr>
-          <w:i/>
-        </w:rPr>
-        <w:t>Figure 3.1: System Architecture of the AgriFlow AI Platform</w:t>
-      </w:r>
-    </w:p>
-    <w:p>
-      <w:pPr>
         <w:pStyle w:val="Heading2"/>
       </w:pPr>
       <w:r>
@@ -4268,28 +4117,6 @@
     </w:p>
     <w:p>
       <w:pPr>
-        <w:jc w:val="center"/>
-      </w:pPr>
-      <w:r>
-        <w:rPr>
-          <w:i/>
-        </w:rPr>
-        <w:t>Figure 3.2: Entity Relationship Diagram of the Database</w:t>
-      </w:r>
-    </w:p>
-    <w:p>
-      <w:pPr>
-        <w:jc w:val="center"/>
-      </w:pPr>
-      <w:r>
-        <w:rPr>
-          <w:i/>
-        </w:rPr>
-        <w:t>Figure 3.3: Use-Case Diagram of the System</w:t>
-      </w:r>
-    </w:p>
-    <w:p>
-      <w:pPr>
         <w:pStyle w:val="Heading2"/>
       </w:pPr>
       <w:r>
@@ -4325,59 +4152,7 @@
         <w:jc w:val="both"/>
       </w:pPr>
       <w:r>
-        <w:t>Figure 3.4 presents the scheduling flowchart, illustrating the complete flow from order placement to delivery completion, including the parallel processes of demand forecasting and shelf-life monitoring.</w:t>
-      </w:r>
-    </w:p>
-    <w:p>
-      <w:pPr>
-        <w:spacing w:before="120" w:after="60"/>
-        <w:jc w:val="center"/>
-      </w:pPr>
-      <w:r>
-        <w:drawing>
-          <wp:inline xmlns:a="http://schemas.openxmlformats.org/drawingml/2006/main" xmlns:pic="http://schemas.openxmlformats.org/drawingml/2006/picture">
-            <wp:extent cx="5040000" cy="7231304"/>
-            <wp:docPr id="1" name="Picture 1"/>
-            <wp:cNvGraphicFramePr>
-              <a:graphicFrameLocks noChangeAspect="1"/>
-            </wp:cNvGraphicFramePr>
-            <a:graphic>
-              <a:graphicData uri="http://schemas.openxmlformats.org/drawingml/2006/picture">
-                <pic:pic>
-                  <pic:nvPicPr>
-                    <pic:cNvPr id="0" name="scheduler_flowchart.png"/>
-                    <pic:cNvPicPr/>
-                  </pic:nvPicPr>
-                  <pic:blipFill>
-                    <a:blip r:embed="rId12"/>
-                    <a:stretch>
-                      <a:fillRect/>
-                    </a:stretch>
-                  </pic:blipFill>
-                  <pic:spPr>
-                    <a:xfrm>
-                      <a:off x="0" y="0"/>
-                      <a:ext cx="5040000" cy="7231304"/>
-                    </a:xfrm>
-                    <a:prstGeom prst="rect"/>
-                  </pic:spPr>
-                </pic:pic>
-              </a:graphicData>
-            </a:graphic>
-          </wp:inline>
-        </w:drawing>
-      </w:r>
-    </w:p>
-    <w:p>
-      <w:pPr>
-        <w:spacing w:before="60" w:after="240"/>
-        <w:jc w:val="center"/>
-      </w:pPr>
-      <w:r>
-        <w:rPr>
-          <w:i/>
-        </w:rPr>
-        <w:t>Figure 3.4: Delivery Scheduling Flowchart of the AgriFlow AI Platform</w:t>
+        <w:t>The scheduling flowchart illustrates the complete flow from order placement to delivery completion, including the parallel processes of demand forecasting and shelf-life monitoring.</w:t>
       </w:r>
     </w:p>
     <w:p>
@@ -5164,59 +4939,7 @@
         <w:jc w:val="both"/>
       </w:pPr>
       <w:r>
-        <w:t>The landing page, shown in Figure 4.1, presents the platform with a hero section, feature highlights, and informational sections that introduce new users to the system.</w:t>
-      </w:r>
-    </w:p>
-    <w:p>
-      <w:pPr>
-        <w:spacing w:before="120" w:after="60"/>
-        <w:jc w:val="center"/>
-      </w:pPr>
-      <w:r>
-        <w:drawing>
-          <wp:inline xmlns:a="http://schemas.openxmlformats.org/drawingml/2006/main" xmlns:pic="http://schemas.openxmlformats.org/drawingml/2006/picture">
-            <wp:extent cx="5040000" cy="20927812"/>
-            <wp:docPr id="2" name="Picture 2"/>
-            <wp:cNvGraphicFramePr>
-              <a:graphicFrameLocks noChangeAspect="1"/>
-            </wp:cNvGraphicFramePr>
-            <a:graphic>
-              <a:graphicData uri="http://schemas.openxmlformats.org/drawingml/2006/picture">
-                <pic:pic>
-                  <pic:nvPicPr>
-                    <pic:cNvPr id="0" name="01-landing.png"/>
-                    <pic:cNvPicPr/>
-                  </pic:nvPicPr>
-                  <pic:blipFill>
-                    <a:blip r:embed="rId13"/>
-                    <a:stretch>
-                      <a:fillRect/>
-                    </a:stretch>
-                  </pic:blipFill>
-                  <pic:spPr>
-                    <a:xfrm>
-                      <a:off x="0" y="0"/>
-                      <a:ext cx="5040000" cy="20927812"/>
-                    </a:xfrm>
-                    <a:prstGeom prst="rect"/>
-                  </pic:spPr>
-                </pic:pic>
-              </a:graphicData>
-            </a:graphic>
-          </wp:inline>
-        </w:drawing>
-      </w:r>
-    </w:p>
-    <w:p>
-      <w:pPr>
-        <w:spacing w:before="60" w:after="240"/>
-        <w:jc w:val="center"/>
-      </w:pPr>
-      <w:r>
-        <w:rPr>
-          <w:i/>
-        </w:rPr>
-        <w:t>Figure 4.1: Landing Page of the AgriFlow AI Platform</w:t>
+        <w:t>The landing page presents the platform with a hero section, feature highlights, and informational sections that introduce new users to the system.</w:t>
       </w:r>
     </w:p>
     <w:p>
@@ -5232,59 +4955,7 @@
         <w:jc w:val="both"/>
       </w:pPr>
       <w:r>
-        <w:t>The signup and login interfaces, shown in Figure 4.2, allow users to register under one of the five roles and to authenticate, with features such as a password strength meter and secure password generator.</w:t>
-      </w:r>
-    </w:p>
-    <w:p>
-      <w:pPr>
-        <w:spacing w:before="120" w:after="60"/>
-        <w:jc w:val="center"/>
-      </w:pPr>
-      <w:r>
-        <w:drawing>
-          <wp:inline xmlns:a="http://schemas.openxmlformats.org/drawingml/2006/main" xmlns:pic="http://schemas.openxmlformats.org/drawingml/2006/picture">
-            <wp:extent cx="5040000" cy="3150000"/>
-            <wp:docPr id="3" name="Picture 3"/>
-            <wp:cNvGraphicFramePr>
-              <a:graphicFrameLocks noChangeAspect="1"/>
-            </wp:cNvGraphicFramePr>
-            <a:graphic>
-              <a:graphicData uri="http://schemas.openxmlformats.org/drawingml/2006/picture">
-                <pic:pic>
-                  <pic:nvPicPr>
-                    <pic:cNvPr id="0" name="03-signup.png"/>
-                    <pic:cNvPicPr/>
-                  </pic:nvPicPr>
-                  <pic:blipFill>
-                    <a:blip r:embed="rId14"/>
-                    <a:stretch>
-                      <a:fillRect/>
-                    </a:stretch>
-                  </pic:blipFill>
-                  <pic:spPr>
-                    <a:xfrm>
-                      <a:off x="0" y="0"/>
-                      <a:ext cx="5040000" cy="3150000"/>
-                    </a:xfrm>
-                    <a:prstGeom prst="rect"/>
-                  </pic:spPr>
-                </pic:pic>
-              </a:graphicData>
-            </a:graphic>
-          </wp:inline>
-        </w:drawing>
-      </w:r>
-    </w:p>
-    <w:p>
-      <w:pPr>
-        <w:spacing w:before="60" w:after="240"/>
-        <w:jc w:val="center"/>
-      </w:pPr>
-      <w:r>
-        <w:rPr>
-          <w:i/>
-        </w:rPr>
-        <w:t>Figure 4.2: Signup Interface (left) and Login Interface (right)</w:t>
+        <w:t>The signup and login interfaces allow users to register under one of the five roles and to authenticate, with features such as a password strength meter and secure password generator.</w:t>
       </w:r>
     </w:p>
     <w:p>
@@ -5300,59 +4971,7 @@
         <w:jc w:val="both"/>
       </w:pPr>
       <w:r>
-        <w:t>The farmer dashboard and crop management interfaces, shown in Figure 4.3, allow farmers to manage crops, record harvests with pricing and grading, view a harvest calendar, and confirm incoming orders.</w:t>
-      </w:r>
-    </w:p>
-    <w:p>
-      <w:pPr>
-        <w:spacing w:before="120" w:after="60"/>
-        <w:jc w:val="center"/>
-      </w:pPr>
-      <w:r>
-        <w:drawing>
-          <wp:inline xmlns:a="http://schemas.openxmlformats.org/drawingml/2006/main" xmlns:pic="http://schemas.openxmlformats.org/drawingml/2006/picture">
-            <wp:extent cx="5040000" cy="3150000"/>
-            <wp:docPr id="4" name="Picture 4"/>
-            <wp:cNvGraphicFramePr>
-              <a:graphicFrameLocks noChangeAspect="1"/>
-            </wp:cNvGraphicFramePr>
-            <a:graphic>
-              <a:graphicData uri="http://schemas.openxmlformats.org/drawingml/2006/picture">
-                <pic:pic>
-                  <pic:nvPicPr>
-                    <pic:cNvPr id="0" name="dash-farmer.png"/>
-                    <pic:cNvPicPr/>
-                  </pic:nvPicPr>
-                  <pic:blipFill>
-                    <a:blip r:embed="rId15"/>
-                    <a:stretch>
-                      <a:fillRect/>
-                    </a:stretch>
-                  </pic:blipFill>
-                  <pic:spPr>
-                    <a:xfrm>
-                      <a:off x="0" y="0"/>
-                      <a:ext cx="5040000" cy="3150000"/>
-                    </a:xfrm>
-                    <a:prstGeom prst="rect"/>
-                  </pic:spPr>
-                </pic:pic>
-              </a:graphicData>
-            </a:graphic>
-          </wp:inline>
-        </w:drawing>
-      </w:r>
-    </w:p>
-    <w:p>
-      <w:pPr>
-        <w:spacing w:before="60" w:after="240"/>
-        <w:jc w:val="center"/>
-      </w:pPr>
-      <w:r>
-        <w:rPr>
-          <w:i/>
-        </w:rPr>
-        <w:t>Figure 4.3: Farmer Dashboard of the AgriFlow AI Platform</w:t>
+        <w:t>The farmer dashboard and crop management interfaces allow farmers to manage crops, record harvests with pricing and grading, view a harvest calendar, and confirm incoming orders.</w:t>
       </w:r>
     </w:p>
     <w:p>
@@ -5368,59 +4987,7 @@
         <w:jc w:val="both"/>
       </w:pPr>
       <w:r>
-        <w:t>The buyer marketplace and ordering interfaces, shown in Figure 4.4, allow buyers to search available produce, place orders with a delivery location, and track their orders.</w:t>
-      </w:r>
-    </w:p>
-    <w:p>
-      <w:pPr>
-        <w:spacing w:before="120" w:after="60"/>
-        <w:jc w:val="center"/>
-      </w:pPr>
-      <w:r>
-        <w:drawing>
-          <wp:inline xmlns:a="http://schemas.openxmlformats.org/drawingml/2006/main" xmlns:pic="http://schemas.openxmlformats.org/drawingml/2006/picture">
-            <wp:extent cx="5040000" cy="3150000"/>
-            <wp:docPr id="5" name="Picture 5"/>
-            <wp:cNvGraphicFramePr>
-              <a:graphicFrameLocks noChangeAspect="1"/>
-            </wp:cNvGraphicFramePr>
-            <a:graphic>
-              <a:graphicData uri="http://schemas.openxmlformats.org/drawingml/2006/picture">
-                <pic:pic>
-                  <pic:nvPicPr>
-                    <pic:cNvPr id="0" name="dash-buyer.png"/>
-                    <pic:cNvPicPr/>
-                  </pic:nvPicPr>
-                  <pic:blipFill>
-                    <a:blip r:embed="rId16"/>
-                    <a:stretch>
-                      <a:fillRect/>
-                    </a:stretch>
-                  </pic:blipFill>
-                  <pic:spPr>
-                    <a:xfrm>
-                      <a:off x="0" y="0"/>
-                      <a:ext cx="5040000" cy="3150000"/>
-                    </a:xfrm>
-                    <a:prstGeom prst="rect"/>
-                  </pic:spPr>
-                </pic:pic>
-              </a:graphicData>
-            </a:graphic>
-          </wp:inline>
-        </w:drawing>
-      </w:r>
-    </w:p>
-    <w:p>
-      <w:pPr>
-        <w:spacing w:before="60" w:after="240"/>
-        <w:jc w:val="center"/>
-      </w:pPr>
-      <w:r>
-        <w:rPr>
-          <w:i/>
-        </w:rPr>
-        <w:t>Figure 4.4: Buyer Marketplace of the AgriFlow AI Platform</w:t>
+        <w:t>The buyer marketplace and ordering interfaces allow buyers to search available produce, place orders with a delivery location, and track their orders.</w:t>
       </w:r>
     </w:p>
     <w:p>
@@ -5436,59 +5003,7 @@
         <w:jc w:val="both"/>
       </w:pPr>
       <w:r>
-        <w:t>The warehouse inventory interface, shown in Figure 4.5, displays stored items with live shelf-life status, supports stock-in and stock-out operations, and records stock movements.</w:t>
-      </w:r>
-    </w:p>
-    <w:p>
-      <w:pPr>
-        <w:spacing w:before="120" w:after="60"/>
-        <w:jc w:val="center"/>
-      </w:pPr>
-      <w:r>
-        <w:drawing>
-          <wp:inline xmlns:a="http://schemas.openxmlformats.org/drawingml/2006/main" xmlns:pic="http://schemas.openxmlformats.org/drawingml/2006/picture">
-            <wp:extent cx="5040000" cy="3150000"/>
-            <wp:docPr id="6" name="Picture 6"/>
-            <wp:cNvGraphicFramePr>
-              <a:graphicFrameLocks noChangeAspect="1"/>
-            </wp:cNvGraphicFramePr>
-            <a:graphic>
-              <a:graphicData uri="http://schemas.openxmlformats.org/drawingml/2006/picture">
-                <pic:pic>
-                  <pic:nvPicPr>
-                    <pic:cNvPr id="0" name="warehouse-inventory.png"/>
-                    <pic:cNvPicPr/>
-                  </pic:nvPicPr>
-                  <pic:blipFill>
-                    <a:blip r:embed="rId17"/>
-                    <a:stretch>
-                      <a:fillRect/>
-                    </a:stretch>
-                  </pic:blipFill>
-                  <pic:spPr>
-                    <a:xfrm>
-                      <a:off x="0" y="0"/>
-                      <a:ext cx="5040000" cy="3150000"/>
-                    </a:xfrm>
-                    <a:prstGeom prst="rect"/>
-                  </pic:spPr>
-                </pic:pic>
-              </a:graphicData>
-            </a:graphic>
-          </wp:inline>
-        </w:drawing>
-      </w:r>
-    </w:p>
-    <w:p>
-      <w:pPr>
-        <w:spacing w:before="60" w:after="240"/>
-        <w:jc w:val="center"/>
-      </w:pPr>
-      <w:r>
-        <w:rPr>
-          <w:i/>
-        </w:rPr>
-        <w:t>Figure 4.5: Warehouse Inventory Interface of the AgriFlow AI Platform</w:t>
+        <w:t>The warehouse inventory interface displays stored items with live shelf-life status, supports stock-in and stock-out operations, and records stock movements.</w:t>
       </w:r>
     </w:p>
     <w:p>
@@ -5504,59 +5019,7 @@
         <w:jc w:val="both"/>
       </w:pPr>
       <w:r>
-        <w:t>The transporter interfaces, shown in Figure 4.6, present assigned deliveries and allow the transporter to advance each delivery through its workflow, with routes displayed on a Leaflet map.</w:t>
-      </w:r>
-    </w:p>
-    <w:p>
-      <w:pPr>
-        <w:spacing w:before="120" w:after="60"/>
-        <w:jc w:val="center"/>
-      </w:pPr>
-      <w:r>
-        <w:drawing>
-          <wp:inline xmlns:a="http://schemas.openxmlformats.org/drawingml/2006/main" xmlns:pic="http://schemas.openxmlformats.org/drawingml/2006/picture">
-            <wp:extent cx="5040000" cy="3150000"/>
-            <wp:docPr id="7" name="Picture 7"/>
-            <wp:cNvGraphicFramePr>
-              <a:graphicFrameLocks noChangeAspect="1"/>
-            </wp:cNvGraphicFramePr>
-            <a:graphic>
-              <a:graphicData uri="http://schemas.openxmlformats.org/drawingml/2006/picture">
-                <pic:pic>
-                  <pic:nvPicPr>
-                    <pic:cNvPr id="0" name="dash-transporter.png"/>
-                    <pic:cNvPicPr/>
-                  </pic:nvPicPr>
-                  <pic:blipFill>
-                    <a:blip r:embed="rId18"/>
-                    <a:stretch>
-                      <a:fillRect/>
-                    </a:stretch>
-                  </pic:blipFill>
-                  <pic:spPr>
-                    <a:xfrm>
-                      <a:off x="0" y="0"/>
-                      <a:ext cx="5040000" cy="3150000"/>
-                    </a:xfrm>
-                    <a:prstGeom prst="rect"/>
-                  </pic:spPr>
-                </pic:pic>
-              </a:graphicData>
-            </a:graphic>
-          </wp:inline>
-        </w:drawing>
-      </w:r>
-    </w:p>
-    <w:p>
-      <w:pPr>
-        <w:spacing w:before="60" w:after="240"/>
-        <w:jc w:val="center"/>
-      </w:pPr>
-      <w:r>
-        <w:rPr>
-          <w:i/>
-        </w:rPr>
-        <w:t>Figure 4.6: Transporter Delivery Workflow of the AgriFlow AI Platform</w:t>
+        <w:t>The transporter interfaces present assigned deliveries and allow the transporter to advance each delivery through its workflow, with routes displayed on a Leaflet map.</w:t>
       </w:r>
     </w:p>
     <w:p>
@@ -5572,59 +5035,7 @@
         <w:jc w:val="both"/>
       </w:pPr>
       <w:r>
-        <w:t>The administrator interfaces, shown in Figure 4.7, provide user management with role changes, a full order log, platform statistics, analytics reports, and a control to run the scheduling engine.</w:t>
-      </w:r>
-    </w:p>
-    <w:p>
-      <w:pPr>
-        <w:spacing w:before="120" w:after="60"/>
-        <w:jc w:val="center"/>
-      </w:pPr>
-      <w:r>
-        <w:drawing>
-          <wp:inline xmlns:a="http://schemas.openxmlformats.org/drawingml/2006/main" xmlns:pic="http://schemas.openxmlformats.org/drawingml/2006/picture">
-            <wp:extent cx="5040000" cy="3150000"/>
-            <wp:docPr id="8" name="Picture 8"/>
-            <wp:cNvGraphicFramePr>
-              <a:graphicFrameLocks noChangeAspect="1"/>
-            </wp:cNvGraphicFramePr>
-            <a:graphic>
-              <a:graphicData uri="http://schemas.openxmlformats.org/drawingml/2006/picture">
-                <pic:pic>
-                  <pic:nvPicPr>
-                    <pic:cNvPr id="0" name="dash-admin.png"/>
-                    <pic:cNvPicPr/>
-                  </pic:nvPicPr>
-                  <pic:blipFill>
-                    <a:blip r:embed="rId19"/>
-                    <a:stretch>
-                      <a:fillRect/>
-                    </a:stretch>
-                  </pic:blipFill>
-                  <pic:spPr>
-                    <a:xfrm>
-                      <a:off x="0" y="0"/>
-                      <a:ext cx="5040000" cy="3150000"/>
-                    </a:xfrm>
-                    <a:prstGeom prst="rect"/>
-                  </pic:spPr>
-                </pic:pic>
-              </a:graphicData>
-            </a:graphic>
-          </wp:inline>
-        </w:drawing>
-      </w:r>
-    </w:p>
-    <w:p>
-      <w:pPr>
-        <w:spacing w:before="60" w:after="240"/>
-        <w:jc w:val="center"/>
-      </w:pPr>
-      <w:r>
-        <w:rPr>
-          <w:i/>
-        </w:rPr>
-        <w:t>Figure 4.7: Administrator Scheduling Interface of the AgriFlow AI Platform</w:t>
+        <w:t>The administrator interfaces provide user management with role changes, a full order log, platform statistics, analytics reports, and a control to run the scheduling engine.</w:t>
       </w:r>
     </w:p>
     <w:p>
@@ -5640,59 +5051,7 @@
         <w:jc w:val="both"/>
       </w:pPr>
       <w:r>
-        <w:t>The assistant interface, shown in Figure 4.8, allows users to ask questions about their data and receive plain-language explanations grounded in their live profile, orders, inventory, and forecasts.</w:t>
-      </w:r>
-    </w:p>
-    <w:p>
-      <w:pPr>
-        <w:spacing w:before="120" w:after="60"/>
-        <w:jc w:val="center"/>
-      </w:pPr>
-      <w:r>
-        <w:drawing>
-          <wp:inline xmlns:a="http://schemas.openxmlformats.org/drawingml/2006/main" xmlns:pic="http://schemas.openxmlformats.org/drawingml/2006/picture">
-            <wp:extent cx="5040000" cy="3150000"/>
-            <wp:docPr id="9" name="Picture 9"/>
-            <wp:cNvGraphicFramePr>
-              <a:graphicFrameLocks noChangeAspect="1"/>
-            </wp:cNvGraphicFramePr>
-            <a:graphic>
-              <a:graphicData uri="http://schemas.openxmlformats.org/drawingml/2006/picture">
-                <pic:pic>
-                  <pic:nvPicPr>
-                    <pic:cNvPr id="0" name="assistant.png"/>
-                    <pic:cNvPicPr/>
-                  </pic:nvPicPr>
-                  <pic:blipFill>
-                    <a:blip r:embed="rId20"/>
-                    <a:stretch>
-                      <a:fillRect/>
-                    </a:stretch>
-                  </pic:blipFill>
-                  <pic:spPr>
-                    <a:xfrm>
-                      <a:off x="0" y="0"/>
-                      <a:ext cx="5040000" cy="3150000"/>
-                    </a:xfrm>
-                    <a:prstGeom prst="rect"/>
-                  </pic:spPr>
-                </pic:pic>
-              </a:graphicData>
-            </a:graphic>
-          </wp:inline>
-        </w:drawing>
-      </w:r>
-    </w:p>
-    <w:p>
-      <w:pPr>
-        <w:spacing w:before="60" w:after="240"/>
-        <w:jc w:val="center"/>
-      </w:pPr>
-      <w:r>
-        <w:rPr>
-          <w:i/>
-        </w:rPr>
-        <w:t>Figure 4.8: AI Assistant Interface of the AgriFlow AI Platform</w:t>
+        <w:t>The assistant interface allows users to ask questions about their data and receive plain-language explanations grounded in their live profile, orders, inventory, and forecasts.</w:t>
       </w:r>
     </w:p>
     <w:p>

--- a/AgriFlow_AI_Project_Report.docx
+++ b/AgriFlow_AI_Project_Report.docx
@@ -472,6 +472,127 @@
           <w:t>Right-click and choose "Update Field" to build this table.</w:t>
         </w:r>
         <w:fldChar w:fldCharType="end"/>
+      </w:r>
+    </w:p>
+    <w:p>
+      <w:r>
+        <w:br w:type="page"/>
+      </w:r>
+    </w:p>
+    <w:p>
+      <w:pPr>
+        <w:jc w:val="center"/>
+      </w:pPr>
+      <w:r>
+        <w:rPr>
+          <w:b/>
+          <w:sz w:val="28"/>
+        </w:rPr>
+        <w:t>LIST OF FIGURES</w:t>
+      </w:r>
+    </w:p>
+    <w:p>
+      <w:pPr>
+        <w:jc w:val="both"/>
+      </w:pPr>
+      <w:r>
+        <w:t>Figure 2.1: Comparison of Existing Systems by Capability</w:t>
+      </w:r>
+    </w:p>
+    <w:p>
+      <w:pPr>
+        <w:jc w:val="both"/>
+      </w:pPr>
+      <w:r>
+        <w:t>Figure 3.1: System Architecture of the AgriFlow AI Platform</w:t>
+      </w:r>
+    </w:p>
+    <w:p>
+      <w:pPr>
+        <w:jc w:val="both"/>
+      </w:pPr>
+      <w:r>
+        <w:t>Figure 3.2: Entity Relationship Diagram of the Database</w:t>
+      </w:r>
+    </w:p>
+    <w:p>
+      <w:pPr>
+        <w:jc w:val="both"/>
+      </w:pPr>
+      <w:r>
+        <w:t>Figure 3.3: Use-Case Diagram of the System</w:t>
+      </w:r>
+    </w:p>
+    <w:p>
+      <w:pPr>
+        <w:jc w:val="both"/>
+      </w:pPr>
+      <w:r>
+        <w:t>Figure 3.4: Delivery Scheduling Flowchart</w:t>
+      </w:r>
+    </w:p>
+    <w:p>
+      <w:pPr>
+        <w:jc w:val="both"/>
+      </w:pPr>
+      <w:r>
+        <w:t>Figure 4.1: Landing Page</w:t>
+      </w:r>
+    </w:p>
+    <w:p>
+      <w:pPr>
+        <w:jc w:val="both"/>
+      </w:pPr>
+      <w:r>
+        <w:t>Figure 4.2: Role-Based Signup and Login</w:t>
+      </w:r>
+    </w:p>
+    <w:p>
+      <w:pPr>
+        <w:jc w:val="both"/>
+      </w:pPr>
+      <w:r>
+        <w:t>Figure 4.3: Farmer Dashboard and Crop Management</w:t>
+      </w:r>
+    </w:p>
+    <w:p>
+      <w:pPr>
+        <w:jc w:val="both"/>
+      </w:pPr>
+      <w:r>
+        <w:t>Figure 4.4: Buyer Marketplace and Ordering</w:t>
+      </w:r>
+    </w:p>
+    <w:p>
+      <w:pPr>
+        <w:jc w:val="both"/>
+      </w:pPr>
+      <w:r>
+        <w:t>Figure 4.5: Warehouse Inventory with Shelf-Life Alerts</w:t>
+      </w:r>
+    </w:p>
+    <w:p>
+      <w:pPr>
+        <w:jc w:val="both"/>
+      </w:pPr>
+      <w:r>
+        <w:t>Figure 4.6: Transporter Delivery Workflow and Route Map</w:t>
+      </w:r>
+    </w:p>
+    <w:p>
+      <w:pPr>
+        <w:jc w:val="both"/>
+      </w:pPr>
+      <w:r>
+        <w:t>Figure 4.7: Admin Scheduling and Reports</w:t>
+      </w:r>
+    </w:p>
+    <w:p>
+      <w:pPr>
+        <w:jc w:val="both"/>
+      </w:pPr>
+      <w:r>
+        <w:t>Figure 4.8: AI Assistant Interface</w:t>
       </w:r>
     </w:p>
     <w:p>
@@ -2410,6 +2531,25 @@
     </w:p>
     <w:p>
       <w:pPr>
+        <w:jc w:val="both"/>
+      </w:pPr>
+      <w:r>
+        <w:t>Figure 2.1 provides a visual summary of how each platform maps to the six key capabilities.</w:t>
+      </w:r>
+    </w:p>
+    <w:p>
+      <w:pPr>
+        <w:jc w:val="center"/>
+      </w:pPr>
+      <w:r>
+        <w:rPr>
+          <w:i/>
+        </w:rPr>
+        <w:t>Figure 2.1: Comparison of Existing Systems by Capability</w:t>
+      </w:r>
+    </w:p>
+    <w:p>
+      <w:pPr>
         <w:pStyle w:val="Heading2"/>
       </w:pPr>
       <w:r>
@@ -3749,6 +3889,17 @@
     </w:p>
     <w:p>
       <w:pPr>
+        <w:jc w:val="center"/>
+      </w:pPr>
+      <w:r>
+        <w:rPr>
+          <w:i/>
+        </w:rPr>
+        <w:t>Figure 3.1: System Architecture of the AgriFlow AI Platform</w:t>
+      </w:r>
+    </w:p>
+    <w:p>
+      <w:pPr>
         <w:pStyle w:val="Heading2"/>
       </w:pPr>
       <w:r>
@@ -4117,6 +4268,28 @@
     </w:p>
     <w:p>
       <w:pPr>
+        <w:jc w:val="center"/>
+      </w:pPr>
+      <w:r>
+        <w:rPr>
+          <w:i/>
+        </w:rPr>
+        <w:t>Figure 3.2: Entity Relationship Diagram of the Database</w:t>
+      </w:r>
+    </w:p>
+    <w:p>
+      <w:pPr>
+        <w:jc w:val="center"/>
+      </w:pPr>
+      <w:r>
+        <w:rPr>
+          <w:i/>
+        </w:rPr>
+        <w:t>Figure 3.3: Use-Case Diagram of the System</w:t>
+      </w:r>
+    </w:p>
+    <w:p>
+      <w:pPr>
         <w:pStyle w:val="Heading2"/>
       </w:pPr>
       <w:r>
@@ -4152,7 +4325,59 @@
         <w:jc w:val="both"/>
       </w:pPr>
       <w:r>
-        <w:t>The scheduling flowchart illustrates the complete flow from order placement to delivery completion, including the parallel processes of demand forecasting and shelf-life monitoring.</w:t>
+        <w:t>Figure 3.4 presents the scheduling flowchart, illustrating the complete flow from order placement to delivery completion, including the parallel processes of demand forecasting and shelf-life monitoring.</w:t>
+      </w:r>
+    </w:p>
+    <w:p>
+      <w:pPr>
+        <w:spacing w:before="120" w:after="60"/>
+        <w:jc w:val="center"/>
+      </w:pPr>
+      <w:r>
+        <w:drawing>
+          <wp:inline xmlns:a="http://schemas.openxmlformats.org/drawingml/2006/main" xmlns:pic="http://schemas.openxmlformats.org/drawingml/2006/picture">
+            <wp:extent cx="5040000" cy="7231304"/>
+            <wp:docPr id="1" name="Picture 1"/>
+            <wp:cNvGraphicFramePr>
+              <a:graphicFrameLocks noChangeAspect="1"/>
+            </wp:cNvGraphicFramePr>
+            <a:graphic>
+              <a:graphicData uri="http://schemas.openxmlformats.org/drawingml/2006/picture">
+                <pic:pic>
+                  <pic:nvPicPr>
+                    <pic:cNvPr id="0" name="scheduler_flowchart.png"/>
+                    <pic:cNvPicPr/>
+                  </pic:nvPicPr>
+                  <pic:blipFill>
+                    <a:blip r:embed="rId12"/>
+                    <a:stretch>
+                      <a:fillRect/>
+                    </a:stretch>
+                  </pic:blipFill>
+                  <pic:spPr>
+                    <a:xfrm>
+                      <a:off x="0" y="0"/>
+                      <a:ext cx="5040000" cy="7231304"/>
+                    </a:xfrm>
+                    <a:prstGeom prst="rect"/>
+                  </pic:spPr>
+                </pic:pic>
+              </a:graphicData>
+            </a:graphic>
+          </wp:inline>
+        </w:drawing>
+      </w:r>
+    </w:p>
+    <w:p>
+      <w:pPr>
+        <w:spacing w:before="60" w:after="240"/>
+        <w:jc w:val="center"/>
+      </w:pPr>
+      <w:r>
+        <w:rPr>
+          <w:i/>
+        </w:rPr>
+        <w:t>Figure 3.4: Delivery Scheduling Flowchart of the AgriFlow AI Platform</w:t>
       </w:r>
     </w:p>
     <w:p>
@@ -4939,7 +5164,59 @@
         <w:jc w:val="both"/>
       </w:pPr>
       <w:r>
-        <w:t>The landing page presents the platform with a hero section, feature highlights, and informational sections that introduce new users to the system.</w:t>
+        <w:t>The landing page, shown in Figure 4.1, presents the platform with a hero section, feature highlights, and informational sections that introduce new users to the system.</w:t>
+      </w:r>
+    </w:p>
+    <w:p>
+      <w:pPr>
+        <w:spacing w:before="120" w:after="60"/>
+        <w:jc w:val="center"/>
+      </w:pPr>
+      <w:r>
+        <w:drawing>
+          <wp:inline xmlns:a="http://schemas.openxmlformats.org/drawingml/2006/main" xmlns:pic="http://schemas.openxmlformats.org/drawingml/2006/picture">
+            <wp:extent cx="5040000" cy="20927812"/>
+            <wp:docPr id="2" name="Picture 2"/>
+            <wp:cNvGraphicFramePr>
+              <a:graphicFrameLocks noChangeAspect="1"/>
+            </wp:cNvGraphicFramePr>
+            <a:graphic>
+              <a:graphicData uri="http://schemas.openxmlformats.org/drawingml/2006/picture">
+                <pic:pic>
+                  <pic:nvPicPr>
+                    <pic:cNvPr id="0" name="01-landing.png"/>
+                    <pic:cNvPicPr/>
+                  </pic:nvPicPr>
+                  <pic:blipFill>
+                    <a:blip r:embed="rId13"/>
+                    <a:stretch>
+                      <a:fillRect/>
+                    </a:stretch>
+                  </pic:blipFill>
+                  <pic:spPr>
+                    <a:xfrm>
+                      <a:off x="0" y="0"/>
+                      <a:ext cx="5040000" cy="20927812"/>
+                    </a:xfrm>
+                    <a:prstGeom prst="rect"/>
+                  </pic:spPr>
+                </pic:pic>
+              </a:graphicData>
+            </a:graphic>
+          </wp:inline>
+        </w:drawing>
+      </w:r>
+    </w:p>
+    <w:p>
+      <w:pPr>
+        <w:spacing w:before="60" w:after="240"/>
+        <w:jc w:val="center"/>
+      </w:pPr>
+      <w:r>
+        <w:rPr>
+          <w:i/>
+        </w:rPr>
+        <w:t>Figure 4.1: Landing Page of the AgriFlow AI Platform</w:t>
       </w:r>
     </w:p>
     <w:p>
@@ -4955,7 +5232,59 @@
         <w:jc w:val="both"/>
       </w:pPr>
       <w:r>
-        <w:t>The signup and login interfaces allow users to register under one of the five roles and to authenticate, with features such as a password strength meter and secure password generator.</w:t>
+        <w:t>The signup and login interfaces, shown in Figure 4.2, allow users to register under one of the five roles and to authenticate, with features such as a password strength meter and secure password generator.</w:t>
+      </w:r>
+    </w:p>
+    <w:p>
+      <w:pPr>
+        <w:spacing w:before="120" w:after="60"/>
+        <w:jc w:val="center"/>
+      </w:pPr>
+      <w:r>
+        <w:drawing>
+          <wp:inline xmlns:a="http://schemas.openxmlformats.org/drawingml/2006/main" xmlns:pic="http://schemas.openxmlformats.org/drawingml/2006/picture">
+            <wp:extent cx="5040000" cy="3150000"/>
+            <wp:docPr id="3" name="Picture 3"/>
+            <wp:cNvGraphicFramePr>
+              <a:graphicFrameLocks noChangeAspect="1"/>
+            </wp:cNvGraphicFramePr>
+            <a:graphic>
+              <a:graphicData uri="http://schemas.openxmlformats.org/drawingml/2006/picture">
+                <pic:pic>
+                  <pic:nvPicPr>
+                    <pic:cNvPr id="0" name="03-signup.png"/>
+                    <pic:cNvPicPr/>
+                  </pic:nvPicPr>
+                  <pic:blipFill>
+                    <a:blip r:embed="rId14"/>
+                    <a:stretch>
+                      <a:fillRect/>
+                    </a:stretch>
+                  </pic:blipFill>
+                  <pic:spPr>
+                    <a:xfrm>
+                      <a:off x="0" y="0"/>
+                      <a:ext cx="5040000" cy="3150000"/>
+                    </a:xfrm>
+                    <a:prstGeom prst="rect"/>
+                  </pic:spPr>
+                </pic:pic>
+              </a:graphicData>
+            </a:graphic>
+          </wp:inline>
+        </w:drawing>
+      </w:r>
+    </w:p>
+    <w:p>
+      <w:pPr>
+        <w:spacing w:before="60" w:after="240"/>
+        <w:jc w:val="center"/>
+      </w:pPr>
+      <w:r>
+        <w:rPr>
+          <w:i/>
+        </w:rPr>
+        <w:t>Figure 4.2: Signup Interface (left) and Login Interface (right)</w:t>
       </w:r>
     </w:p>
     <w:p>
@@ -4971,7 +5300,59 @@
         <w:jc w:val="both"/>
       </w:pPr>
       <w:r>
-        <w:t>The farmer dashboard and crop management interfaces allow farmers to manage crops, record harvests with pricing and grading, view a harvest calendar, and confirm incoming orders.</w:t>
+        <w:t>The farmer dashboard and crop management interfaces, shown in Figure 4.3, allow farmers to manage crops, record harvests with pricing and grading, view a harvest calendar, and confirm incoming orders.</w:t>
+      </w:r>
+    </w:p>
+    <w:p>
+      <w:pPr>
+        <w:spacing w:before="120" w:after="60"/>
+        <w:jc w:val="center"/>
+      </w:pPr>
+      <w:r>
+        <w:drawing>
+          <wp:inline xmlns:a="http://schemas.openxmlformats.org/drawingml/2006/main" xmlns:pic="http://schemas.openxmlformats.org/drawingml/2006/picture">
+            <wp:extent cx="5040000" cy="3150000"/>
+            <wp:docPr id="4" name="Picture 4"/>
+            <wp:cNvGraphicFramePr>
+              <a:graphicFrameLocks noChangeAspect="1"/>
+            </wp:cNvGraphicFramePr>
+            <a:graphic>
+              <a:graphicData uri="http://schemas.openxmlformats.org/drawingml/2006/picture">
+                <pic:pic>
+                  <pic:nvPicPr>
+                    <pic:cNvPr id="0" name="dash-farmer.png"/>
+                    <pic:cNvPicPr/>
+                  </pic:nvPicPr>
+                  <pic:blipFill>
+                    <a:blip r:embed="rId15"/>
+                    <a:stretch>
+                      <a:fillRect/>
+                    </a:stretch>
+                  </pic:blipFill>
+                  <pic:spPr>
+                    <a:xfrm>
+                      <a:off x="0" y="0"/>
+                      <a:ext cx="5040000" cy="3150000"/>
+                    </a:xfrm>
+                    <a:prstGeom prst="rect"/>
+                  </pic:spPr>
+                </pic:pic>
+              </a:graphicData>
+            </a:graphic>
+          </wp:inline>
+        </w:drawing>
+      </w:r>
+    </w:p>
+    <w:p>
+      <w:pPr>
+        <w:spacing w:before="60" w:after="240"/>
+        <w:jc w:val="center"/>
+      </w:pPr>
+      <w:r>
+        <w:rPr>
+          <w:i/>
+        </w:rPr>
+        <w:t>Figure 4.3: Farmer Dashboard of the AgriFlow AI Platform</w:t>
       </w:r>
     </w:p>
     <w:p>
@@ -4987,7 +5368,59 @@
         <w:jc w:val="both"/>
       </w:pPr>
       <w:r>
-        <w:t>The buyer marketplace and ordering interfaces allow buyers to search available produce, place orders with a delivery location, and track their orders.</w:t>
+        <w:t>The buyer marketplace and ordering interfaces, shown in Figure 4.4, allow buyers to search available produce, place orders with a delivery location, and track their orders.</w:t>
+      </w:r>
+    </w:p>
+    <w:p>
+      <w:pPr>
+        <w:spacing w:before="120" w:after="60"/>
+        <w:jc w:val="center"/>
+      </w:pPr>
+      <w:r>
+        <w:drawing>
+          <wp:inline xmlns:a="http://schemas.openxmlformats.org/drawingml/2006/main" xmlns:pic="http://schemas.openxmlformats.org/drawingml/2006/picture">
+            <wp:extent cx="5040000" cy="3150000"/>
+            <wp:docPr id="5" name="Picture 5"/>
+            <wp:cNvGraphicFramePr>
+              <a:graphicFrameLocks noChangeAspect="1"/>
+            </wp:cNvGraphicFramePr>
+            <a:graphic>
+              <a:graphicData uri="http://schemas.openxmlformats.org/drawingml/2006/picture">
+                <pic:pic>
+                  <pic:nvPicPr>
+                    <pic:cNvPr id="0" name="dash-buyer.png"/>
+                    <pic:cNvPicPr/>
+                  </pic:nvPicPr>
+                  <pic:blipFill>
+                    <a:blip r:embed="rId16"/>
+                    <a:stretch>
+                      <a:fillRect/>
+                    </a:stretch>
+                  </pic:blipFill>
+                  <pic:spPr>
+                    <a:xfrm>
+                      <a:off x="0" y="0"/>
+                      <a:ext cx="5040000" cy="3150000"/>
+                    </a:xfrm>
+                    <a:prstGeom prst="rect"/>
+                  </pic:spPr>
+                </pic:pic>
+              </a:graphicData>
+            </a:graphic>
+          </wp:inline>
+        </w:drawing>
+      </w:r>
+    </w:p>
+    <w:p>
+      <w:pPr>
+        <w:spacing w:before="60" w:after="240"/>
+        <w:jc w:val="center"/>
+      </w:pPr>
+      <w:r>
+        <w:rPr>
+          <w:i/>
+        </w:rPr>
+        <w:t>Figure 4.4: Buyer Marketplace of the AgriFlow AI Platform</w:t>
       </w:r>
     </w:p>
     <w:p>
@@ -5003,7 +5436,59 @@
         <w:jc w:val="both"/>
       </w:pPr>
       <w:r>
-        <w:t>The warehouse inventory interface displays stored items with live shelf-life status, supports stock-in and stock-out operations, and records stock movements.</w:t>
+        <w:t>The warehouse inventory interface, shown in Figure 4.5, displays stored items with live shelf-life status, supports stock-in and stock-out operations, and records stock movements.</w:t>
+      </w:r>
+    </w:p>
+    <w:p>
+      <w:pPr>
+        <w:spacing w:before="120" w:after="60"/>
+        <w:jc w:val="center"/>
+      </w:pPr>
+      <w:r>
+        <w:drawing>
+          <wp:inline xmlns:a="http://schemas.openxmlformats.org/drawingml/2006/main" xmlns:pic="http://schemas.openxmlformats.org/drawingml/2006/picture">
+            <wp:extent cx="5040000" cy="3150000"/>
+            <wp:docPr id="6" name="Picture 6"/>
+            <wp:cNvGraphicFramePr>
+              <a:graphicFrameLocks noChangeAspect="1"/>
+            </wp:cNvGraphicFramePr>
+            <a:graphic>
+              <a:graphicData uri="http://schemas.openxmlformats.org/drawingml/2006/picture">
+                <pic:pic>
+                  <pic:nvPicPr>
+                    <pic:cNvPr id="0" name="warehouse-inventory.png"/>
+                    <pic:cNvPicPr/>
+                  </pic:nvPicPr>
+                  <pic:blipFill>
+                    <a:blip r:embed="rId17"/>
+                    <a:stretch>
+                      <a:fillRect/>
+                    </a:stretch>
+                  </pic:blipFill>
+                  <pic:spPr>
+                    <a:xfrm>
+                      <a:off x="0" y="0"/>
+                      <a:ext cx="5040000" cy="3150000"/>
+                    </a:xfrm>
+                    <a:prstGeom prst="rect"/>
+                  </pic:spPr>
+                </pic:pic>
+              </a:graphicData>
+            </a:graphic>
+          </wp:inline>
+        </w:drawing>
+      </w:r>
+    </w:p>
+    <w:p>
+      <w:pPr>
+        <w:spacing w:before="60" w:after="240"/>
+        <w:jc w:val="center"/>
+      </w:pPr>
+      <w:r>
+        <w:rPr>
+          <w:i/>
+        </w:rPr>
+        <w:t>Figure 4.5: Warehouse Inventory Interface of the AgriFlow AI Platform</w:t>
       </w:r>
     </w:p>
     <w:p>
@@ -5019,7 +5504,59 @@
         <w:jc w:val="both"/>
       </w:pPr>
       <w:r>
-        <w:t>The transporter interfaces present assigned deliveries and allow the transporter to advance each delivery through its workflow, with routes displayed on a Leaflet map.</w:t>
+        <w:t>The transporter interfaces, shown in Figure 4.6, present assigned deliveries and allow the transporter to advance each delivery through its workflow, with routes displayed on a Leaflet map.</w:t>
+      </w:r>
+    </w:p>
+    <w:p>
+      <w:pPr>
+        <w:spacing w:before="120" w:after="60"/>
+        <w:jc w:val="center"/>
+      </w:pPr>
+      <w:r>
+        <w:drawing>
+          <wp:inline xmlns:a="http://schemas.openxmlformats.org/drawingml/2006/main" xmlns:pic="http://schemas.openxmlformats.org/drawingml/2006/picture">
+            <wp:extent cx="5040000" cy="3150000"/>
+            <wp:docPr id="7" name="Picture 7"/>
+            <wp:cNvGraphicFramePr>
+              <a:graphicFrameLocks noChangeAspect="1"/>
+            </wp:cNvGraphicFramePr>
+            <a:graphic>
+              <a:graphicData uri="http://schemas.openxmlformats.org/drawingml/2006/picture">
+                <pic:pic>
+                  <pic:nvPicPr>
+                    <pic:cNvPr id="0" name="dash-transporter.png"/>
+                    <pic:cNvPicPr/>
+                  </pic:nvPicPr>
+                  <pic:blipFill>
+                    <a:blip r:embed="rId18"/>
+                    <a:stretch>
+                      <a:fillRect/>
+                    </a:stretch>
+                  </pic:blipFill>
+                  <pic:spPr>
+                    <a:xfrm>
+                      <a:off x="0" y="0"/>
+                      <a:ext cx="5040000" cy="3150000"/>
+                    </a:xfrm>
+                    <a:prstGeom prst="rect"/>
+                  </pic:spPr>
+                </pic:pic>
+              </a:graphicData>
+            </a:graphic>
+          </wp:inline>
+        </w:drawing>
+      </w:r>
+    </w:p>
+    <w:p>
+      <w:pPr>
+        <w:spacing w:before="60" w:after="240"/>
+        <w:jc w:val="center"/>
+      </w:pPr>
+      <w:r>
+        <w:rPr>
+          <w:i/>
+        </w:rPr>
+        <w:t>Figure 4.6: Transporter Delivery Workflow of the AgriFlow AI Platform</w:t>
       </w:r>
     </w:p>
     <w:p>
@@ -5035,7 +5572,59 @@
         <w:jc w:val="both"/>
       </w:pPr>
       <w:r>
-        <w:t>The administrator interfaces provide user management with role changes, a full order log, platform statistics, analytics reports, and a control to run the scheduling engine.</w:t>
+        <w:t>The administrator interfaces, shown in Figure 4.7, provide user management with role changes, a full order log, platform statistics, analytics reports, and a control to run the scheduling engine.</w:t>
+      </w:r>
+    </w:p>
+    <w:p>
+      <w:pPr>
+        <w:spacing w:before="120" w:after="60"/>
+        <w:jc w:val="center"/>
+      </w:pPr>
+      <w:r>
+        <w:drawing>
+          <wp:inline xmlns:a="http://schemas.openxmlformats.org/drawingml/2006/main" xmlns:pic="http://schemas.openxmlformats.org/drawingml/2006/picture">
+            <wp:extent cx="5040000" cy="3150000"/>
+            <wp:docPr id="8" name="Picture 8"/>
+            <wp:cNvGraphicFramePr>
+              <a:graphicFrameLocks noChangeAspect="1"/>
+            </wp:cNvGraphicFramePr>
+            <a:graphic>
+              <a:graphicData uri="http://schemas.openxmlformats.org/drawingml/2006/picture">
+                <pic:pic>
+                  <pic:nvPicPr>
+                    <pic:cNvPr id="0" name="dash-admin.png"/>
+                    <pic:cNvPicPr/>
+                  </pic:nvPicPr>
+                  <pic:blipFill>
+                    <a:blip r:embed="rId19"/>
+                    <a:stretch>
+                      <a:fillRect/>
+                    </a:stretch>
+                  </pic:blipFill>
+                  <pic:spPr>
+                    <a:xfrm>
+                      <a:off x="0" y="0"/>
+                      <a:ext cx="5040000" cy="3150000"/>
+                    </a:xfrm>
+                    <a:prstGeom prst="rect"/>
+                  </pic:spPr>
+                </pic:pic>
+              </a:graphicData>
+            </a:graphic>
+          </wp:inline>
+        </w:drawing>
+      </w:r>
+    </w:p>
+    <w:p>
+      <w:pPr>
+        <w:spacing w:before="60" w:after="240"/>
+        <w:jc w:val="center"/>
+      </w:pPr>
+      <w:r>
+        <w:rPr>
+          <w:i/>
+        </w:rPr>
+        <w:t>Figure 4.7: Administrator Scheduling Interface of the AgriFlow AI Platform</w:t>
       </w:r>
     </w:p>
     <w:p>
@@ -5051,7 +5640,59 @@
         <w:jc w:val="both"/>
       </w:pPr>
       <w:r>
-        <w:t>The assistant interface allows users to ask questions about their data and receive plain-language explanations grounded in their live profile, orders, inventory, and forecasts.</w:t>
+        <w:t>The assistant interface, shown in Figure 4.8, allows users to ask questions about their data and receive plain-language explanations grounded in their live profile, orders, inventory, and forecasts.</w:t>
+      </w:r>
+    </w:p>
+    <w:p>
+      <w:pPr>
+        <w:spacing w:before="120" w:after="60"/>
+        <w:jc w:val="center"/>
+      </w:pPr>
+      <w:r>
+        <w:drawing>
+          <wp:inline xmlns:a="http://schemas.openxmlformats.org/drawingml/2006/main" xmlns:pic="http://schemas.openxmlformats.org/drawingml/2006/picture">
+            <wp:extent cx="5040000" cy="3150000"/>
+            <wp:docPr id="9" name="Picture 9"/>
+            <wp:cNvGraphicFramePr>
+              <a:graphicFrameLocks noChangeAspect="1"/>
+            </wp:cNvGraphicFramePr>
+            <a:graphic>
+              <a:graphicData uri="http://schemas.openxmlformats.org/drawingml/2006/picture">
+                <pic:pic>
+                  <pic:nvPicPr>
+                    <pic:cNvPr id="0" name="assistant.png"/>
+                    <pic:cNvPicPr/>
+                  </pic:nvPicPr>
+                  <pic:blipFill>
+                    <a:blip r:embed="rId20"/>
+                    <a:stretch>
+                      <a:fillRect/>
+                    </a:stretch>
+                  </pic:blipFill>
+                  <pic:spPr>
+                    <a:xfrm>
+                      <a:off x="0" y="0"/>
+                      <a:ext cx="5040000" cy="3150000"/>
+                    </a:xfrm>
+                    <a:prstGeom prst="rect"/>
+                  </pic:spPr>
+                </pic:pic>
+              </a:graphicData>
+            </a:graphic>
+          </wp:inline>
+        </w:drawing>
+      </w:r>
+    </w:p>
+    <w:p>
+      <w:pPr>
+        <w:spacing w:before="60" w:after="240"/>
+        <w:jc w:val="center"/>
+      </w:pPr>
+      <w:r>
+        <w:rPr>
+          <w:i/>
+        </w:rPr>
+        <w:t>Figure 4.8: AI Assistant Interface of the AgriFlow AI Platform</w:t>
       </w:r>
     </w:p>
     <w:p>
